--- a/HDSD_Dieu_hanh_goi_thau_nhiem_vu.docx
+++ b/HDSD_Dieu_hanh_goi_thau_nhiem_vu.docx
@@ -1,21 +1,19 @@
 
 <file path=word/document.xml><?xml version="1.0" encoding="utf-8"?>
-<w:document xmlns:wpc="http://schemas.microsoft.com/office/word/2010/wordprocessingCanvas" xmlns:mc="http://schemas.openxmlformats.org/markup-compatibility/2006" xmlns:o="urn:schemas-microsoft-com:office:office" xmlns:r="http://schemas.openxmlformats.org/officeDocument/2006/relationships" xmlns:m="http://schemas.openxmlformats.org/officeDocument/2006/math" xmlns:v="urn:schemas-microsoft-com:vml" xmlns:wp14="http://schemas.microsoft.com/office/word/2010/wordprocessingDrawing" xmlns:wp="http://schemas.openxmlformats.org/drawingml/2006/wordprocessingDrawing" xmlns:w10="urn:schemas-microsoft-com:office:word" xmlns:w="http://schemas.openxmlformats.org/wordprocessingml/2006/main" xmlns:w14="http://schemas.microsoft.com/office/word/2010/wordml" xmlns:w15="http://schemas.microsoft.com/office/word/2012/wordml" xmlns:wpg="http://schemas.microsoft.com/office/word/2010/wordprocessingGroup" xmlns:wpi="http://schemas.microsoft.com/office/word/2010/wordprocessingInk" xmlns:wne="http://schemas.microsoft.com/office/word/2006/wordml" xmlns:wps="http://schemas.microsoft.com/office/word/2010/wordprocessingShape" xmlns:cx="http://schemas.microsoft.com/office/drawing/2014/chartex" xmlns:cx1="http://schemas.microsoft.com/office/drawing/2015/9/8/chartex" xmlns:cx2="http://schemas.microsoft.com/office/drawing/2015/10/21/chartex" xmlns:cx3="http://schemas.microsoft.com/office/drawing/2016/5/9/chartex" xmlns:cx4="http://schemas.microsoft.com/office/drawing/2016/5/10/chartex" xmlns:cx5="http://schemas.microsoft.com/office/drawing/2016/5/11/chartex" xmlns:cx6="http://schemas.microsoft.com/office/drawing/2016/5/12/chartex" xmlns:cx7="http://schemas.microsoft.com/office/drawing/2016/5/13/chartex" xmlns:cx8="http://schemas.microsoft.com/office/drawing/2016/5/14/chartex" xmlns:aink="http://schemas.microsoft.com/office/drawing/2016/ink" xmlns:am3d="http://schemas.microsoft.com/office/drawing/2017/model3d" xmlns:w16cex="http://schemas.microsoft.com/office/word/2018/wordml/cex" xmlns:w16cid="http://schemas.microsoft.com/office/word/2016/wordml/cid" xmlns:w16="http://schemas.microsoft.com/office/word/2018/wordml" xmlns:w16sdtdh="http://schemas.microsoft.com/office/word/2020/wordml/sdtdatahash" xmlns:w16se="http://schemas.microsoft.com/office/word/2015/wordml/symex" mc:Ignorable="w14 w15 wp14">
+<w:document xmlns:wpc="http://schemas.microsoft.com/office/word/2010/wordprocessingCanvas" xmlns:cx="http://schemas.microsoft.com/office/drawing/2014/chartex" xmlns:cx1="http://schemas.microsoft.com/office/drawing/2015/9/8/chartex" xmlns:cx2="http://schemas.microsoft.com/office/drawing/2015/10/21/chartex" xmlns:cx3="http://schemas.microsoft.com/office/drawing/2016/5/9/chartex" xmlns:cx4="http://schemas.microsoft.com/office/drawing/2016/5/10/chartex" xmlns:cx5="http://schemas.microsoft.com/office/drawing/2016/5/11/chartex" xmlns:cx6="http://schemas.microsoft.com/office/drawing/2016/5/12/chartex" xmlns:cx7="http://schemas.microsoft.com/office/drawing/2016/5/13/chartex" xmlns:cx8="http://schemas.microsoft.com/office/drawing/2016/5/14/chartex" xmlns:mc="http://schemas.openxmlformats.org/markup-compatibility/2006" xmlns:aink="http://schemas.microsoft.com/office/drawing/2016/ink" xmlns:am3d="http://schemas.microsoft.com/office/drawing/2017/model3d" xmlns:o="urn:schemas-microsoft-com:office:office" xmlns:oel="http://schemas.microsoft.com/office/2019/extlst" xmlns:r="http://schemas.openxmlformats.org/officeDocument/2006/relationships" xmlns:m="http://schemas.openxmlformats.org/officeDocument/2006/math" xmlns:v="urn:schemas-microsoft-com:vml" xmlns:wp14="http://schemas.microsoft.com/office/word/2010/wordprocessingDrawing" xmlns:wp="http://schemas.openxmlformats.org/drawingml/2006/wordprocessingDrawing" xmlns:w10="urn:schemas-microsoft-com:office:word" xmlns:w="http://schemas.openxmlformats.org/wordprocessingml/2006/main" xmlns:w14="http://schemas.microsoft.com/office/word/2010/wordml" xmlns:w15="http://schemas.microsoft.com/office/word/2012/wordml" xmlns:w16cex="http://schemas.microsoft.com/office/word/2018/wordml/cex" xmlns:w16cid="http://schemas.microsoft.com/office/word/2016/wordml/cid" xmlns:w16="http://schemas.microsoft.com/office/word/2018/wordml" xmlns:w16du="http://schemas.microsoft.com/office/word/2023/wordml/word16du" xmlns:w16sdtdh="http://schemas.microsoft.com/office/word/2020/wordml/sdtdatahash" xmlns:w16sdtfl="http://schemas.microsoft.com/office/word/2024/wordml/sdtformatlock" xmlns:w16se="http://schemas.microsoft.com/office/word/2015/wordml/symex" xmlns:wpg="http://schemas.microsoft.com/office/word/2010/wordprocessingGroup" xmlns:wpi="http://schemas.microsoft.com/office/word/2010/wordprocessingInk" xmlns:wne="http://schemas.microsoft.com/office/word/2006/wordml" xmlns:wps="http://schemas.microsoft.com/office/word/2010/wordprocessingShape" mc:Ignorable="w14 w15 w16se w16cid w16 w16cex w16sdtdh w16sdtfl w16du wp14">
   <w:body>
     <w:p>
       <w:pPr>
-        <w:spacing w:after="0"/>
         <w:jc w:val="center"/>
       </w:pPr>
       <w:r>
         <w:rPr>
-          <w:rFonts w:ascii="Times New Roman" w:cs="Times New Roman" w:eastAsia="Times New Roman" w:hAnsi="Times New Roman"/>
           <w:b/>
           <w:bCs/>
           <w:sz w:val="24"/>
           <w:szCs w:val="24"/>
         </w:rPr>
-        <w:t xml:space="preserve">BAN QLDA HẠ TẦNG VIỄN THÔNG</w:t>
+        <w:t>BAN QLDA HẠ TẦNG VIỄN THÔNG</w:t>
       </w:r>
     </w:p>
     <w:p>
@@ -25,13 +23,12 @@
       </w:pPr>
       <w:r>
         <w:rPr>
-          <w:rFonts w:ascii="Times New Roman" w:cs="Times New Roman" w:eastAsia="Times New Roman" w:hAnsi="Times New Roman"/>
           <w:b/>
           <w:bCs/>
           <w:sz w:val="24"/>
           <w:szCs w:val="24"/>
         </w:rPr>
-        <w:t xml:space="preserve">PHÒNG QUẢN LÝ HẠ TẦNG</w:t>
+        <w:t>PHÒNG QUẢN LÝ HẠ TẦNG</w:t>
       </w:r>
     </w:p>
     <w:p>
@@ -41,14 +38,13 @@
       </w:pPr>
       <w:r>
         <w:rPr>
-          <w:rFonts w:ascii="Times New Roman" w:cs="Times New Roman" w:eastAsia="Times New Roman" w:hAnsi="Times New Roman"/>
           <w:b/>
           <w:bCs/>
           <w:color w:val="C8002B"/>
           <w:sz w:val="32"/>
           <w:szCs w:val="32"/>
         </w:rPr>
-        <w:t xml:space="preserve">HƯỚNG DẪN SỬ DỤNG NHANH</w:t>
+        <w:t>HƯỚNG DẪN SỬ DỤNG NHANH</w:t>
       </w:r>
     </w:p>
     <w:p>
@@ -58,13 +54,12 @@
       </w:pPr>
       <w:r>
         <w:rPr>
-          <w:rFonts w:ascii="Times New Roman" w:cs="Times New Roman" w:eastAsia="Times New Roman" w:hAnsi="Times New Roman"/>
           <w:b/>
           <w:bCs/>
           <w:sz w:val="28"/>
           <w:szCs w:val="28"/>
         </w:rPr>
-        <w:t xml:space="preserve">Hệ thống Điều hành gói thầu, hợp đồng &amp; nhiệm vụ</w:t>
+        <w:t>Hệ thống Điều hành gói thầu, hợp đồng &amp; nhiệm vụ</w:t>
       </w:r>
     </w:p>
     <w:p>
@@ -74,30 +69,48 @@
       </w:pPr>
       <w:r>
         <w:rPr>
-          <w:rFonts w:ascii="Times New Roman" w:cs="Times New Roman" w:eastAsia="Times New Roman" w:hAnsi="Times New Roman"/>
           <w:i/>
           <w:iCs/>
           <w:sz w:val="24"/>
           <w:szCs w:val="24"/>
         </w:rPr>
-        <w:t xml:space="preserve">Địa chỉ: https://tien-do-goi-thau.vercel.app  ·  Phiên bản 01/10/2026</w:t>
+        <w:t xml:space="preserve">Địa chỉ: </w:t>
+      </w:r>
+      <w:proofErr w:type="gramStart"/>
+      <w:r>
+        <w:rPr>
+          <w:i/>
+          <w:iCs/>
+          <w:sz w:val="24"/>
+          <w:szCs w:val="24"/>
+        </w:rPr>
+        <w:t>https://tien-do-goi-thau.vercel.app  ·</w:t>
+      </w:r>
+      <w:proofErr w:type="gramEnd"/>
+      <w:r>
+        <w:rPr>
+          <w:i/>
+          <w:iCs/>
+          <w:sz w:val="24"/>
+          <w:szCs w:val="24"/>
+        </w:rPr>
+        <w:t xml:space="preserve">  Phiên bản 01/10/2026</w:t>
       </w:r>
     </w:p>
     <w:p>
       <w:pPr>
         <w:pStyle w:val="Heading1"/>
-        <w:spacing w:after="100" w:before="200"/>
-      </w:pPr>
-      <w:r>
-        <w:rPr>
-          <w:rFonts w:ascii="Times New Roman" w:cs="Times New Roman" w:eastAsia="Times New Roman" w:hAnsi="Times New Roman"/>
+        <w:spacing w:before="200" w:after="100"/>
+      </w:pPr>
+      <w:r>
+        <w:rPr>
           <w:b/>
           <w:bCs/>
           <w:color w:val="C8002B"/>
           <w:sz w:val="28"/>
           <w:szCs w:val="28"/>
         </w:rPr>
-        <w:t xml:space="preserve">1. Đăng nhập</w:t>
+        <w:t>1. Đăng nhập</w:t>
       </w:r>
     </w:p>
     <w:p>
@@ -107,33 +120,20 @@
           <w:ilvl w:val="0"/>
           <w:numId w:val="2"/>
         </w:numPr>
-        <w:spacing w:after="60" w:line="288"/>
-      </w:pPr>
-      <w:r>
-        <w:rPr>
-          <w:rFonts w:ascii="Times New Roman" w:cs="Times New Roman" w:eastAsia="Times New Roman" w:hAnsi="Times New Roman"/>
-          <w:sz w:val="26"/>
-          <w:szCs w:val="26"/>
-        </w:rPr>
+        <w:spacing w:after="60" w:line="288" w:lineRule="auto"/>
+      </w:pPr>
+      <w:r>
         <w:t xml:space="preserve">Mở địa chỉ trên (máy tính hoặc điện thoại), chọn </w:t>
       </w:r>
       <w:r>
         <w:rPr>
-          <w:rFonts w:ascii="Times New Roman" w:cs="Times New Roman" w:eastAsia="Times New Roman" w:hAnsi="Times New Roman"/>
-          <w:b/>
-          <w:bCs/>
-          <w:sz w:val="26"/>
-          <w:szCs w:val="26"/>
-        </w:rPr>
-        <w:t xml:space="preserve">tên của mình</w:t>
-      </w:r>
-      <w:r>
-        <w:rPr>
-          <w:rFonts w:ascii="Times New Roman" w:cs="Times New Roman" w:eastAsia="Times New Roman" w:hAnsi="Times New Roman"/>
-          <w:sz w:val="26"/>
-          <w:szCs w:val="26"/>
-        </w:rPr>
-        <w:t xml:space="preserve">.</w:t>
+          <w:b/>
+          <w:bCs/>
+        </w:rPr>
+        <w:t>tên của mình</w:t>
+      </w:r>
+      <w:r>
+        <w:t>.</w:t>
       </w:r>
     </w:p>
     <w:p>
@@ -143,33 +143,20 @@
           <w:ilvl w:val="0"/>
           <w:numId w:val="2"/>
         </w:numPr>
-        <w:spacing w:after="60" w:line="288"/>
-      </w:pPr>
-      <w:r>
-        <w:rPr>
-          <w:rFonts w:ascii="Times New Roman" w:cs="Times New Roman" w:eastAsia="Times New Roman" w:hAnsi="Times New Roman"/>
-          <w:sz w:val="26"/>
-          <w:szCs w:val="26"/>
-        </w:rPr>
+        <w:spacing w:after="60" w:line="288" w:lineRule="auto"/>
+      </w:pPr>
+      <w:r>
         <w:t xml:space="preserve">Lần đầu: hệ thống yêu cầu </w:t>
       </w:r>
       <w:r>
         <w:rPr>
-          <w:rFonts w:ascii="Times New Roman" w:cs="Times New Roman" w:eastAsia="Times New Roman" w:hAnsi="Times New Roman"/>
-          <w:b/>
-          <w:bCs/>
-          <w:sz w:val="26"/>
-          <w:szCs w:val="26"/>
-        </w:rPr>
-        <w:t xml:space="preserve">tự đặt mã PIN 4–8 chữ số</w:t>
-      </w:r>
-      <w:r>
-        <w:rPr>
-          <w:rFonts w:ascii="Times New Roman" w:cs="Times New Roman" w:eastAsia="Times New Roman" w:hAnsi="Times New Roman"/>
-          <w:sz w:val="26"/>
-          <w:szCs w:val="26"/>
-        </w:rPr>
-        <w:t xml:space="preserve">, nhập 2 lần. Các lần sau chỉ nhập PIN.</w:t>
+          <w:b/>
+          <w:bCs/>
+        </w:rPr>
+        <w:t>tự đặt mã PIN 4–8 chữ số</w:t>
+      </w:r>
+      <w:r>
+        <w:t>, nhập 2 lần. Các lần sau chỉ nhập PIN.</w:t>
       </w:r>
     </w:p>
     <w:p>
@@ -179,50 +166,36 @@
           <w:ilvl w:val="0"/>
           <w:numId w:val="2"/>
         </w:numPr>
-        <w:spacing w:after="60" w:line="288"/>
-      </w:pPr>
-      <w:r>
-        <w:rPr>
-          <w:rFonts w:ascii="Times New Roman" w:cs="Times New Roman" w:eastAsia="Times New Roman" w:hAnsi="Times New Roman"/>
-          <w:sz w:val="26"/>
-          <w:szCs w:val="26"/>
-        </w:rPr>
+        <w:spacing w:after="60" w:line="288" w:lineRule="auto"/>
+      </w:pPr>
+      <w:r>
         <w:t xml:space="preserve">Đổi PIN: nút </w:t>
       </w:r>
       <w:r>
         <w:rPr>
-          <w:rFonts w:ascii="Times New Roman" w:cs="Times New Roman" w:eastAsia="Times New Roman" w:hAnsi="Times New Roman"/>
-          <w:b/>
-          <w:bCs/>
-          <w:sz w:val="26"/>
-          <w:szCs w:val="26"/>
-        </w:rPr>
-        <w:t xml:space="preserve">Đổi PIN</w:t>
-      </w:r>
-      <w:r>
-        <w:rPr>
-          <w:rFonts w:ascii="Times New Roman" w:cs="Times New Roman" w:eastAsia="Times New Roman" w:hAnsi="Times New Roman"/>
-          <w:sz w:val="26"/>
-          <w:szCs w:val="26"/>
-        </w:rPr>
+          <w:b/>
+          <w:bCs/>
+        </w:rPr>
+        <w:t>Đổi PIN</w:t>
+      </w:r>
+      <w:r>
         <w:t xml:space="preserve"> ở góc dưới bên trái. Quên PIN hoặc nhập sai 5 lần (khóa 15 phút): báo quản trị (đ/c Hùng – hungnv71) đặt lại.</w:t>
       </w:r>
     </w:p>
     <w:p>
       <w:pPr>
         <w:pStyle w:val="Heading1"/>
-        <w:spacing w:after="100" w:before="200"/>
-      </w:pPr>
-      <w:r>
-        <w:rPr>
-          <w:rFonts w:ascii="Times New Roman" w:cs="Times New Roman" w:eastAsia="Times New Roman" w:hAnsi="Times New Roman"/>
+        <w:spacing w:before="200" w:after="100"/>
+      </w:pPr>
+      <w:r>
+        <w:rPr>
           <w:b/>
           <w:bCs/>
           <w:color w:val="C8002B"/>
           <w:sz w:val="28"/>
           <w:szCs w:val="28"/>
         </w:rPr>
-        <w:t xml:space="preserve">2. Màn hình Tổng quan</w:t>
+        <w:t>2. Màn hình Tổng quan</w:t>
       </w:r>
     </w:p>
     <w:p>
@@ -232,32 +205,19 @@
           <w:ilvl w:val="0"/>
           <w:numId w:val="3"/>
         </w:numPr>
-        <w:spacing w:after="60" w:line="288"/>
-      </w:pPr>
-      <w:r>
-        <w:rPr>
-          <w:rFonts w:ascii="Times New Roman" w:cs="Times New Roman" w:eastAsia="Times New Roman" w:hAnsi="Times New Roman"/>
-          <w:sz w:val="26"/>
-          <w:szCs w:val="26"/>
-        </w:rPr>
+        <w:spacing w:after="60" w:line="288" w:lineRule="auto"/>
+      </w:pPr>
+      <w:r>
         <w:t xml:space="preserve">Ba phân hệ </w:t>
       </w:r>
       <w:r>
         <w:rPr>
-          <w:rFonts w:ascii="Times New Roman" w:cs="Times New Roman" w:eastAsia="Times New Roman" w:hAnsi="Times New Roman"/>
-          <w:b/>
-          <w:bCs/>
-          <w:sz w:val="26"/>
-          <w:szCs w:val="26"/>
-        </w:rPr>
-        <w:t xml:space="preserve">① Lựa chọn nhà thầu · ② Hợp đồng đã ký · ③ Nhiệm vụ phòng</w:t>
-      </w:r>
-      <w:r>
-        <w:rPr>
-          <w:rFonts w:ascii="Times New Roman" w:cs="Times New Roman" w:eastAsia="Times New Roman" w:hAnsi="Times New Roman"/>
-          <w:sz w:val="26"/>
-          <w:szCs w:val="26"/>
-        </w:rPr>
+          <w:b/>
+          <w:bCs/>
+        </w:rPr>
+        <w:t>① Lựa chọn nhà thầu · ② Hợp đồng đã ký · ③ Nhiệm vụ phòng</w:t>
+      </w:r>
+      <w:r>
         <w:t xml:space="preserve"> — bấm để chuyển.</w:t>
       </w:r>
     </w:p>
@@ -268,33 +228,20 @@
           <w:ilvl w:val="0"/>
           <w:numId w:val="3"/>
         </w:numPr>
-        <w:spacing w:after="60" w:line="288"/>
-      </w:pPr>
-      <w:r>
-        <w:rPr>
-          <w:rFonts w:ascii="Times New Roman" w:cs="Times New Roman" w:eastAsia="Times New Roman" w:hAnsi="Times New Roman"/>
-          <w:sz w:val="26"/>
-          <w:szCs w:val="26"/>
-        </w:rPr>
+        <w:spacing w:after="60" w:line="288" w:lineRule="auto"/>
+      </w:pPr>
+      <w:r>
         <w:t xml:space="preserve">Bộ lọc: </w:t>
       </w:r>
       <w:r>
         <w:rPr>
-          <w:rFonts w:ascii="Times New Roman" w:cs="Times New Roman" w:eastAsia="Times New Roman" w:hAnsi="Times New Roman"/>
-          <w:b/>
-          <w:bCs/>
-          <w:sz w:val="26"/>
-          <w:szCs w:val="26"/>
-        </w:rPr>
-        <w:t xml:space="preserve">Của tôi / Toàn phòng</w:t>
-      </w:r>
-      <w:r>
-        <w:rPr>
-          <w:rFonts w:ascii="Times New Roman" w:cs="Times New Roman" w:eastAsia="Times New Roman" w:hAnsi="Times New Roman"/>
-          <w:sz w:val="26"/>
-          <w:szCs w:val="26"/>
-        </w:rPr>
-        <w:t xml:space="preserve">, cán bộ, trạng thái, ngày báo cáo, tìm kiếm. Bảng, biểu đồ và Excel luôn dùng cùng bộ lọc.</w:t>
+          <w:b/>
+          <w:bCs/>
+        </w:rPr>
+        <w:t>Của tôi / Toàn phòng</w:t>
+      </w:r>
+      <w:r>
+        <w:t>, cán bộ, trạng thái, ngày báo cáo, tìm kiếm. Bảng, biểu đồ và Excel luôn dùng cùng bộ lọc.</w:t>
       </w:r>
     </w:p>
     <w:p>
@@ -304,63 +251,45 @@
           <w:ilvl w:val="0"/>
           <w:numId w:val="3"/>
         </w:numPr>
-        <w:spacing w:after="60" w:line="288"/>
-      </w:pPr>
-      <w:r>
-        <w:rPr>
-          <w:rFonts w:ascii="Times New Roman" w:cs="Times New Roman" w:eastAsia="Times New Roman" w:hAnsi="Times New Roman"/>
-          <w:sz w:val="26"/>
-          <w:szCs w:val="26"/>
-        </w:rPr>
+        <w:spacing w:after="60" w:line="288" w:lineRule="auto"/>
+      </w:pPr>
+      <w:r>
         <w:t xml:space="preserve">Các </w:t>
       </w:r>
       <w:r>
         <w:rPr>
-          <w:rFonts w:ascii="Times New Roman" w:cs="Times New Roman" w:eastAsia="Times New Roman" w:hAnsi="Times New Roman"/>
-          <w:b/>
-          <w:bCs/>
-          <w:sz w:val="26"/>
-          <w:szCs w:val="26"/>
-        </w:rPr>
-        <w:t xml:space="preserve">thẻ chỉ tiêu</w:t>
-      </w:r>
-      <w:r>
-        <w:rPr>
-          <w:rFonts w:ascii="Times New Roman" w:cs="Times New Roman" w:eastAsia="Times New Roman" w:hAnsi="Times New Roman"/>
-          <w:sz w:val="26"/>
-          <w:szCs w:val="26"/>
-        </w:rPr>
+          <w:b/>
+          <w:bCs/>
+        </w:rPr>
+        <w:t>thẻ chỉ tiêu</w:t>
+      </w:r>
+      <w:r>
         <w:t xml:space="preserve"> bấm vào là ra đúng danh sách hồ sơ; ngay dưới là biểu đồ theo cán bộ và theo bước; tiếp theo là bảng </w:t>
       </w:r>
       <w:r>
         <w:rPr>
-          <w:rFonts w:ascii="Times New Roman" w:cs="Times New Roman" w:eastAsia="Times New Roman" w:hAnsi="Times New Roman"/>
-          <w:b/>
-          <w:bCs/>
-          <w:sz w:val="26"/>
-          <w:szCs w:val="26"/>
-        </w:rPr>
-        <w:t xml:space="preserve">Cần xử lý ưu tiên</w:t>
-      </w:r>
-      <w:r>
-        <w:rPr>
-          <w:rFonts w:ascii="Times New Roman" w:cs="Times New Roman" w:eastAsia="Times New Roman" w:hAnsi="Times New Roman"/>
-          <w:sz w:val="26"/>
-          <w:szCs w:val="26"/>
-        </w:rPr>
+          <w:b/>
+          <w:bCs/>
+        </w:rPr>
+        <w:t>Cần xử lý ưu tiên</w:t>
+      </w:r>
+      <w:r>
         <w:t xml:space="preserve"> (quá hạn xếp trước).</w:t>
       </w:r>
     </w:p>
     <w:p>
       <w:pPr>
-        <w:spacing w:after="20" w:before="80"/>
+        <w:spacing w:before="80" w:after="20"/>
         <w:jc w:val="center"/>
       </w:pPr>
       <w:r>
+        <w:rPr>
+          <w:noProof/>
+        </w:rPr>
         <w:drawing>
-          <wp:inline distT="0" distB="0" distL="0" distR="0">
+          <wp:inline distT="0" distB="0" distL="0" distR="0" wp14:anchorId="62D44543" wp14:editId="047218D9">
             <wp:extent cx="5143500" cy="2895600"/>
-            <wp:effectExtent t="0" r="0" b="0" l="0"/>
+            <wp:effectExtent l="0" t="0" r="0" b="0"/>
             <wp:docPr id="1" name="g_lcnt.png" descr="Hình 1. Tổng quan (ảnh minh họa)" title="Hình 1. Tổng quan (ảnh minh họa)"/>
             <wp:cNvGraphicFramePr>
               <a:graphicFrameLocks xmlns:a="http://schemas.openxmlformats.org/drawingml/2006/main" noChangeAspect="1"/>
@@ -369,13 +298,13 @@
               <a:graphicData uri="http://schemas.openxmlformats.org/drawingml/2006/picture">
                 <pic:pic xmlns:pic="http://schemas.openxmlformats.org/drawingml/2006/picture">
                   <pic:nvPicPr>
-                    <pic:cNvPr id="0" name="" descr=""/>
+                    <pic:cNvPr id="0" name=""/>
                     <pic:cNvPicPr>
                       <a:picLocks noChangeAspect="1" noChangeArrowheads="1"/>
                     </pic:cNvPicPr>
                   </pic:nvPicPr>
                   <pic:blipFill>
-                    <a:blip r:embed="rId8" cstate="none"/>
+                    <a:blip r:embed="rId7"/>
                     <a:srcRect/>
                     <a:stretch>
                       <a:fillRect/>
@@ -404,31 +333,49 @@
       </w:pPr>
       <w:r>
         <w:rPr>
-          <w:rFonts w:ascii="Times New Roman" w:cs="Times New Roman" w:eastAsia="Times New Roman" w:hAnsi="Times New Roman"/>
           <w:i/>
           <w:iCs/>
           <w:color w:val="586579"/>
           <w:sz w:val="22"/>
           <w:szCs w:val="22"/>
         </w:rPr>
-        <w:t xml:space="preserve">Hình 1. Tổng quan (ảnh minh họa)</w:t>
+        <w:t>Hình 1. Tổng quan (ảnh minh họa)</w:t>
       </w:r>
     </w:p>
     <w:p>
       <w:pPr>
         <w:pStyle w:val="Heading1"/>
-        <w:spacing w:after="100" w:before="200"/>
-      </w:pPr>
-      <w:r>
-        <w:rPr>
-          <w:rFonts w:ascii="Times New Roman" w:cs="Times New Roman" w:eastAsia="Times New Roman" w:hAnsi="Times New Roman"/>
+        <w:spacing w:before="200" w:after="100"/>
+      </w:pPr>
+      <w:r>
+        <w:rPr>
           <w:b/>
           <w:bCs/>
           <w:color w:val="C8002B"/>
           <w:sz w:val="28"/>
           <w:szCs w:val="28"/>
         </w:rPr>
-        <w:t xml:space="preserve">3. Cập nhật tiến độ tuần (mọi cán bộ — chậm nhất 16h30 thứ Sáu)</w:t>
+        <w:t xml:space="preserve">3. Cập nhật tiến độ tuần (mọi cán bộ — </w:t>
+      </w:r>
+      <w:r>
+        <w:rPr>
+          <w:b/>
+          <w:bCs/>
+          <w:color w:val="C8002B"/>
+          <w:sz w:val="28"/>
+          <w:szCs w:val="28"/>
+        </w:rPr>
+        <w:t>T2 Hàng tuần</w:t>
+      </w:r>
+      <w:r>
+        <w:rPr>
+          <w:b/>
+          <w:bCs/>
+          <w:color w:val="C8002B"/>
+          <w:sz w:val="28"/>
+          <w:szCs w:val="28"/>
+        </w:rPr>
+        <w:t>)</w:t>
       </w:r>
     </w:p>
     <w:p>
@@ -438,51 +385,30 @@
           <w:ilvl w:val="0"/>
           <w:numId w:val="4"/>
         </w:numPr>
-        <w:spacing w:after="60" w:line="288"/>
-      </w:pPr>
-      <w:r>
-        <w:rPr>
-          <w:rFonts w:ascii="Times New Roman" w:cs="Times New Roman" w:eastAsia="Times New Roman" w:hAnsi="Times New Roman"/>
-          <w:sz w:val="26"/>
-          <w:szCs w:val="26"/>
-        </w:rPr>
+        <w:spacing w:after="60" w:line="288" w:lineRule="auto"/>
+      </w:pPr>
+      <w:r>
         <w:t xml:space="preserve">Bấm </w:t>
       </w:r>
       <w:r>
         <w:rPr>
-          <w:rFonts w:ascii="Times New Roman" w:cs="Times New Roman" w:eastAsia="Times New Roman" w:hAnsi="Times New Roman"/>
-          <w:b/>
-          <w:bCs/>
-          <w:sz w:val="26"/>
-          <w:szCs w:val="26"/>
-        </w:rPr>
-        <w:t xml:space="preserve">Cập nhật tuần ngay</w:t>
-      </w:r>
-      <w:r>
-        <w:rPr>
-          <w:rFonts w:ascii="Times New Roman" w:cs="Times New Roman" w:eastAsia="Times New Roman" w:hAnsi="Times New Roman"/>
-          <w:sz w:val="26"/>
-          <w:szCs w:val="26"/>
-        </w:rPr>
+          <w:b/>
+          <w:bCs/>
+        </w:rPr>
+        <w:t>Cập nhật tuần ngay</w:t>
+      </w:r>
+      <w:r>
         <w:t xml:space="preserve"> trên dải nhắc màu vàng, hoặc menu </w:t>
       </w:r>
       <w:r>
         <w:rPr>
-          <w:rFonts w:ascii="Times New Roman" w:cs="Times New Roman" w:eastAsia="Times New Roman" w:hAnsi="Times New Roman"/>
-          <w:b/>
-          <w:bCs/>
-          <w:sz w:val="26"/>
-          <w:szCs w:val="26"/>
-        </w:rPr>
-        <w:t xml:space="preserve">Nhiệm vụ phòng → Cập nhật tuần</w:t>
-      </w:r>
-      <w:r>
-        <w:rPr>
-          <w:rFonts w:ascii="Times New Roman" w:cs="Times New Roman" w:eastAsia="Times New Roman" w:hAnsi="Times New Roman"/>
-          <w:sz w:val="26"/>
-          <w:szCs w:val="26"/>
-        </w:rPr>
-        <w:t xml:space="preserve">.</w:t>
+          <w:b/>
+          <w:bCs/>
+        </w:rPr>
+        <w:t>Nhiệm vụ phòng → Cập nhật tuần</w:t>
+      </w:r>
+      <w:r>
+        <w:t>.</w:t>
       </w:r>
     </w:p>
     <w:p>
@@ -492,87 +418,51 @@
           <w:ilvl w:val="0"/>
           <w:numId w:val="4"/>
         </w:numPr>
-        <w:spacing w:after="60" w:line="288"/>
-      </w:pPr>
-      <w:r>
-        <w:rPr>
-          <w:rFonts w:ascii="Times New Roman" w:cs="Times New Roman" w:eastAsia="Times New Roman" w:hAnsi="Times New Roman"/>
-          <w:sz w:val="26"/>
-          <w:szCs w:val="26"/>
-        </w:rPr>
+        <w:spacing w:after="60" w:line="288" w:lineRule="auto"/>
+      </w:pPr>
+      <w:r>
+        <w:lastRenderedPageBreak/>
         <w:t xml:space="preserve">Chỉ sửa những nhiệm vụ có thay đổi: bấm nhanh </w:t>
       </w:r>
       <w:r>
         <w:rPr>
-          <w:rFonts w:ascii="Times New Roman" w:cs="Times New Roman" w:eastAsia="Times New Roman" w:hAnsi="Times New Roman"/>
-          <w:b/>
-          <w:bCs/>
-          <w:sz w:val="26"/>
-          <w:szCs w:val="26"/>
-        </w:rPr>
-        <w:t xml:space="preserve">25 / 50 / 75 / 100%</w:t>
-      </w:r>
-      <w:r>
-        <w:rPr>
-          <w:rFonts w:ascii="Times New Roman" w:cs="Times New Roman" w:eastAsia="Times New Roman" w:hAnsi="Times New Roman"/>
-          <w:sz w:val="26"/>
-          <w:szCs w:val="26"/>
-        </w:rPr>
+          <w:b/>
+          <w:bCs/>
+        </w:rPr>
+        <w:t>25 / 50 / 75 / 100%</w:t>
+      </w:r>
+      <w:r>
         <w:t xml:space="preserve">, chọn trạng thái, ghi </w:t>
       </w:r>
       <w:r>
         <w:rPr>
-          <w:rFonts w:ascii="Times New Roman" w:cs="Times New Roman" w:eastAsia="Times New Roman" w:hAnsi="Times New Roman"/>
-          <w:b/>
-          <w:bCs/>
-          <w:sz w:val="26"/>
-          <w:szCs w:val="26"/>
-        </w:rPr>
-        <w:t xml:space="preserve">Kết quả tuần này</w:t>
-      </w:r>
-      <w:r>
-        <w:rPr>
-          <w:rFonts w:ascii="Times New Roman" w:cs="Times New Roman" w:eastAsia="Times New Roman" w:hAnsi="Times New Roman"/>
-          <w:sz w:val="26"/>
-          <w:szCs w:val="26"/>
-        </w:rPr>
+          <w:b/>
+          <w:bCs/>
+        </w:rPr>
+        <w:t>Kết quả tuần này</w:t>
+      </w:r>
+      <w:r>
         <w:t xml:space="preserve"> (có nút </w:t>
       </w:r>
       <w:r>
         <w:rPr>
-          <w:rFonts w:ascii="Times New Roman" w:cs="Times New Roman" w:eastAsia="Times New Roman" w:hAnsi="Times New Roman"/>
-          <w:b/>
-          <w:bCs/>
-          <w:sz w:val="26"/>
-          <w:szCs w:val="26"/>
-        </w:rPr>
-        <w:t xml:space="preserve">Đúng như KH tuần trước</w:t>
-      </w:r>
-      <w:r>
-        <w:rPr>
-          <w:rFonts w:ascii="Times New Roman" w:cs="Times New Roman" w:eastAsia="Times New Roman" w:hAnsi="Times New Roman"/>
-          <w:sz w:val="26"/>
-          <w:szCs w:val="26"/>
-        </w:rPr>
+          <w:b/>
+          <w:bCs/>
+        </w:rPr>
+        <w:t>Đúng như KH tuần trước</w:t>
+      </w:r>
+      <w:r>
         <w:t xml:space="preserve">) và </w:t>
       </w:r>
       <w:r>
         <w:rPr>
-          <w:rFonts w:ascii="Times New Roman" w:cs="Times New Roman" w:eastAsia="Times New Roman" w:hAnsi="Times New Roman"/>
-          <w:b/>
-          <w:bCs/>
-          <w:sz w:val="26"/>
-          <w:szCs w:val="26"/>
-        </w:rPr>
-        <w:t xml:space="preserve">Kế hoạch tuần tới</w:t>
-      </w:r>
-      <w:r>
-        <w:rPr>
-          <w:rFonts w:ascii="Times New Roman" w:cs="Times New Roman" w:eastAsia="Times New Roman" w:hAnsi="Times New Roman"/>
-          <w:sz w:val="26"/>
-          <w:szCs w:val="26"/>
-        </w:rPr>
-        <w:t xml:space="preserve">.</w:t>
+          <w:b/>
+          <w:bCs/>
+        </w:rPr>
+        <w:t>Kế hoạch tuần tới</w:t>
+      </w:r>
+      <w:r>
+        <w:t>.</w:t>
       </w:r>
     </w:p>
     <w:p>
@@ -582,33 +472,20 @@
           <w:ilvl w:val="0"/>
           <w:numId w:val="4"/>
         </w:numPr>
-        <w:spacing w:after="60" w:line="288"/>
-      </w:pPr>
-      <w:r>
-        <w:rPr>
-          <w:rFonts w:ascii="Times New Roman" w:cs="Times New Roman" w:eastAsia="Times New Roman" w:hAnsi="Times New Roman"/>
-          <w:sz w:val="26"/>
-          <w:szCs w:val="26"/>
-        </w:rPr>
+        <w:spacing w:after="60" w:line="288" w:lineRule="auto"/>
+      </w:pPr>
+      <w:r>
         <w:t xml:space="preserve">Bấm </w:t>
       </w:r>
       <w:r>
         <w:rPr>
-          <w:rFonts w:ascii="Times New Roman" w:cs="Times New Roman" w:eastAsia="Times New Roman" w:hAnsi="Times New Roman"/>
-          <w:b/>
-          <w:bCs/>
-          <w:sz w:val="26"/>
-          <w:szCs w:val="26"/>
-        </w:rPr>
-        <w:t xml:space="preserve">Gửi báo cáo tuần</w:t>
-      </w:r>
-      <w:r>
-        <w:rPr>
-          <w:rFonts w:ascii="Times New Roman" w:cs="Times New Roman" w:eastAsia="Times New Roman" w:hAnsi="Times New Roman"/>
-          <w:sz w:val="26"/>
-          <w:szCs w:val="26"/>
-        </w:rPr>
-        <w:t xml:space="preserve">. Nếu không có thay đổi vẫn bấm gửi để xác nhận. Chọn 100% hoặc “Hoàn thành” thì hệ thống tự ghi ngày hoàn thành.</w:t>
+          <w:b/>
+          <w:bCs/>
+        </w:rPr>
+        <w:t>Gửi báo cáo tuần</w:t>
+      </w:r>
+      <w:r>
+        <w:t>. Nếu không có thay đổi vẫn bấm gửi để xác nhận. Chọn 100% hoặc “Hoàn thành” thì hệ thống tự ghi ngày hoàn thành.</w:t>
       </w:r>
     </w:p>
     <w:p>
@@ -618,46 +495,36 @@
           <w:ilvl w:val="0"/>
           <w:numId w:val="3"/>
         </w:numPr>
-        <w:spacing w:after="60" w:line="288"/>
-      </w:pPr>
-      <w:r>
-        <w:rPr>
-          <w:rFonts w:ascii="Times New Roman" w:cs="Times New Roman" w:eastAsia="Times New Roman" w:hAnsi="Times New Roman"/>
-          <w:sz w:val="26"/>
-          <w:szCs w:val="26"/>
-        </w:rPr>
+        <w:spacing w:after="60" w:line="288" w:lineRule="auto"/>
+      </w:pPr>
+      <w:r>
         <w:t xml:space="preserve">Gói thầu </w:t>
       </w:r>
       <w:r>
         <w:rPr>
-          <w:rFonts w:ascii="Times New Roman" w:cs="Times New Roman" w:eastAsia="Times New Roman" w:hAnsi="Times New Roman"/>
-          <w:b/>
-          <w:bCs/>
-          <w:sz w:val="26"/>
-          <w:szCs w:val="26"/>
-        </w:rPr>
-        <w:t xml:space="preserve">tự cập nhật</w:t>
-      </w:r>
-      <w:r>
-        <w:rPr>
-          <w:rFonts w:ascii="Times New Roman" w:cs="Times New Roman" w:eastAsia="Times New Roman" w:hAnsi="Times New Roman"/>
-          <w:sz w:val="26"/>
-          <w:szCs w:val="26"/>
-        </w:rPr>
+          <w:b/>
+          <w:bCs/>
+        </w:rPr>
+        <w:t>tự cập nhật</w:t>
+      </w:r>
+      <w:r>
         <w:t xml:space="preserve"> từ phân hệ Lựa chọn nhà thầu — không phải báo cáo lại; chỉ cần cập nhật ngày thực tế của các mốc trong hồ sơ gói thầu.</w:t>
       </w:r>
     </w:p>
     <w:p>
       <w:pPr>
-        <w:spacing w:after="20" w:before="80"/>
+        <w:spacing w:before="80" w:after="20"/>
         <w:jc w:val="center"/>
       </w:pPr>
       <w:r>
+        <w:rPr>
+          <w:noProof/>
+        </w:rPr>
         <w:drawing>
-          <wp:inline distT="0" distB="0" distL="0" distR="0">
+          <wp:inline distT="0" distB="0" distL="0" distR="0" wp14:anchorId="282FF9D3" wp14:editId="538FE7F2">
             <wp:extent cx="5143500" cy="2895600"/>
-            <wp:effectExtent t="0" r="0" b="0" l="0"/>
-            <wp:docPr id="1" name="g_tuan.png" descr="Hình 2. Màn hình Cập nhật tuần (ảnh minh họa)" title="Hình 2. Màn hình Cập nhật tuần (ảnh minh họa)"/>
+            <wp:effectExtent l="0" t="0" r="0" b="0"/>
+            <wp:docPr id="838484972" name="g_tuan.png" descr="Hình 2. Màn hình Cập nhật tuần (ảnh minh họa)" title="Hình 2. Màn hình Cập nhật tuần (ảnh minh họa)"/>
             <wp:cNvGraphicFramePr>
               <a:graphicFrameLocks xmlns:a="http://schemas.openxmlformats.org/drawingml/2006/main" noChangeAspect="1"/>
             </wp:cNvGraphicFramePr>
@@ -665,13 +532,13 @@
               <a:graphicData uri="http://schemas.openxmlformats.org/drawingml/2006/picture">
                 <pic:pic xmlns:pic="http://schemas.openxmlformats.org/drawingml/2006/picture">
                   <pic:nvPicPr>
-                    <pic:cNvPr id="0" name="" descr=""/>
+                    <pic:cNvPr id="0" name=""/>
                     <pic:cNvPicPr>
                       <a:picLocks noChangeAspect="1" noChangeArrowheads="1"/>
                     </pic:cNvPicPr>
                   </pic:nvPicPr>
                   <pic:blipFill>
-                    <a:blip r:embed="rId9" cstate="none"/>
+                    <a:blip r:embed="rId8"/>
                     <a:srcRect/>
                     <a:stretch>
                       <a:fillRect/>
@@ -700,31 +567,29 @@
       </w:pPr>
       <w:r>
         <w:rPr>
-          <w:rFonts w:ascii="Times New Roman" w:cs="Times New Roman" w:eastAsia="Times New Roman" w:hAnsi="Times New Roman"/>
           <w:i/>
           <w:iCs/>
           <w:color w:val="586579"/>
           <w:sz w:val="22"/>
           <w:szCs w:val="22"/>
         </w:rPr>
-        <w:t xml:space="preserve">Hình 2. Màn hình Cập nhật tuần (ảnh minh họa)</w:t>
+        <w:t>Hình 2. Màn hình Cập nhật tuần (ảnh minh họa)</w:t>
       </w:r>
     </w:p>
     <w:p>
       <w:pPr>
         <w:pStyle w:val="Heading1"/>
-        <w:spacing w:after="100" w:before="200"/>
-      </w:pPr>
-      <w:r>
-        <w:rPr>
-          <w:rFonts w:ascii="Times New Roman" w:cs="Times New Roman" w:eastAsia="Times New Roman" w:hAnsi="Times New Roman"/>
+        <w:spacing w:before="200" w:after="100"/>
+      </w:pPr>
+      <w:r>
+        <w:rPr>
           <w:b/>
           <w:bCs/>
           <w:color w:val="C8002B"/>
           <w:sz w:val="28"/>
           <w:szCs w:val="28"/>
         </w:rPr>
-        <w:t xml:space="preserve">4. Nhiệm vụ: thêm mới, hạn, gia hạn</w:t>
+        <w:t>4. Nhiệm vụ: thêm mới, hạn, gia hạn</w:t>
       </w:r>
     </w:p>
     <w:p>
@@ -734,68 +599,39 @@
           <w:ilvl w:val="0"/>
           <w:numId w:val="3"/>
         </w:numPr>
-        <w:spacing w:after="60" w:line="288"/>
-      </w:pPr>
-      <w:r>
-        <w:rPr>
-          <w:rFonts w:ascii="Times New Roman" w:cs="Times New Roman" w:eastAsia="Times New Roman" w:hAnsi="Times New Roman"/>
-          <w:sz w:val="26"/>
-          <w:szCs w:val="26"/>
-        </w:rPr>
+        <w:spacing w:after="60" w:line="288" w:lineRule="auto"/>
+      </w:pPr>
+      <w:r>
         <w:t xml:space="preserve">Thêm nhiệm vụ: nút </w:t>
       </w:r>
       <w:r>
         <w:rPr>
-          <w:rFonts w:ascii="Times New Roman" w:cs="Times New Roman" w:eastAsia="Times New Roman" w:hAnsi="Times New Roman"/>
-          <w:b/>
-          <w:bCs/>
-          <w:sz w:val="26"/>
-          <w:szCs w:val="26"/>
-        </w:rPr>
-        <w:t xml:space="preserve">Thêm nhiệm vụ / Giao nhiệm vụ</w:t>
-      </w:r>
-      <w:r>
-        <w:rPr>
-          <w:rFonts w:ascii="Times New Roman" w:cs="Times New Roman" w:eastAsia="Times New Roman" w:hAnsi="Times New Roman"/>
-          <w:sz w:val="26"/>
-          <w:szCs w:val="26"/>
-        </w:rPr>
+          <w:b/>
+          <w:bCs/>
+        </w:rPr>
+        <w:t>Thêm nhiệm vụ / Giao nhiệm vụ</w:t>
+      </w:r>
+      <w:r>
         <w:t xml:space="preserve">, nhập tên, loại, văn bản giao, ngày giao, hạn; có thể gắn </w:t>
       </w:r>
       <w:r>
         <w:rPr>
-          <w:rFonts w:ascii="Times New Roman" w:cs="Times New Roman" w:eastAsia="Times New Roman" w:hAnsi="Times New Roman"/>
-          <w:b/>
-          <w:bCs/>
-          <w:sz w:val="26"/>
-          <w:szCs w:val="26"/>
-        </w:rPr>
-        <w:t xml:space="preserve">Kế hoạch phòng</w:t>
-      </w:r>
-      <w:r>
-        <w:rPr>
-          <w:rFonts w:ascii="Times New Roman" w:cs="Times New Roman" w:eastAsia="Times New Roman" w:hAnsi="Times New Roman"/>
-          <w:sz w:val="26"/>
-          <w:szCs w:val="26"/>
-        </w:rPr>
+          <w:b/>
+          <w:bCs/>
+        </w:rPr>
+        <w:t>Kế hoạch phòng</w:t>
+      </w:r>
+      <w:r>
         <w:t xml:space="preserve"> hoặc </w:t>
       </w:r>
       <w:r>
         <w:rPr>
-          <w:rFonts w:ascii="Times New Roman" w:cs="Times New Roman" w:eastAsia="Times New Roman" w:hAnsi="Times New Roman"/>
-          <w:b/>
-          <w:bCs/>
-          <w:sz w:val="26"/>
-          <w:szCs w:val="26"/>
-        </w:rPr>
-        <w:t xml:space="preserve">Gói thầu</w:t>
-      </w:r>
-      <w:r>
-        <w:rPr>
-          <w:rFonts w:ascii="Times New Roman" w:cs="Times New Roman" w:eastAsia="Times New Roman" w:hAnsi="Times New Roman"/>
-          <w:sz w:val="26"/>
-          <w:szCs w:val="26"/>
-        </w:rPr>
+          <w:b/>
+          <w:bCs/>
+        </w:rPr>
+        <w:t>Gói thầu</w:t>
+      </w:r>
+      <w:r>
         <w:t xml:space="preserve"> (để tự lấy tiến độ).</w:t>
       </w:r>
     </w:p>
@@ -806,50 +642,29 @@
           <w:ilvl w:val="0"/>
           <w:numId w:val="3"/>
         </w:numPr>
-        <w:spacing w:after="60" w:line="288"/>
-      </w:pPr>
-      <w:r>
-        <w:rPr>
-          <w:rFonts w:ascii="Times New Roman" w:cs="Times New Roman" w:eastAsia="Times New Roman" w:hAnsi="Times New Roman"/>
-          <w:sz w:val="26"/>
-          <w:szCs w:val="26"/>
-        </w:rPr>
+        <w:spacing w:after="60" w:line="288" w:lineRule="auto"/>
+      </w:pPr>
+      <w:r>
         <w:t xml:space="preserve">Sau khi lưu, </w:t>
       </w:r>
       <w:r>
         <w:rPr>
-          <w:rFonts w:ascii="Times New Roman" w:cs="Times New Roman" w:eastAsia="Times New Roman" w:hAnsi="Times New Roman"/>
-          <w:b/>
-          <w:bCs/>
-          <w:sz w:val="26"/>
-          <w:szCs w:val="26"/>
-        </w:rPr>
-        <w:t xml:space="preserve">hạn hoàn thành bị khóa</w:t>
-      </w:r>
-      <w:r>
-        <w:rPr>
-          <w:rFonts w:ascii="Times New Roman" w:cs="Times New Roman" w:eastAsia="Times New Roman" w:hAnsi="Times New Roman"/>
-          <w:sz w:val="26"/>
-          <w:szCs w:val="26"/>
-        </w:rPr>
+          <w:b/>
+          <w:bCs/>
+        </w:rPr>
+        <w:t>hạn hoàn thành bị khóa</w:t>
+      </w:r>
+      <w:r>
         <w:t xml:space="preserve">. Cần lùi hạn: mở nhiệm vụ → </w:t>
       </w:r>
       <w:r>
         <w:rPr>
-          <w:rFonts w:ascii="Times New Roman" w:cs="Times New Roman" w:eastAsia="Times New Roman" w:hAnsi="Times New Roman"/>
-          <w:b/>
-          <w:bCs/>
-          <w:sz w:val="26"/>
-          <w:szCs w:val="26"/>
-        </w:rPr>
-        <w:t xml:space="preserve">Đề nghị gia hạn</w:t>
-      </w:r>
-      <w:r>
-        <w:rPr>
-          <w:rFonts w:ascii="Times New Roman" w:cs="Times New Roman" w:eastAsia="Times New Roman" w:hAnsi="Times New Roman"/>
-          <w:sz w:val="26"/>
-          <w:szCs w:val="26"/>
-        </w:rPr>
+          <w:b/>
+          <w:bCs/>
+        </w:rPr>
+        <w:t>Đề nghị gia hạn</w:t>
+      </w:r>
+      <w:r>
         <w:t xml:space="preserve"> (nhập hạn mới + lý do). Hạn chỉ đổi khi Trưởng phòng duyệt; hạn giao ban đầu luôn được giữ để đối chiếu.</w:t>
       </w:r>
     </w:p>
@@ -860,50 +675,36 @@
           <w:ilvl w:val="0"/>
           <w:numId w:val="3"/>
         </w:numPr>
-        <w:spacing w:after="60" w:line="288"/>
-      </w:pPr>
-      <w:r>
-        <w:rPr>
-          <w:rFonts w:ascii="Times New Roman" w:cs="Times New Roman" w:eastAsia="Times New Roman" w:hAnsi="Times New Roman"/>
-          <w:sz w:val="26"/>
-          <w:szCs w:val="26"/>
-        </w:rPr>
+        <w:spacing w:after="60" w:line="288" w:lineRule="auto"/>
+      </w:pPr>
+      <w:r>
         <w:t xml:space="preserve">Không xóa nhiệm vụ đã giao; nhiệm vụ không thực hiện nữa do lãnh đạo chuyển trạng thái </w:t>
       </w:r>
       <w:r>
         <w:rPr>
-          <w:rFonts w:ascii="Times New Roman" w:cs="Times New Roman" w:eastAsia="Times New Roman" w:hAnsi="Times New Roman"/>
-          <w:b/>
-          <w:bCs/>
-          <w:sz w:val="26"/>
-          <w:szCs w:val="26"/>
-        </w:rPr>
-        <w:t xml:space="preserve">Hủy</w:t>
-      </w:r>
-      <w:r>
-        <w:rPr>
-          <w:rFonts w:ascii="Times New Roman" w:cs="Times New Roman" w:eastAsia="Times New Roman" w:hAnsi="Times New Roman"/>
-          <w:sz w:val="26"/>
-          <w:szCs w:val="26"/>
-        </w:rPr>
-        <w:t xml:space="preserve">.</w:t>
+          <w:b/>
+          <w:bCs/>
+        </w:rPr>
+        <w:t>Hủy</w:t>
+      </w:r>
+      <w:r>
+        <w:t>.</w:t>
       </w:r>
     </w:p>
     <w:p>
       <w:pPr>
         <w:pStyle w:val="Heading1"/>
-        <w:spacing w:after="100" w:before="200"/>
-      </w:pPr>
-      <w:r>
-        <w:rPr>
-          <w:rFonts w:ascii="Times New Roman" w:cs="Times New Roman" w:eastAsia="Times New Roman" w:hAnsi="Times New Roman"/>
+        <w:spacing w:before="200" w:after="100"/>
+      </w:pPr>
+      <w:r>
+        <w:rPr>
           <w:b/>
           <w:bCs/>
           <w:color w:val="C8002B"/>
           <w:sz w:val="28"/>
           <w:szCs w:val="28"/>
         </w:rPr>
-        <w:t xml:space="preserve">5. Gói thầu và hợp đồng</w:t>
+        <w:t>5. Gói thầu và hợp đồng</w:t>
       </w:r>
     </w:p>
     <w:p>
@@ -913,32 +714,19 @@
           <w:ilvl w:val="0"/>
           <w:numId w:val="3"/>
         </w:numPr>
-        <w:spacing w:after="60" w:line="288"/>
-      </w:pPr>
-      <w:r>
-        <w:rPr>
-          <w:rFonts w:ascii="Times New Roman" w:cs="Times New Roman" w:eastAsia="Times New Roman" w:hAnsi="Times New Roman"/>
-          <w:sz w:val="26"/>
-          <w:szCs w:val="26"/>
-        </w:rPr>
+        <w:spacing w:after="60" w:line="288" w:lineRule="auto"/>
+      </w:pPr>
+      <w:r>
         <w:t xml:space="preserve">Gói thầu: nhập ngày ký tờ trình chủ trương, hệ thống tự lập hạn các mốc; cập nhật </w:t>
       </w:r>
       <w:r>
         <w:rPr>
-          <w:rFonts w:ascii="Times New Roman" w:cs="Times New Roman" w:eastAsia="Times New Roman" w:hAnsi="Times New Roman"/>
-          <w:b/>
-          <w:bCs/>
-          <w:sz w:val="26"/>
-          <w:szCs w:val="26"/>
-        </w:rPr>
-        <w:t xml:space="preserve">ngày hoàn thành thực tế</w:t>
-      </w:r>
-      <w:r>
-        <w:rPr>
-          <w:rFonts w:ascii="Times New Roman" w:cs="Times New Roman" w:eastAsia="Times New Roman" w:hAnsi="Times New Roman"/>
-          <w:sz w:val="26"/>
-          <w:szCs w:val="26"/>
-        </w:rPr>
+          <w:b/>
+          <w:bCs/>
+        </w:rPr>
+        <w:t>ngày hoàn thành thực tế</w:t>
+      </w:r>
+      <w:r>
         <w:t xml:space="preserve"> từng mốc và vướng mắc (chờ ai xử lý).</w:t>
       </w:r>
     </w:p>
@@ -949,32 +737,34 @@
           <w:ilvl w:val="0"/>
           <w:numId w:val="3"/>
         </w:numPr>
-        <w:spacing w:after="60" w:line="288"/>
-      </w:pPr>
-      <w:r>
-        <w:rPr>
-          <w:rFonts w:ascii="Times New Roman" w:cs="Times New Roman" w:eastAsia="Times New Roman" w:hAnsi="Times New Roman"/>
-          <w:sz w:val="26"/>
-          <w:szCs w:val="26"/>
-        </w:rPr>
-        <w:t xml:space="preserve">Hợp đồng: theo dõi hạn hiện hành, gia hạn/phụ lục (cần lãnh đạo duyệt), nghiệm thu, thanh toán (HĐ do P.QLHT theo dõi), thanh lý.</w:t>
+        <w:spacing w:after="60" w:line="288" w:lineRule="auto"/>
+      </w:pPr>
+      <w:r>
+        <w:t xml:space="preserve">Hợp đồng: theo dõi hạn hiện hành, gia hạn/phụ lục (cần lãnh đạo duyệt), nghiệm thu, thanh toán (HĐ do </w:t>
+      </w:r>
+      <w:proofErr w:type="gramStart"/>
+      <w:r>
+        <w:t>P.QLHT</w:t>
+      </w:r>
+      <w:proofErr w:type="gramEnd"/>
+      <w:r>
+        <w:t xml:space="preserve"> theo dõi), thanh lý.</w:t>
       </w:r>
     </w:p>
     <w:p>
       <w:pPr>
         <w:pStyle w:val="Heading1"/>
-        <w:spacing w:after="100" w:before="200"/>
-      </w:pPr>
-      <w:r>
-        <w:rPr>
-          <w:rFonts w:ascii="Times New Roman" w:cs="Times New Roman" w:eastAsia="Times New Roman" w:hAnsi="Times New Roman"/>
+        <w:spacing w:before="200" w:after="100"/>
+      </w:pPr>
+      <w:r>
+        <w:rPr>
           <w:b/>
           <w:bCs/>
           <w:color w:val="C8002B"/>
           <w:sz w:val="28"/>
           <w:szCs w:val="28"/>
         </w:rPr>
-        <w:t xml:space="preserve">6. Dành cho Trưởng phòng</w:t>
+        <w:t>6. Dành cho Trưởng phòng</w:t>
       </w:r>
     </w:p>
     <w:p>
@@ -984,25 +774,17 @@
           <w:ilvl w:val="0"/>
           <w:numId w:val="3"/>
         </w:numPr>
-        <w:spacing w:after="60" w:line="288"/>
-      </w:pPr>
-      <w:r>
-        <w:rPr>
-          <w:rFonts w:ascii="Times New Roman" w:cs="Times New Roman" w:eastAsia="Times New Roman" w:hAnsi="Times New Roman"/>
-          <w:b/>
-          <w:bCs/>
-          <w:sz w:val="26"/>
-          <w:szCs w:val="26"/>
-        </w:rPr>
-        <w:t xml:space="preserve">Việc của tôi → Chờ tôi phê duyệt</w:t>
-      </w:r>
-      <w:r>
-        <w:rPr>
-          <w:rFonts w:ascii="Times New Roman" w:cs="Times New Roman" w:eastAsia="Times New Roman" w:hAnsi="Times New Roman"/>
-          <w:sz w:val="26"/>
-          <w:szCs w:val="26"/>
-        </w:rPr>
-        <w:t xml:space="preserve">: duyệt hoặc từ chối đề nghị gia hạn nhiệm vụ/hợp đồng.</w:t>
+        <w:spacing w:after="60" w:line="288" w:lineRule="auto"/>
+      </w:pPr>
+      <w:r>
+        <w:rPr>
+          <w:b/>
+          <w:bCs/>
+        </w:rPr>
+        <w:t>Việc của tôi → Chờ tôi phê duyệt</w:t>
+      </w:r>
+      <w:r>
+        <w:t>: duyệt hoặc từ chối đề nghị gia hạn nhiệm vụ/hợp đồng.</w:t>
       </w:r>
     </w:p>
     <w:p>
@@ -1012,25 +794,18 @@
           <w:ilvl w:val="0"/>
           <w:numId w:val="3"/>
         </w:numPr>
-        <w:spacing w:after="60" w:line="288"/>
-      </w:pPr>
-      <w:r>
-        <w:rPr>
-          <w:rFonts w:ascii="Times New Roman" w:cs="Times New Roman" w:eastAsia="Times New Roman" w:hAnsi="Times New Roman"/>
-          <w:b/>
-          <w:bCs/>
-          <w:sz w:val="26"/>
-          <w:szCs w:val="26"/>
-        </w:rPr>
-        <w:t xml:space="preserve">Nhiệm vụ phòng → Xếp hạng &amp; thống kê</w:t>
-      </w:r>
-      <w:r>
-        <w:rPr>
-          <w:rFonts w:ascii="Times New Roman" w:cs="Times New Roman" w:eastAsia="Times New Roman" w:hAnsi="Times New Roman"/>
-          <w:sz w:val="26"/>
-          <w:szCs w:val="26"/>
-        </w:rPr>
-        <w:t xml:space="preserve">: xếp hạng cán bộ theo số việc tồn (quá hạn, sắp đến hạn, gói thầu đang tổ chức, hoàn thành trong tháng, đã/chưa gửi báo cáo tuần); bảng số nhiệm vụ theo người × tháng.</w:t>
+        <w:spacing w:after="60" w:line="288" w:lineRule="auto"/>
+      </w:pPr>
+      <w:r>
+        <w:rPr>
+          <w:b/>
+          <w:bCs/>
+        </w:rPr>
+        <w:lastRenderedPageBreak/>
+        <w:t>Nhiệm vụ phòng → Xếp hạng &amp; thống kê</w:t>
+      </w:r>
+      <w:r>
+        <w:t>: xếp hạng cán bộ theo số việc tồn (quá hạn, sắp đến hạn, gói thầu đang tổ chức, hoàn thành trong tháng, đã/chưa gửi báo cáo tuần); bảng số nhiệm vụ theo người × tháng.</w:t>
       </w:r>
     </w:p>
     <w:p>
@@ -1040,25 +815,17 @@
           <w:ilvl w:val="0"/>
           <w:numId w:val="3"/>
         </w:numPr>
-        <w:spacing w:after="60" w:line="288"/>
-      </w:pPr>
-      <w:r>
-        <w:rPr>
-          <w:rFonts w:ascii="Times New Roman" w:cs="Times New Roman" w:eastAsia="Times New Roman" w:hAnsi="Times New Roman"/>
-          <w:b/>
-          <w:bCs/>
-          <w:sz w:val="26"/>
-          <w:szCs w:val="26"/>
-        </w:rPr>
-        <w:t xml:space="preserve">Kế hoạch phòng</w:t>
-      </w:r>
-      <w:r>
-        <w:rPr>
-          <w:rFonts w:ascii="Times New Roman" w:cs="Times New Roman" w:eastAsia="Times New Roman" w:hAnsi="Times New Roman"/>
-          <w:sz w:val="26"/>
-          <w:szCs w:val="26"/>
-        </w:rPr>
-        <w:t xml:space="preserve">: khai báo kế hoạch/phiếu giao nhiệm vụ và giao nhiệm vụ theo kế hoạch; theo dõi % hoàn thành cả kế hoạch.</w:t>
+        <w:spacing w:after="60" w:line="288" w:lineRule="auto"/>
+      </w:pPr>
+      <w:r>
+        <w:rPr>
+          <w:b/>
+          <w:bCs/>
+        </w:rPr>
+        <w:t>Kế hoạch phòng</w:t>
+      </w:r>
+      <w:r>
+        <w:t>: khai báo kế hoạch/phiếu giao nhiệm vụ và giao nhiệm vụ theo kế hoạch; theo dõi % hoàn thành cả kế hoạch.</w:t>
       </w:r>
     </w:p>
     <w:p>
@@ -1068,38 +835,33 @@
           <w:ilvl w:val="0"/>
           <w:numId w:val="3"/>
         </w:numPr>
-        <w:spacing w:after="60" w:line="288"/>
-      </w:pPr>
-      <w:r>
-        <w:rPr>
-          <w:rFonts w:ascii="Times New Roman" w:cs="Times New Roman" w:eastAsia="Times New Roman" w:hAnsi="Times New Roman"/>
-          <w:b/>
-          <w:bCs/>
-          <w:sz w:val="26"/>
-          <w:szCs w:val="26"/>
-        </w:rPr>
-        <w:t xml:space="preserve">Xuất Excel</w:t>
-      </w:r>
-      <w:r>
-        <w:rPr>
-          <w:rFonts w:ascii="Times New Roman" w:cs="Times New Roman" w:eastAsia="Times New Roman" w:hAnsi="Times New Roman"/>
-          <w:sz w:val="26"/>
-          <w:szCs w:val="26"/>
-        </w:rPr>
+        <w:spacing w:after="60" w:line="288" w:lineRule="auto"/>
+      </w:pPr>
+      <w:r>
+        <w:rPr>
+          <w:b/>
+          <w:bCs/>
+        </w:rPr>
+        <w:t>Xuất Excel</w:t>
+      </w:r>
+      <w:r>
         <w:t xml:space="preserve"> theo mẫu báo cáo tuần (DASHBOARD, chi tiết toàn phòng, quá hạn, thống kê tháng).</w:t>
       </w:r>
     </w:p>
     <w:p>
       <w:pPr>
-        <w:spacing w:after="20" w:before="80"/>
+        <w:spacing w:before="80" w:after="20"/>
         <w:jc w:val="center"/>
       </w:pPr>
       <w:r>
+        <w:rPr>
+          <w:noProof/>
+        </w:rPr>
         <w:drawing>
-          <wp:inline distT="0" distB="0" distL="0" distR="0">
+          <wp:inline distT="0" distB="0" distL="0" distR="0" wp14:anchorId="52C21604" wp14:editId="7AD36EE4">
             <wp:extent cx="5143500" cy="2895600"/>
-            <wp:effectExtent t="0" r="0" b="0" l="0"/>
-            <wp:docPr id="1" name="g_xh.png" descr="Hình 3. Xếp hạng &amp; thống kê (ảnh minh họa)" title="Hình 3. Xếp hạng &amp; thống kê (ảnh minh họa)"/>
+            <wp:effectExtent l="0" t="0" r="0" b="0"/>
+            <wp:docPr id="806350895" name="g_xh.png" descr="Hình 3. Xếp hạng &amp; thống kê (ảnh minh họa)" title="Hình 3. Xếp hạng &amp; thống kê (ảnh minh họa)"/>
             <wp:cNvGraphicFramePr>
               <a:graphicFrameLocks xmlns:a="http://schemas.openxmlformats.org/drawingml/2006/main" noChangeAspect="1"/>
             </wp:cNvGraphicFramePr>
@@ -1107,13 +869,13 @@
               <a:graphicData uri="http://schemas.openxmlformats.org/drawingml/2006/picture">
                 <pic:pic xmlns:pic="http://schemas.openxmlformats.org/drawingml/2006/picture">
                   <pic:nvPicPr>
-                    <pic:cNvPr id="0" name="" descr=""/>
+                    <pic:cNvPr id="0" name=""/>
                     <pic:cNvPicPr>
                       <a:picLocks noChangeAspect="1" noChangeArrowheads="1"/>
                     </pic:cNvPicPr>
                   </pic:nvPicPr>
                   <pic:blipFill>
-                    <a:blip r:embed="rId10" cstate="none"/>
+                    <a:blip r:embed="rId9"/>
                     <a:srcRect/>
                     <a:stretch>
                       <a:fillRect/>
@@ -1142,44 +904,47 @@
       </w:pPr>
       <w:r>
         <w:rPr>
-          <w:rFonts w:ascii="Times New Roman" w:cs="Times New Roman" w:eastAsia="Times New Roman" w:hAnsi="Times New Roman"/>
           <w:i/>
           <w:iCs/>
           <w:color w:val="586579"/>
           <w:sz w:val="22"/>
           <w:szCs w:val="22"/>
         </w:rPr>
-        <w:t xml:space="preserve">Hình 3. Xếp hạng &amp; thống kê (ảnh minh họa)</w:t>
+        <w:t>Hình 3. Xếp hạng &amp; thống kê (ảnh minh họa)</w:t>
       </w:r>
     </w:p>
     <w:p>
       <w:pPr>
         <w:pStyle w:val="Heading1"/>
-        <w:spacing w:after="100" w:before="200"/>
-      </w:pPr>
-      <w:r>
-        <w:rPr>
-          <w:rFonts w:ascii="Times New Roman" w:cs="Times New Roman" w:eastAsia="Times New Roman" w:hAnsi="Times New Roman"/>
+        <w:spacing w:before="200" w:after="100"/>
+      </w:pPr>
+      <w:r>
+        <w:rPr>
           <w:b/>
           <w:bCs/>
           <w:color w:val="C8002B"/>
           <w:sz w:val="28"/>
           <w:szCs w:val="28"/>
         </w:rPr>
-        <w:t xml:space="preserve">7. Nhắc việc tự động và quy định chung</w:t>
+        <w:t>7. Nhắc việc tự động và quy định chung</w:t>
       </w:r>
     </w:p>
     <w:tbl>
       <w:tblPr>
-        <w:tblW w:type="dxa" w:w="9070"/>
+        <w:tblW w:w="9070" w:type="dxa"/>
         <w:tblBorders>
-          <w:top w:val="single" w:color="auto" w:sz="4"/>
-          <w:left w:val="single" w:color="auto" w:sz="4"/>
-          <w:bottom w:val="single" w:color="auto" w:sz="4"/>
-          <w:right w:val="single" w:color="auto" w:sz="4"/>
-          <w:insideH w:val="single" w:color="auto" w:sz="4"/>
-          <w:insideV w:val="single" w:color="auto" w:sz="4"/>
+          <w:top w:val="single" w:sz="4" w:space="0" w:color="auto"/>
+          <w:left w:val="single" w:sz="4" w:space="0" w:color="auto"/>
+          <w:bottom w:val="single" w:sz="4" w:space="0" w:color="auto"/>
+          <w:right w:val="single" w:sz="4" w:space="0" w:color="auto"/>
+          <w:insideH w:val="single" w:sz="4" w:space="0" w:color="auto"/>
+          <w:insideV w:val="single" w:sz="4" w:space="0" w:color="auto"/>
         </w:tblBorders>
+        <w:tblCellMar>
+          <w:left w:w="10" w:type="dxa"/>
+          <w:right w:w="10" w:type="dxa"/>
+        </w:tblCellMar>
+        <w:tblLook w:val="04A0" w:firstRow="1" w:lastRow="0" w:firstColumn="1" w:lastColumn="0" w:noHBand="0" w:noVBand="1"/>
       </w:tblPr>
       <w:tblGrid>
         <w:gridCol w:w="2300"/>
@@ -1187,467 +952,446 @@
         <w:gridCol w:w="3670"/>
       </w:tblGrid>
       <w:tr>
+        <w:tblPrEx>
+          <w:tblCellMar>
+            <w:top w:w="0" w:type="dxa"/>
+            <w:bottom w:w="0" w:type="dxa"/>
+          </w:tblCellMar>
+        </w:tblPrEx>
         <w:trPr>
           <w:tblHeader/>
         </w:trPr>
         <w:tc>
           <w:tcPr>
-            <w:tcW w:type="dxa" w:w="2300"/>
+            <w:tcW w:w="2300" w:type="dxa"/>
             <w:tcBorders>
-              <w:top w:val="single" w:color="C9D1DD" w:sz="4"/>
-              <w:left w:val="single" w:color="C9D1DD" w:sz="4"/>
-              <w:bottom w:val="single" w:color="C9D1DD" w:sz="4"/>
-              <w:right w:val="single" w:color="C9D1DD" w:sz="4"/>
+              <w:top w:val="single" w:sz="4" w:space="0" w:color="C9D1DD"/>
+              <w:left w:val="single" w:sz="4" w:space="0" w:color="C9D1DD"/>
+              <w:bottom w:val="single" w:sz="4" w:space="0" w:color="C9D1DD"/>
+              <w:right w:val="single" w:sz="4" w:space="0" w:color="C9D1DD"/>
             </w:tcBorders>
-            <w:shd w:fill="172033" w:color="auto" w:val="clear"/>
+            <w:shd w:val="clear" w:color="auto" w:fill="172033"/>
             <w:tcMar>
-              <w:top w:type="dxa" w:w="60"/>
-              <w:left w:type="dxa" w:w="100"/>
-              <w:bottom w:type="dxa" w:w="60"/>
-              <w:right w:type="dxa" w:w="100"/>
+              <w:top w:w="60" w:type="dxa"/>
+              <w:left w:w="100" w:type="dxa"/>
+              <w:bottom w:w="60" w:type="dxa"/>
+              <w:right w:w="100" w:type="dxa"/>
             </w:tcMar>
           </w:tcPr>
           <w:p>
             <w:r>
               <w:rPr>
-                <w:rFonts w:ascii="Times New Roman" w:cs="Times New Roman" w:eastAsia="Times New Roman" w:hAnsi="Times New Roman"/>
                 <w:b/>
                 <w:bCs/>
                 <w:color w:val="FFFFFF"/>
                 <w:sz w:val="24"/>
                 <w:szCs w:val="24"/>
               </w:rPr>
-              <w:t xml:space="preserve">Thời điểm</w:t>
+              <w:t>Thời điểm</w:t>
             </w:r>
           </w:p>
         </w:tc>
         <w:tc>
           <w:tcPr>
-            <w:tcW w:type="dxa" w:w="3100"/>
+            <w:tcW w:w="3100" w:type="dxa"/>
             <w:tcBorders>
-              <w:top w:val="single" w:color="C9D1DD" w:sz="4"/>
-              <w:left w:val="single" w:color="C9D1DD" w:sz="4"/>
-              <w:bottom w:val="single" w:color="C9D1DD" w:sz="4"/>
-              <w:right w:val="single" w:color="C9D1DD" w:sz="4"/>
+              <w:top w:val="single" w:sz="4" w:space="0" w:color="C9D1DD"/>
+              <w:left w:val="single" w:sz="4" w:space="0" w:color="C9D1DD"/>
+              <w:bottom w:val="single" w:sz="4" w:space="0" w:color="C9D1DD"/>
+              <w:right w:val="single" w:sz="4" w:space="0" w:color="C9D1DD"/>
             </w:tcBorders>
-            <w:shd w:fill="172033" w:color="auto" w:val="clear"/>
+            <w:shd w:val="clear" w:color="auto" w:fill="172033"/>
             <w:tcMar>
-              <w:top w:type="dxa" w:w="60"/>
-              <w:left w:type="dxa" w:w="100"/>
-              <w:bottom w:type="dxa" w:w="60"/>
-              <w:right w:type="dxa" w:w="100"/>
+              <w:top w:w="60" w:type="dxa"/>
+              <w:left w:w="100" w:type="dxa"/>
+              <w:bottom w:w="60" w:type="dxa"/>
+              <w:right w:w="100" w:type="dxa"/>
             </w:tcMar>
           </w:tcPr>
           <w:p>
             <w:r>
               <w:rPr>
-                <w:rFonts w:ascii="Times New Roman" w:cs="Times New Roman" w:eastAsia="Times New Roman" w:hAnsi="Times New Roman"/>
                 <w:b/>
                 <w:bCs/>
                 <w:color w:val="FFFFFF"/>
                 <w:sz w:val="24"/>
                 <w:szCs w:val="24"/>
               </w:rPr>
-              <w:t xml:space="preserve">Ai nhận</w:t>
+              <w:t>Ai nhận</w:t>
             </w:r>
           </w:p>
         </w:tc>
         <w:tc>
           <w:tcPr>
-            <w:tcW w:type="dxa" w:w="3670"/>
+            <w:tcW w:w="3670" w:type="dxa"/>
             <w:tcBorders>
-              <w:top w:val="single" w:color="C9D1DD" w:sz="4"/>
-              <w:left w:val="single" w:color="C9D1DD" w:sz="4"/>
-              <w:bottom w:val="single" w:color="C9D1DD" w:sz="4"/>
-              <w:right w:val="single" w:color="C9D1DD" w:sz="4"/>
+              <w:top w:val="single" w:sz="4" w:space="0" w:color="C9D1DD"/>
+              <w:left w:val="single" w:sz="4" w:space="0" w:color="C9D1DD"/>
+              <w:bottom w:val="single" w:sz="4" w:space="0" w:color="C9D1DD"/>
+              <w:right w:val="single" w:sz="4" w:space="0" w:color="C9D1DD"/>
             </w:tcBorders>
-            <w:shd w:fill="172033" w:color="auto" w:val="clear"/>
+            <w:shd w:val="clear" w:color="auto" w:fill="172033"/>
             <w:tcMar>
-              <w:top w:type="dxa" w:w="60"/>
-              <w:left w:type="dxa" w:w="100"/>
-              <w:bottom w:type="dxa" w:w="60"/>
-              <w:right w:type="dxa" w:w="100"/>
+              <w:top w:w="60" w:type="dxa"/>
+              <w:left w:w="100" w:type="dxa"/>
+              <w:bottom w:w="60" w:type="dxa"/>
+              <w:right w:w="100" w:type="dxa"/>
             </w:tcMar>
           </w:tcPr>
           <w:p>
             <w:r>
               <w:rPr>
-                <w:rFonts w:ascii="Times New Roman" w:cs="Times New Roman" w:eastAsia="Times New Roman" w:hAnsi="Times New Roman"/>
                 <w:b/>
                 <w:bCs/>
                 <w:color w:val="FFFFFF"/>
                 <w:sz w:val="24"/>
                 <w:szCs w:val="24"/>
               </w:rPr>
-              <w:t xml:space="preserve">Nội dung</w:t>
+              <w:t>Nội dung</w:t>
             </w:r>
           </w:p>
         </w:tc>
       </w:tr>
       <w:tr>
-        <w:trPr>
-          <w:tblHeader w:val="false"/>
-        </w:trPr>
+        <w:tblPrEx>
+          <w:tblCellMar>
+            <w:top w:w="0" w:type="dxa"/>
+            <w:bottom w:w="0" w:type="dxa"/>
+          </w:tblCellMar>
+        </w:tblPrEx>
         <w:tc>
           <w:tcPr>
-            <w:tcW w:type="dxa" w:w="2300"/>
+            <w:tcW w:w="2300" w:type="dxa"/>
             <w:tcBorders>
-              <w:top w:val="single" w:color="C9D1DD" w:sz="4"/>
-              <w:left w:val="single" w:color="C9D1DD" w:sz="4"/>
-              <w:bottom w:val="single" w:color="C9D1DD" w:sz="4"/>
-              <w:right w:val="single" w:color="C9D1DD" w:sz="4"/>
+              <w:top w:val="single" w:sz="4" w:space="0" w:color="C9D1DD"/>
+              <w:left w:val="single" w:sz="4" w:space="0" w:color="C9D1DD"/>
+              <w:bottom w:val="single" w:sz="4" w:space="0" w:color="C9D1DD"/>
+              <w:right w:val="single" w:sz="4" w:space="0" w:color="C9D1DD"/>
             </w:tcBorders>
             <w:tcMar>
-              <w:top w:type="dxa" w:w="60"/>
-              <w:left w:type="dxa" w:w="100"/>
-              <w:bottom w:type="dxa" w:w="60"/>
-              <w:right w:type="dxa" w:w="100"/>
+              <w:top w:w="60" w:type="dxa"/>
+              <w:left w:w="100" w:type="dxa"/>
+              <w:bottom w:w="60" w:type="dxa"/>
+              <w:right w:w="100" w:type="dxa"/>
             </w:tcMar>
           </w:tcPr>
           <w:p>
             <w:r>
               <w:rPr>
-                <w:rFonts w:ascii="Times New Roman" w:cs="Times New Roman" w:eastAsia="Times New Roman" w:hAnsi="Times New Roman"/>
-                <w:b w:val="false"/>
-                <w:bCs w:val="false"/>
                 <w:sz w:val="24"/>
                 <w:szCs w:val="24"/>
               </w:rPr>
-              <w:t xml:space="preserve">Thứ Sáu 14h00</w:t>
+              <w:t>Thứ Sáu 14h00</w:t>
             </w:r>
           </w:p>
         </w:tc>
         <w:tc>
           <w:tcPr>
-            <w:tcW w:type="dxa" w:w="3100"/>
+            <w:tcW w:w="3100" w:type="dxa"/>
             <w:tcBorders>
-              <w:top w:val="single" w:color="C9D1DD" w:sz="4"/>
-              <w:left w:val="single" w:color="C9D1DD" w:sz="4"/>
-              <w:bottom w:val="single" w:color="C9D1DD" w:sz="4"/>
-              <w:right w:val="single" w:color="C9D1DD" w:sz="4"/>
+              <w:top w:val="single" w:sz="4" w:space="0" w:color="C9D1DD"/>
+              <w:left w:val="single" w:sz="4" w:space="0" w:color="C9D1DD"/>
+              <w:bottom w:val="single" w:sz="4" w:space="0" w:color="C9D1DD"/>
+              <w:right w:val="single" w:sz="4" w:space="0" w:color="C9D1DD"/>
             </w:tcBorders>
             <w:tcMar>
-              <w:top w:type="dxa" w:w="60"/>
-              <w:left w:type="dxa" w:w="100"/>
-              <w:bottom w:type="dxa" w:w="60"/>
-              <w:right w:type="dxa" w:w="100"/>
+              <w:top w:w="60" w:type="dxa"/>
+              <w:left w:w="100" w:type="dxa"/>
+              <w:bottom w:w="60" w:type="dxa"/>
+              <w:right w:w="100" w:type="dxa"/>
             </w:tcMar>
           </w:tcPr>
           <w:p>
             <w:r>
               <w:rPr>
-                <w:rFonts w:ascii="Times New Roman" w:cs="Times New Roman" w:eastAsia="Times New Roman" w:hAnsi="Times New Roman"/>
-                <w:b w:val="false"/>
-                <w:bCs w:val="false"/>
                 <w:sz w:val="24"/>
                 <w:szCs w:val="24"/>
               </w:rPr>
-              <w:t xml:space="preserve">Cán bộ còn việc, chưa gửi BC</w:t>
+              <w:t>Cán bộ còn việc, chưa gửi BC</w:t>
             </w:r>
           </w:p>
         </w:tc>
         <w:tc>
           <w:tcPr>
-            <w:tcW w:type="dxa" w:w="3670"/>
+            <w:tcW w:w="3670" w:type="dxa"/>
             <w:tcBorders>
-              <w:top w:val="single" w:color="C9D1DD" w:sz="4"/>
-              <w:left w:val="single" w:color="C9D1DD" w:sz="4"/>
-              <w:bottom w:val="single" w:color="C9D1DD" w:sz="4"/>
-              <w:right w:val="single" w:color="C9D1DD" w:sz="4"/>
+              <w:top w:val="single" w:sz="4" w:space="0" w:color="C9D1DD"/>
+              <w:left w:val="single" w:sz="4" w:space="0" w:color="C9D1DD"/>
+              <w:bottom w:val="single" w:sz="4" w:space="0" w:color="C9D1DD"/>
+              <w:right w:val="single" w:sz="4" w:space="0" w:color="C9D1DD"/>
             </w:tcBorders>
             <w:tcMar>
-              <w:top w:type="dxa" w:w="60"/>
-              <w:left w:type="dxa" w:w="100"/>
-              <w:bottom w:type="dxa" w:w="60"/>
-              <w:right w:type="dxa" w:w="100"/>
+              <w:top w:w="60" w:type="dxa"/>
+              <w:left w:w="100" w:type="dxa"/>
+              <w:bottom w:w="60" w:type="dxa"/>
+              <w:right w:w="100" w:type="dxa"/>
             </w:tcMar>
           </w:tcPr>
           <w:p>
             <w:r>
               <w:rPr>
-                <w:rFonts w:ascii="Times New Roman" w:cs="Times New Roman" w:eastAsia="Times New Roman" w:hAnsi="Times New Roman"/>
-                <w:b w:val="false"/>
-                <w:bCs w:val="false"/>
                 <w:sz w:val="24"/>
                 <w:szCs w:val="24"/>
               </w:rPr>
-              <w:t xml:space="preserve">Email nhắc + danh sách việc, hạn, % hoàn thành</w:t>
+              <w:t>Email nhắc + danh sách việc, hạn, % hoàn thành</w:t>
             </w:r>
           </w:p>
         </w:tc>
       </w:tr>
       <w:tr>
-        <w:trPr>
-          <w:tblHeader w:val="false"/>
-        </w:trPr>
+        <w:tblPrEx>
+          <w:tblCellMar>
+            <w:top w:w="0" w:type="dxa"/>
+            <w:bottom w:w="0" w:type="dxa"/>
+          </w:tblCellMar>
+        </w:tblPrEx>
         <w:tc>
           <w:tcPr>
-            <w:tcW w:type="dxa" w:w="2300"/>
+            <w:tcW w:w="2300" w:type="dxa"/>
             <w:tcBorders>
-              <w:top w:val="single" w:color="C9D1DD" w:sz="4"/>
-              <w:left w:val="single" w:color="C9D1DD" w:sz="4"/>
-              <w:bottom w:val="single" w:color="C9D1DD" w:sz="4"/>
-              <w:right w:val="single" w:color="C9D1DD" w:sz="4"/>
+              <w:top w:val="single" w:sz="4" w:space="0" w:color="C9D1DD"/>
+              <w:left w:val="single" w:sz="4" w:space="0" w:color="C9D1DD"/>
+              <w:bottom w:val="single" w:sz="4" w:space="0" w:color="C9D1DD"/>
+              <w:right w:val="single" w:sz="4" w:space="0" w:color="C9D1DD"/>
             </w:tcBorders>
             <w:tcMar>
-              <w:top w:type="dxa" w:w="60"/>
-              <w:left w:type="dxa" w:w="100"/>
-              <w:bottom w:type="dxa" w:w="60"/>
-              <w:right w:type="dxa" w:w="100"/>
+              <w:top w:w="60" w:type="dxa"/>
+              <w:left w:w="100" w:type="dxa"/>
+              <w:bottom w:w="60" w:type="dxa"/>
+              <w:right w:w="100" w:type="dxa"/>
             </w:tcMar>
           </w:tcPr>
           <w:p>
             <w:r>
               <w:rPr>
-                <w:rFonts w:ascii="Times New Roman" w:cs="Times New Roman" w:eastAsia="Times New Roman" w:hAnsi="Times New Roman"/>
-                <w:b w:val="false"/>
-                <w:bCs w:val="false"/>
                 <w:sz w:val="24"/>
                 <w:szCs w:val="24"/>
               </w:rPr>
-              <w:t xml:space="preserve">Thứ Sáu 16h30</w:t>
+              <w:t>Thứ Sáu 16h30</w:t>
             </w:r>
           </w:p>
         </w:tc>
         <w:tc>
           <w:tcPr>
-            <w:tcW w:type="dxa" w:w="3100"/>
+            <w:tcW w:w="3100" w:type="dxa"/>
             <w:tcBorders>
-              <w:top w:val="single" w:color="C9D1DD" w:sz="4"/>
-              <w:left w:val="single" w:color="C9D1DD" w:sz="4"/>
-              <w:bottom w:val="single" w:color="C9D1DD" w:sz="4"/>
-              <w:right w:val="single" w:color="C9D1DD" w:sz="4"/>
+              <w:top w:val="single" w:sz="4" w:space="0" w:color="C9D1DD"/>
+              <w:left w:val="single" w:sz="4" w:space="0" w:color="C9D1DD"/>
+              <w:bottom w:val="single" w:sz="4" w:space="0" w:color="C9D1DD"/>
+              <w:right w:val="single" w:sz="4" w:space="0" w:color="C9D1DD"/>
             </w:tcBorders>
             <w:tcMar>
-              <w:top w:type="dxa" w:w="60"/>
-              <w:left w:type="dxa" w:w="100"/>
-              <w:bottom w:type="dxa" w:w="60"/>
-              <w:right w:type="dxa" w:w="100"/>
+              <w:top w:w="60" w:type="dxa"/>
+              <w:left w:w="100" w:type="dxa"/>
+              <w:bottom w:w="60" w:type="dxa"/>
+              <w:right w:w="100" w:type="dxa"/>
             </w:tcMar>
           </w:tcPr>
           <w:p>
             <w:r>
               <w:rPr>
-                <w:rFonts w:ascii="Times New Roman" w:cs="Times New Roman" w:eastAsia="Times New Roman" w:hAnsi="Times New Roman"/>
-                <w:b w:val="false"/>
-                <w:bCs w:val="false"/>
                 <w:sz w:val="24"/>
                 <w:szCs w:val="24"/>
               </w:rPr>
-              <w:t xml:space="preserve">Người vẫn chưa gửi</w:t>
+              <w:t>Người vẫn chưa gửi</w:t>
             </w:r>
           </w:p>
         </w:tc>
         <w:tc>
           <w:tcPr>
-            <w:tcW w:type="dxa" w:w="3670"/>
+            <w:tcW w:w="3670" w:type="dxa"/>
             <w:tcBorders>
-              <w:top w:val="single" w:color="C9D1DD" w:sz="4"/>
-              <w:left w:val="single" w:color="C9D1DD" w:sz="4"/>
-              <w:bottom w:val="single" w:color="C9D1DD" w:sz="4"/>
-              <w:right w:val="single" w:color="C9D1DD" w:sz="4"/>
+              <w:top w:val="single" w:sz="4" w:space="0" w:color="C9D1DD"/>
+              <w:left w:val="single" w:sz="4" w:space="0" w:color="C9D1DD"/>
+              <w:bottom w:val="single" w:sz="4" w:space="0" w:color="C9D1DD"/>
+              <w:right w:val="single" w:sz="4" w:space="0" w:color="C9D1DD"/>
             </w:tcBorders>
             <w:tcMar>
-              <w:top w:type="dxa" w:w="60"/>
-              <w:left w:type="dxa" w:w="100"/>
-              <w:bottom w:type="dxa" w:w="60"/>
-              <w:right w:type="dxa" w:w="100"/>
+              <w:top w:w="60" w:type="dxa"/>
+              <w:left w:w="100" w:type="dxa"/>
+              <w:bottom w:w="60" w:type="dxa"/>
+              <w:right w:w="100" w:type="dxa"/>
             </w:tcMar>
           </w:tcPr>
           <w:p>
             <w:r>
               <w:rPr>
-                <w:rFonts w:ascii="Times New Roman" w:cs="Times New Roman" w:eastAsia="Times New Roman" w:hAnsi="Times New Roman"/>
-                <w:b w:val="false"/>
-                <w:bCs w:val="false"/>
                 <w:sz w:val="24"/>
                 <w:szCs w:val="24"/>
               </w:rPr>
-              <w:t xml:space="preserve">Email nhắc lại</w:t>
+              <w:t>Email nhắc lại</w:t>
             </w:r>
           </w:p>
         </w:tc>
       </w:tr>
       <w:tr>
-        <w:trPr>
-          <w:tblHeader w:val="false"/>
-        </w:trPr>
+        <w:tblPrEx>
+          <w:tblCellMar>
+            <w:top w:w="0" w:type="dxa"/>
+            <w:bottom w:w="0" w:type="dxa"/>
+          </w:tblCellMar>
+        </w:tblPrEx>
         <w:tc>
           <w:tcPr>
-            <w:tcW w:type="dxa" w:w="2300"/>
+            <w:tcW w:w="2300" w:type="dxa"/>
             <w:tcBorders>
-              <w:top w:val="single" w:color="C9D1DD" w:sz="4"/>
-              <w:left w:val="single" w:color="C9D1DD" w:sz="4"/>
-              <w:bottom w:val="single" w:color="C9D1DD" w:sz="4"/>
-              <w:right w:val="single" w:color="C9D1DD" w:sz="4"/>
+              <w:top w:val="single" w:sz="4" w:space="0" w:color="C9D1DD"/>
+              <w:left w:val="single" w:sz="4" w:space="0" w:color="C9D1DD"/>
+              <w:bottom w:val="single" w:sz="4" w:space="0" w:color="C9D1DD"/>
+              <w:right w:val="single" w:sz="4" w:space="0" w:color="C9D1DD"/>
             </w:tcBorders>
             <w:tcMar>
-              <w:top w:type="dxa" w:w="60"/>
-              <w:left w:type="dxa" w:w="100"/>
-              <w:bottom w:type="dxa" w:w="60"/>
-              <w:right w:type="dxa" w:w="100"/>
+              <w:top w:w="60" w:type="dxa"/>
+              <w:left w:w="100" w:type="dxa"/>
+              <w:bottom w:w="60" w:type="dxa"/>
+              <w:right w:w="100" w:type="dxa"/>
             </w:tcMar>
           </w:tcPr>
           <w:p>
             <w:r>
               <w:rPr>
-                <w:rFonts w:ascii="Times New Roman" w:cs="Times New Roman" w:eastAsia="Times New Roman" w:hAnsi="Times New Roman"/>
-                <w:b w:val="false"/>
-                <w:bCs w:val="false"/>
                 <w:sz w:val="24"/>
                 <w:szCs w:val="24"/>
               </w:rPr>
-              <w:t xml:space="preserve">Thứ Hai 08h30</w:t>
+              <w:t>Thứ Hai 08h30</w:t>
             </w:r>
           </w:p>
         </w:tc>
         <w:tc>
           <w:tcPr>
-            <w:tcW w:type="dxa" w:w="3100"/>
+            <w:tcW w:w="3100" w:type="dxa"/>
             <w:tcBorders>
-              <w:top w:val="single" w:color="C9D1DD" w:sz="4"/>
-              <w:left w:val="single" w:color="C9D1DD" w:sz="4"/>
-              <w:bottom w:val="single" w:color="C9D1DD" w:sz="4"/>
-              <w:right w:val="single" w:color="C9D1DD" w:sz="4"/>
+              <w:top w:val="single" w:sz="4" w:space="0" w:color="C9D1DD"/>
+              <w:left w:val="single" w:sz="4" w:space="0" w:color="C9D1DD"/>
+              <w:bottom w:val="single" w:sz="4" w:space="0" w:color="C9D1DD"/>
+              <w:right w:val="single" w:sz="4" w:space="0" w:color="C9D1DD"/>
             </w:tcBorders>
             <w:tcMar>
-              <w:top w:type="dxa" w:w="60"/>
-              <w:left w:type="dxa" w:w="100"/>
-              <w:bottom w:type="dxa" w:w="60"/>
-              <w:right w:type="dxa" w:w="100"/>
+              <w:top w:w="60" w:type="dxa"/>
+              <w:left w:w="100" w:type="dxa"/>
+              <w:bottom w:w="60" w:type="dxa"/>
+              <w:right w:w="100" w:type="dxa"/>
             </w:tcMar>
           </w:tcPr>
           <w:p>
             <w:r>
               <w:rPr>
-                <w:rFonts w:ascii="Times New Roman" w:cs="Times New Roman" w:eastAsia="Times New Roman" w:hAnsi="Times New Roman"/>
-                <w:b w:val="false"/>
-                <w:bCs w:val="false"/>
                 <w:sz w:val="24"/>
                 <w:szCs w:val="24"/>
               </w:rPr>
-              <w:t xml:space="preserve">Trưởng phòng</w:t>
+              <w:t>Trưởng phòng</w:t>
             </w:r>
           </w:p>
         </w:tc>
         <w:tc>
           <w:tcPr>
-            <w:tcW w:type="dxa" w:w="3670"/>
+            <w:tcW w:w="3670" w:type="dxa"/>
             <w:tcBorders>
-              <w:top w:val="single" w:color="C9D1DD" w:sz="4"/>
-              <w:left w:val="single" w:color="C9D1DD" w:sz="4"/>
-              <w:bottom w:val="single" w:color="C9D1DD" w:sz="4"/>
-              <w:right w:val="single" w:color="C9D1DD" w:sz="4"/>
+              <w:top w:val="single" w:sz="4" w:space="0" w:color="C9D1DD"/>
+              <w:left w:val="single" w:sz="4" w:space="0" w:color="C9D1DD"/>
+              <w:bottom w:val="single" w:sz="4" w:space="0" w:color="C9D1DD"/>
+              <w:right w:val="single" w:sz="4" w:space="0" w:color="C9D1DD"/>
             </w:tcBorders>
             <w:tcMar>
-              <w:top w:type="dxa" w:w="60"/>
-              <w:left w:type="dxa" w:w="100"/>
-              <w:bottom w:type="dxa" w:w="60"/>
-              <w:right w:type="dxa" w:w="100"/>
+              <w:top w:w="60" w:type="dxa"/>
+              <w:left w:w="100" w:type="dxa"/>
+              <w:bottom w:w="60" w:type="dxa"/>
+              <w:right w:w="100" w:type="dxa"/>
             </w:tcMar>
           </w:tcPr>
           <w:p>
             <w:r>
               <w:rPr>
-                <w:rFonts w:ascii="Times New Roman" w:cs="Times New Roman" w:eastAsia="Times New Roman" w:hAnsi="Times New Roman"/>
-                <w:b w:val="false"/>
-                <w:bCs w:val="false"/>
                 <w:sz w:val="24"/>
                 <w:szCs w:val="24"/>
               </w:rPr>
-              <w:t xml:space="preserve">Tổng hợp tuần trước: ai đã/chưa gửi, số việc quá hạn</w:t>
+              <w:t>Tổng hợp tuần trước: ai đã/chưa gửi, số việc quá hạn</w:t>
             </w:r>
           </w:p>
         </w:tc>
       </w:tr>
       <w:tr>
-        <w:trPr>
-          <w:tblHeader w:val="false"/>
-        </w:trPr>
+        <w:tblPrEx>
+          <w:tblCellMar>
+            <w:top w:w="0" w:type="dxa"/>
+            <w:bottom w:w="0" w:type="dxa"/>
+          </w:tblCellMar>
+        </w:tblPrEx>
         <w:tc>
           <w:tcPr>
-            <w:tcW w:type="dxa" w:w="2300"/>
+            <w:tcW w:w="2300" w:type="dxa"/>
             <w:tcBorders>
-              <w:top w:val="single" w:color="C9D1DD" w:sz="4"/>
-              <w:left w:val="single" w:color="C9D1DD" w:sz="4"/>
-              <w:bottom w:val="single" w:color="C9D1DD" w:sz="4"/>
-              <w:right w:val="single" w:color="C9D1DD" w:sz="4"/>
+              <w:top w:val="single" w:sz="4" w:space="0" w:color="C9D1DD"/>
+              <w:left w:val="single" w:sz="4" w:space="0" w:color="C9D1DD"/>
+              <w:bottom w:val="single" w:sz="4" w:space="0" w:color="C9D1DD"/>
+              <w:right w:val="single" w:sz="4" w:space="0" w:color="C9D1DD"/>
             </w:tcBorders>
             <w:tcMar>
-              <w:top w:type="dxa" w:w="60"/>
-              <w:left w:type="dxa" w:w="100"/>
-              <w:bottom w:type="dxa" w:w="60"/>
-              <w:right w:type="dxa" w:w="100"/>
+              <w:top w:w="60" w:type="dxa"/>
+              <w:left w:w="100" w:type="dxa"/>
+              <w:bottom w:w="60" w:type="dxa"/>
+              <w:right w:w="100" w:type="dxa"/>
             </w:tcMar>
           </w:tcPr>
           <w:p>
             <w:r>
               <w:rPr>
-                <w:rFonts w:ascii="Times New Roman" w:cs="Times New Roman" w:eastAsia="Times New Roman" w:hAnsi="Times New Roman"/>
-                <w:b w:val="false"/>
-                <w:bCs w:val="false"/>
                 <w:sz w:val="24"/>
                 <w:szCs w:val="24"/>
               </w:rPr>
-              <w:t xml:space="preserve">Mọi lúc</w:t>
+              <w:t>Mọi lúc</w:t>
             </w:r>
           </w:p>
         </w:tc>
         <w:tc>
           <w:tcPr>
-            <w:tcW w:type="dxa" w:w="3100"/>
+            <w:tcW w:w="3100" w:type="dxa"/>
             <w:tcBorders>
-              <w:top w:val="single" w:color="C9D1DD" w:sz="4"/>
-              <w:left w:val="single" w:color="C9D1DD" w:sz="4"/>
-              <w:bottom w:val="single" w:color="C9D1DD" w:sz="4"/>
-              <w:right w:val="single" w:color="C9D1DD" w:sz="4"/>
+              <w:top w:val="single" w:sz="4" w:space="0" w:color="C9D1DD"/>
+              <w:left w:val="single" w:sz="4" w:space="0" w:color="C9D1DD"/>
+              <w:bottom w:val="single" w:sz="4" w:space="0" w:color="C9D1DD"/>
+              <w:right w:val="single" w:sz="4" w:space="0" w:color="C9D1DD"/>
             </w:tcBorders>
             <w:tcMar>
-              <w:top w:type="dxa" w:w="60"/>
-              <w:left w:type="dxa" w:w="100"/>
-              <w:bottom w:type="dxa" w:w="60"/>
-              <w:right w:type="dxa" w:w="100"/>
+              <w:top w:w="60" w:type="dxa"/>
+              <w:left w:w="100" w:type="dxa"/>
+              <w:bottom w:w="60" w:type="dxa"/>
+              <w:right w:w="100" w:type="dxa"/>
             </w:tcMar>
           </w:tcPr>
           <w:p>
             <w:r>
               <w:rPr>
-                <w:rFonts w:ascii="Times New Roman" w:cs="Times New Roman" w:eastAsia="Times New Roman" w:hAnsi="Times New Roman"/>
-                <w:b w:val="false"/>
-                <w:bCs w:val="false"/>
                 <w:sz w:val="24"/>
                 <w:szCs w:val="24"/>
               </w:rPr>
-              <w:t xml:space="preserve">Người đăng nhập</w:t>
+              <w:t>Người đăng nhập</w:t>
             </w:r>
           </w:p>
         </w:tc>
         <w:tc>
           <w:tcPr>
-            <w:tcW w:type="dxa" w:w="3670"/>
+            <w:tcW w:w="3670" w:type="dxa"/>
             <w:tcBorders>
-              <w:top w:val="single" w:color="C9D1DD" w:sz="4"/>
-              <w:left w:val="single" w:color="C9D1DD" w:sz="4"/>
-              <w:bottom w:val="single" w:color="C9D1DD" w:sz="4"/>
-              <w:right w:val="single" w:color="C9D1DD" w:sz="4"/>
+              <w:top w:val="single" w:sz="4" w:space="0" w:color="C9D1DD"/>
+              <w:left w:val="single" w:sz="4" w:space="0" w:color="C9D1DD"/>
+              <w:bottom w:val="single" w:sz="4" w:space="0" w:color="C9D1DD"/>
+              <w:right w:val="single" w:sz="4" w:space="0" w:color="C9D1DD"/>
             </w:tcBorders>
             <w:tcMar>
-              <w:top w:type="dxa" w:w="60"/>
-              <w:left w:type="dxa" w:w="100"/>
-              <w:bottom w:type="dxa" w:w="60"/>
-              <w:right w:type="dxa" w:w="100"/>
+              <w:top w:w="60" w:type="dxa"/>
+              <w:left w:w="100" w:type="dxa"/>
+              <w:bottom w:w="60" w:type="dxa"/>
+              <w:right w:w="100" w:type="dxa"/>
             </w:tcMar>
           </w:tcPr>
           <w:p>
             <w:r>
               <w:rPr>
-                <w:rFonts w:ascii="Times New Roman" w:cs="Times New Roman" w:eastAsia="Times New Roman" w:hAnsi="Times New Roman"/>
-                <w:b w:val="false"/>
-                <w:bCs w:val="false"/>
                 <w:sz w:val="24"/>
                 <w:szCs w:val="24"/>
               </w:rPr>
-              <w:t xml:space="preserve">Dải nhắc vàng trên web nếu chưa gửi BC tuần</w:t>
+              <w:t>Dải nhắc vàng trên web nếu chưa gửi BC tuần</w:t>
             </w:r>
           </w:p>
         </w:tc>
@@ -1658,14 +1402,6 @@
         <w:spacing w:after="60"/>
         <w:jc w:val="both"/>
       </w:pPr>
-      <w:r>
-        <w:rPr>
-          <w:rFonts w:ascii="Times New Roman" w:cs="Times New Roman" w:eastAsia="Times New Roman" w:hAnsi="Times New Roman"/>
-          <w:sz w:val="26"/>
-          <w:szCs w:val="26"/>
-        </w:rPr>
-        <w:t xml:space="preserve"/>
-      </w:r>
     </w:p>
     <w:p>
       <w:pPr>
@@ -1674,15 +1410,10 @@
           <w:ilvl w:val="0"/>
           <w:numId w:val="3"/>
         </w:numPr>
-        <w:spacing w:after="60" w:line="288"/>
-      </w:pPr>
-      <w:r>
-        <w:rPr>
-          <w:rFonts w:ascii="Times New Roman" w:cs="Times New Roman" w:eastAsia="Times New Roman" w:hAnsi="Times New Roman"/>
-          <w:sz w:val="26"/>
-          <w:szCs w:val="26"/>
-        </w:rPr>
-        <w:t xml:space="preserve">Quyền được kiểm tra trên máy chủ: cán bộ chỉ cập nhật hồ sơ/nhiệm vụ của mình; mọi thay đổi hạn, giá trị, người phụ trách phải ghi lý do và được lưu lịch sử.</w:t>
+        <w:spacing w:after="60" w:line="288" w:lineRule="auto"/>
+      </w:pPr>
+      <w:r>
+        <w:t>Quyền được kiểm tra trên máy chủ: cán bộ chỉ cập nhật hồ sơ/nhiệm vụ của mình; mọi thay đổi hạn, giá trị, người phụ trách phải ghi lý do và được lưu lịch sử.</w:t>
       </w:r>
     </w:p>
     <w:p>
@@ -1692,15 +1423,10 @@
           <w:ilvl w:val="0"/>
           <w:numId w:val="3"/>
         </w:numPr>
-        <w:spacing w:after="60" w:line="288"/>
-      </w:pPr>
-      <w:r>
-        <w:rPr>
-          <w:rFonts w:ascii="Times New Roman" w:cs="Times New Roman" w:eastAsia="Times New Roman" w:hAnsi="Times New Roman"/>
-          <w:sz w:val="26"/>
-          <w:szCs w:val="26"/>
-        </w:rPr>
-        <w:t xml:space="preserve">Ghi số liệu đúng thực tế; không tự đặt lại hạn hoặc sửa % để “làm đẹp” báo cáo.</w:t>
+        <w:spacing w:after="60" w:line="288" w:lineRule="auto"/>
+      </w:pPr>
+      <w:r>
+        <w:t>Ghi số liệu đúng thực tế; không tự đặt lại hạn hoặc sửa % để “làm đẹp” báo cáo.</w:t>
       </w:r>
     </w:p>
     <w:p>
@@ -1710,45 +1436,27 @@
           <w:ilvl w:val="0"/>
           <w:numId w:val="3"/>
         </w:numPr>
-        <w:spacing w:after="60" w:line="288"/>
-      </w:pPr>
-      <w:r>
-        <w:rPr>
-          <w:rFonts w:ascii="Times New Roman" w:cs="Times New Roman" w:eastAsia="Times New Roman" w:hAnsi="Times New Roman"/>
-          <w:sz w:val="26"/>
-          <w:szCs w:val="26"/>
-        </w:rPr>
-        <w:t xml:space="preserve">Góp ý, lỗi phần mềm: liên hệ đ/c Nguyễn Việt Hùng (hungnv71).</w:t>
+        <w:spacing w:after="60" w:line="288" w:lineRule="auto"/>
+      </w:pPr>
+      <w:r>
+        <w:t>Góp ý, lỗi phần mềm: liên hệ đ/c Nguyễn Việt Hùng (hungnv71).</w:t>
       </w:r>
     </w:p>
     <w:sectPr>
-      <w:footerReference w:type="default" r:id="rId7"/>
-      <w:pgSz w:w="11906" w:h="16838" w:orient="portrait"/>
+      <w:footerReference w:type="default" r:id="rId10"/>
+      <w:pgSz w:w="11906" w:h="16838"/>
       <w:pgMar w:top="1134" w:right="1134" w:bottom="1134" w:left="1701" w:header="708" w:footer="708" w:gutter="0"/>
-      <w:pgNumType/>
+      <w:cols w:space="720"/>
       <w:docGrid w:linePitch="360"/>
     </w:sectPr>
   </w:body>
 </w:document>
 </file>
 
-<file path=word/comments.xml><?xml version="1.0" encoding="utf-8"?>
-<w:comments xmlns:cx="http://schemas.microsoft.com/office/drawing/2014/chartex" xmlns:cx1="http://schemas.microsoft.com/office/drawing/2015/9/8/chartex" xmlns:cx2="http://schemas.microsoft.com/office/drawing/2015/10/21/chartex" xmlns:cx3="http://schemas.microsoft.com/office/drawing/2016/5/9/chartex" xmlns:cx4="http://schemas.microsoft.com/office/drawing/2016/5/10/chartex" xmlns:cx5="http://schemas.microsoft.com/office/drawing/2016/5/11/chartex" xmlns:cx6="http://schemas.microsoft.com/office/drawing/2016/5/12/chartex" xmlns:cx7="http://schemas.microsoft.com/office/drawing/2016/5/13/chartex" xmlns:cx8="http://schemas.microsoft.com/office/drawing/2016/5/14/chartex" xmlns:mc="http://schemas.openxmlformats.org/markup-compatibility/2006" xmlns:aink="http://schemas.microsoft.com/office/drawing/2016/ink" xmlns:am3d="http://schemas.microsoft.com/office/drawing/2017/model3d" xmlns:o="urn:schemas-microsoft-com:office:office" xmlns:r="http://schemas.openxmlformats.org/officeDocument/2006/relationships" xmlns:m="http://schemas.openxmlformats.org/officeDocument/2006/math" xmlns:v="urn:schemas-microsoft-com:vml" xmlns:wp14="http://schemas.microsoft.com/office/word/2010/wordprocessingDrawing" xmlns:wp="http://schemas.openxmlformats.org/drawingml/2006/wordprocessingDrawing" xmlns:w10="urn:schemas-microsoft-com:office:word" xmlns:w="http://schemas.openxmlformats.org/wordprocessingml/2006/main" xmlns:w14="http://schemas.microsoft.com/office/word/2010/wordml" xmlns:w15="http://schemas.microsoft.com/office/word/2012/wordml" xmlns:w16cex="http://schemas.microsoft.com/office/word/2018/wordml/cex" xmlns:w16cid="http://schemas.microsoft.com/office/word/2016/wordml/cid" xmlns:w16="http://schemas.microsoft.com/office/word/2018/wordml" xmlns:w16sdtdh="http://schemas.microsoft.com/office/word/2020/wordml/sdtdatahash" xmlns:w16se="http://schemas.microsoft.com/office/word/2015/wordml/symex" xmlns:wpg="http://schemas.microsoft.com/office/word/2010/wordprocessingGroup" xmlns:wpi="http://schemas.microsoft.com/office/word/2010/wordprocessingInk" xmlns:wne="http://schemas.microsoft.com/office/word/2006/wordml" xmlns:wps="http://schemas.microsoft.com/office/word/2010/wordprocessingShape"/>
-</file>
-
 <file path=word/endnotes.xml><?xml version="1.0" encoding="utf-8"?>
-<w:endnotes xmlns:wpc="http://schemas.microsoft.com/office/word/2010/wordprocessingCanvas" xmlns:mc="http://schemas.openxmlformats.org/markup-compatibility/2006" xmlns:o="urn:schemas-microsoft-com:office:office" xmlns:r="http://schemas.openxmlformats.org/officeDocument/2006/relationships" xmlns:m="http://schemas.openxmlformats.org/officeDocument/2006/math" xmlns:v="urn:schemas-microsoft-com:vml" xmlns:wp14="http://schemas.microsoft.com/office/word/2010/wordprocessingDrawing" xmlns:wp="http://schemas.openxmlformats.org/drawingml/2006/wordprocessingDrawing" xmlns:w10="urn:schemas-microsoft-com:office:word" xmlns:w="http://schemas.openxmlformats.org/wordprocessingml/2006/main" xmlns:w14="http://schemas.microsoft.com/office/word/2010/wordml" xmlns:w15="http://schemas.microsoft.com/office/word/2012/wordml" xmlns:wpg="http://schemas.microsoft.com/office/word/2010/wordprocessingGroup" xmlns:wpi="http://schemas.microsoft.com/office/word/2010/wordprocessingInk" xmlns:wne="http://schemas.microsoft.com/office/word/2006/wordml" xmlns:wps="http://schemas.microsoft.com/office/word/2010/wordprocessingShape" mc:Ignorable="w14 w15 wp14">
+<w:endnotes xmlns:wpc="http://schemas.microsoft.com/office/word/2010/wordprocessingCanvas" xmlns:cx="http://schemas.microsoft.com/office/drawing/2014/chartex" xmlns:cx1="http://schemas.microsoft.com/office/drawing/2015/9/8/chartex" xmlns:cx2="http://schemas.microsoft.com/office/drawing/2015/10/21/chartex" xmlns:cx3="http://schemas.microsoft.com/office/drawing/2016/5/9/chartex" xmlns:cx4="http://schemas.microsoft.com/office/drawing/2016/5/10/chartex" xmlns:cx5="http://schemas.microsoft.com/office/drawing/2016/5/11/chartex" xmlns:cx6="http://schemas.microsoft.com/office/drawing/2016/5/12/chartex" xmlns:cx7="http://schemas.microsoft.com/office/drawing/2016/5/13/chartex" xmlns:cx8="http://schemas.microsoft.com/office/drawing/2016/5/14/chartex" xmlns:mc="http://schemas.openxmlformats.org/markup-compatibility/2006" xmlns:aink="http://schemas.microsoft.com/office/drawing/2016/ink" xmlns:am3d="http://schemas.microsoft.com/office/drawing/2017/model3d" xmlns:o="urn:schemas-microsoft-com:office:office" xmlns:oel="http://schemas.microsoft.com/office/2019/extlst" xmlns:r="http://schemas.openxmlformats.org/officeDocument/2006/relationships" xmlns:m="http://schemas.openxmlformats.org/officeDocument/2006/math" xmlns:v="urn:schemas-microsoft-com:vml" xmlns:wp14="http://schemas.microsoft.com/office/word/2010/wordprocessingDrawing" xmlns:wp="http://schemas.openxmlformats.org/drawingml/2006/wordprocessingDrawing" xmlns:w10="urn:schemas-microsoft-com:office:word" xmlns:w="http://schemas.openxmlformats.org/wordprocessingml/2006/main" xmlns:w14="http://schemas.microsoft.com/office/word/2010/wordml" xmlns:w15="http://schemas.microsoft.com/office/word/2012/wordml" xmlns:w16cex="http://schemas.microsoft.com/office/word/2018/wordml/cex" xmlns:w16cid="http://schemas.microsoft.com/office/word/2016/wordml/cid" xmlns:w16="http://schemas.microsoft.com/office/word/2018/wordml" xmlns:w16du="http://schemas.microsoft.com/office/word/2023/wordml/word16du" xmlns:w16sdtdh="http://schemas.microsoft.com/office/word/2020/wordml/sdtdatahash" xmlns:w16sdtfl="http://schemas.microsoft.com/office/word/2024/wordml/sdtformatlock" xmlns:w16se="http://schemas.microsoft.com/office/word/2015/wordml/symex" xmlns:wpg="http://schemas.microsoft.com/office/word/2010/wordprocessingGroup" xmlns:wpi="http://schemas.microsoft.com/office/word/2010/wordprocessingInk" xmlns:wne="http://schemas.microsoft.com/office/word/2006/wordml" xmlns:wps="http://schemas.microsoft.com/office/word/2010/wordprocessingShape" mc:Ignorable="w14 w15 w16se w16cid w16 w16cex w16sdtdh w16sdtfl w16du wp14">
   <w:endnote w:type="separator" w:id="-1">
     <w:p>
-      <w:pPr>
-        <w:spacing w:after="0" w:line="240" w:lineRule="auto"/>
-      </w:pPr>
-      <w:r>
-        <w:rPr>
-          <w:rStyle w:val="EndnoteReference"/>
-        </w:rPr>
-        <w:endnoteRef/>
-      </w:r>
       <w:r>
         <w:separator/>
       </w:r>
@@ -1756,15 +1464,6 @@
   </w:endnote>
   <w:endnote w:type="continuationSeparator" w:id="0">
     <w:p>
-      <w:pPr>
-        <w:spacing w:after="0" w:line="240" w:lineRule="auto"/>
-      </w:pPr>
-      <w:r>
-        <w:rPr>
-          <w:rStyle w:val="EndnoteReference"/>
-        </w:rPr>
-        <w:endnoteRef/>
-      </w:r>
       <w:r>
         <w:continuationSeparator/>
       </w:r>
@@ -1774,20 +1473,45 @@
 </file>
 
 <file path=word/footer1.xml><?xml version="1.0" encoding="utf-8"?>
-<w:ftr xmlns:wpc="http://schemas.microsoft.com/office/word/2010/wordprocessingCanvas" xmlns:mc="http://schemas.openxmlformats.org/markup-compatibility/2006" xmlns:o="urn:schemas-microsoft-com:office:office" xmlns:r="http://schemas.openxmlformats.org/officeDocument/2006/relationships" xmlns:m="http://schemas.openxmlformats.org/officeDocument/2006/math" xmlns:v="urn:schemas-microsoft-com:vml" xmlns:wp14="http://schemas.microsoft.com/office/word/2010/wordprocessingDrawing" xmlns:wp="http://schemas.openxmlformats.org/drawingml/2006/wordprocessingDrawing" xmlns:w10="urn:schemas-microsoft-com:office:word" xmlns:w="http://schemas.openxmlformats.org/wordprocessingml/2006/main" xmlns:w14="http://schemas.microsoft.com/office/word/2010/wordml" xmlns:w15="http://schemas.microsoft.com/office/word/2012/wordml" xmlns:wpg="http://schemas.microsoft.com/office/word/2010/wordprocessingGroup" xmlns:wpi="http://schemas.microsoft.com/office/word/2010/wordprocessingInk" xmlns:wne="http://schemas.microsoft.com/office/word/2006/wordml" xmlns:wps="http://schemas.microsoft.com/office/word/2010/wordprocessingShape">
+<w:ftr xmlns:wpc="http://schemas.microsoft.com/office/word/2010/wordprocessingCanvas" xmlns:cx="http://schemas.microsoft.com/office/drawing/2014/chartex" xmlns:cx1="http://schemas.microsoft.com/office/drawing/2015/9/8/chartex" xmlns:cx2="http://schemas.microsoft.com/office/drawing/2015/10/21/chartex" xmlns:cx3="http://schemas.microsoft.com/office/drawing/2016/5/9/chartex" xmlns:cx4="http://schemas.microsoft.com/office/drawing/2016/5/10/chartex" xmlns:cx5="http://schemas.microsoft.com/office/drawing/2016/5/11/chartex" xmlns:cx6="http://schemas.microsoft.com/office/drawing/2016/5/12/chartex" xmlns:cx7="http://schemas.microsoft.com/office/drawing/2016/5/13/chartex" xmlns:cx8="http://schemas.microsoft.com/office/drawing/2016/5/14/chartex" xmlns:mc="http://schemas.openxmlformats.org/markup-compatibility/2006" xmlns:aink="http://schemas.microsoft.com/office/drawing/2016/ink" xmlns:am3d="http://schemas.microsoft.com/office/drawing/2017/model3d" xmlns:o="urn:schemas-microsoft-com:office:office" xmlns:oel="http://schemas.microsoft.com/office/2019/extlst" xmlns:r="http://schemas.openxmlformats.org/officeDocument/2006/relationships" xmlns:m="http://schemas.openxmlformats.org/officeDocument/2006/math" xmlns:v="urn:schemas-microsoft-com:vml" xmlns:wp14="http://schemas.microsoft.com/office/word/2010/wordprocessingDrawing" xmlns:wp="http://schemas.openxmlformats.org/drawingml/2006/wordprocessingDrawing" xmlns:w10="urn:schemas-microsoft-com:office:word" xmlns:w="http://schemas.openxmlformats.org/wordprocessingml/2006/main" xmlns:w14="http://schemas.microsoft.com/office/word/2010/wordml" xmlns:w15="http://schemas.microsoft.com/office/word/2012/wordml" xmlns:w16cex="http://schemas.microsoft.com/office/word/2018/wordml/cex" xmlns:w16cid="http://schemas.microsoft.com/office/word/2016/wordml/cid" xmlns:w16="http://schemas.microsoft.com/office/word/2018/wordml" xmlns:w16du="http://schemas.microsoft.com/office/word/2023/wordml/word16du" xmlns:w16sdtdh="http://schemas.microsoft.com/office/word/2020/wordml/sdtdatahash" xmlns:w16sdtfl="http://schemas.microsoft.com/office/word/2024/wordml/sdtformatlock" xmlns:w16se="http://schemas.microsoft.com/office/word/2015/wordml/symex" xmlns:wpg="http://schemas.microsoft.com/office/word/2010/wordprocessingGroup" xmlns:wpi="http://schemas.microsoft.com/office/word/2010/wordprocessingInk" xmlns:wne="http://schemas.microsoft.com/office/word/2006/wordml" xmlns:wps="http://schemas.microsoft.com/office/word/2010/wordprocessingShape" mc:Ignorable="w14 w15 w16se w16cid w16 w16cex w16sdtdh w16sdtfl w16du wp14">
   <w:p>
     <w:pPr>
       <w:jc w:val="center"/>
     </w:pPr>
     <w:r>
       <w:rPr>
-        <w:rFonts w:ascii="Times New Roman" w:cs="Times New Roman" w:eastAsia="Times New Roman" w:hAnsi="Times New Roman"/>
         <w:sz w:val="22"/>
         <w:szCs w:val="22"/>
       </w:rPr>
       <w:fldChar w:fldCharType="begin"/>
-      <w:instrText xml:space="preserve">PAGE</w:instrText>
+    </w:r>
+    <w:r>
+      <w:rPr>
+        <w:sz w:val="22"/>
+        <w:szCs w:val="22"/>
+      </w:rPr>
+      <w:instrText>PAGE</w:instrText>
+    </w:r>
+    <w:r>
+      <w:rPr>
+        <w:sz w:val="22"/>
+        <w:szCs w:val="22"/>
+      </w:rPr>
       <w:fldChar w:fldCharType="separate"/>
+    </w:r>
+    <w:r>
+      <w:rPr>
+        <w:noProof/>
+        <w:sz w:val="22"/>
+        <w:szCs w:val="22"/>
+      </w:rPr>
+      <w:t>1</w:t>
+    </w:r>
+    <w:r>
+      <w:rPr>
+        <w:sz w:val="22"/>
+        <w:szCs w:val="22"/>
+      </w:rPr>
       <w:fldChar w:fldCharType="end"/>
     </w:r>
   </w:p>
@@ -1795,18 +1519,9 @@
 </file>
 
 <file path=word/footnotes.xml><?xml version="1.0" encoding="utf-8"?>
-<w:footnotes xmlns:wpc="http://schemas.microsoft.com/office/word/2010/wordprocessingCanvas" xmlns:mc="http://schemas.openxmlformats.org/markup-compatibility/2006" xmlns:o="urn:schemas-microsoft-com:office:office" xmlns:r="http://schemas.openxmlformats.org/officeDocument/2006/relationships" xmlns:m="http://schemas.openxmlformats.org/officeDocument/2006/math" xmlns:v="urn:schemas-microsoft-com:vml" xmlns:wp14="http://schemas.microsoft.com/office/word/2010/wordprocessingDrawing" xmlns:wp="http://schemas.openxmlformats.org/drawingml/2006/wordprocessingDrawing" xmlns:w10="urn:schemas-microsoft-com:office:word" xmlns:w="http://schemas.openxmlformats.org/wordprocessingml/2006/main" xmlns:w14="http://schemas.microsoft.com/office/word/2010/wordml" xmlns:w15="http://schemas.microsoft.com/office/word/2012/wordml" xmlns:wpg="http://schemas.microsoft.com/office/word/2010/wordprocessingGroup" xmlns:wpi="http://schemas.microsoft.com/office/word/2010/wordprocessingInk" xmlns:wne="http://schemas.microsoft.com/office/word/2006/wordml" xmlns:wps="http://schemas.microsoft.com/office/word/2010/wordprocessingShape" mc:Ignorable="w14 w15 wp14">
+<w:footnotes xmlns:wpc="http://schemas.microsoft.com/office/word/2010/wordprocessingCanvas" xmlns:cx="http://schemas.microsoft.com/office/drawing/2014/chartex" xmlns:cx1="http://schemas.microsoft.com/office/drawing/2015/9/8/chartex" xmlns:cx2="http://schemas.microsoft.com/office/drawing/2015/10/21/chartex" xmlns:cx3="http://schemas.microsoft.com/office/drawing/2016/5/9/chartex" xmlns:cx4="http://schemas.microsoft.com/office/drawing/2016/5/10/chartex" xmlns:cx5="http://schemas.microsoft.com/office/drawing/2016/5/11/chartex" xmlns:cx6="http://schemas.microsoft.com/office/drawing/2016/5/12/chartex" xmlns:cx7="http://schemas.microsoft.com/office/drawing/2016/5/13/chartex" xmlns:cx8="http://schemas.microsoft.com/office/drawing/2016/5/14/chartex" xmlns:mc="http://schemas.openxmlformats.org/markup-compatibility/2006" xmlns:aink="http://schemas.microsoft.com/office/drawing/2016/ink" xmlns:am3d="http://schemas.microsoft.com/office/drawing/2017/model3d" xmlns:o="urn:schemas-microsoft-com:office:office" xmlns:oel="http://schemas.microsoft.com/office/2019/extlst" xmlns:r="http://schemas.openxmlformats.org/officeDocument/2006/relationships" xmlns:m="http://schemas.openxmlformats.org/officeDocument/2006/math" xmlns:v="urn:schemas-microsoft-com:vml" xmlns:wp14="http://schemas.microsoft.com/office/word/2010/wordprocessingDrawing" xmlns:wp="http://schemas.openxmlformats.org/drawingml/2006/wordprocessingDrawing" xmlns:w10="urn:schemas-microsoft-com:office:word" xmlns:w="http://schemas.openxmlformats.org/wordprocessingml/2006/main" xmlns:w14="http://schemas.microsoft.com/office/word/2010/wordml" xmlns:w15="http://schemas.microsoft.com/office/word/2012/wordml" xmlns:w16cex="http://schemas.microsoft.com/office/word/2018/wordml/cex" xmlns:w16cid="http://schemas.microsoft.com/office/word/2016/wordml/cid" xmlns:w16="http://schemas.microsoft.com/office/word/2018/wordml" xmlns:w16du="http://schemas.microsoft.com/office/word/2023/wordml/word16du" xmlns:w16sdtdh="http://schemas.microsoft.com/office/word/2020/wordml/sdtdatahash" xmlns:w16sdtfl="http://schemas.microsoft.com/office/word/2024/wordml/sdtformatlock" xmlns:w16se="http://schemas.microsoft.com/office/word/2015/wordml/symex" xmlns:wpg="http://schemas.microsoft.com/office/word/2010/wordprocessingGroup" xmlns:wpi="http://schemas.microsoft.com/office/word/2010/wordprocessingInk" xmlns:wne="http://schemas.microsoft.com/office/word/2006/wordml" xmlns:wps="http://schemas.microsoft.com/office/word/2010/wordprocessingShape" mc:Ignorable="w14 w15 w16se w16cid w16 w16cex w16sdtdh w16sdtfl w16du wp14">
   <w:footnote w:type="separator" w:id="-1">
     <w:p>
-      <w:pPr>
-        <w:spacing w:after="0" w:line="240" w:lineRule="auto"/>
-      </w:pPr>
-      <w:r>
-        <w:rPr>
-          <w:rStyle w:val="FootnoteReference"/>
-        </w:rPr>
-        <w:footnoteRef/>
-      </w:r>
       <w:r>
         <w:separator/>
       </w:r>
@@ -1814,15 +1529,6 @@
   </w:footnote>
   <w:footnote w:type="continuationSeparator" w:id="0">
     <w:p>
-      <w:pPr>
-        <w:spacing w:after="0" w:line="240" w:lineRule="auto"/>
-      </w:pPr>
-      <w:r>
-        <w:rPr>
-          <w:rStyle w:val="FootnoteReference"/>
-        </w:rPr>
-        <w:footnoteRef/>
-      </w:r>
       <w:r>
         <w:continuationSeparator/>
       </w:r>
@@ -1832,10 +1538,66 @@
 </file>
 
 <file path=word/numbering.xml><?xml version="1.0" encoding="utf-8"?>
-<w:numbering xmlns:wpc="http://schemas.microsoft.com/office/word/2010/wordprocessingCanvas" xmlns:mc="http://schemas.openxmlformats.org/markup-compatibility/2006" xmlns:o="urn:schemas-microsoft-com:office:office" xmlns:r="http://schemas.openxmlformats.org/officeDocument/2006/relationships" xmlns:m="http://schemas.openxmlformats.org/officeDocument/2006/math" xmlns:v="urn:schemas-microsoft-com:vml" xmlns:wp14="http://schemas.microsoft.com/office/word/2010/wordprocessingDrawing" xmlns:wp="http://schemas.openxmlformats.org/drawingml/2006/wordprocessingDrawing" xmlns:w10="urn:schemas-microsoft-com:office:word" xmlns:w="http://schemas.openxmlformats.org/wordprocessingml/2006/main" xmlns:w14="http://schemas.microsoft.com/office/word/2010/wordml" xmlns:w15="http://schemas.microsoft.com/office/word/2012/wordml" xmlns:wpg="http://schemas.microsoft.com/office/word/2010/wordprocessingGroup" xmlns:wpi="http://schemas.microsoft.com/office/word/2010/wordprocessingInk" xmlns:wne="http://schemas.microsoft.com/office/word/2006/wordml" xmlns:wps="http://schemas.microsoft.com/office/word/2010/wordprocessingShape" mc:Ignorable="w14 w15 wp14">
+<w:numbering xmlns:wpc="http://schemas.microsoft.com/office/word/2010/wordprocessingCanvas" xmlns:cx="http://schemas.microsoft.com/office/drawing/2014/chartex" xmlns:cx1="http://schemas.microsoft.com/office/drawing/2015/9/8/chartex" xmlns:cx2="http://schemas.microsoft.com/office/drawing/2015/10/21/chartex" xmlns:cx3="http://schemas.microsoft.com/office/drawing/2016/5/9/chartex" xmlns:cx4="http://schemas.microsoft.com/office/drawing/2016/5/10/chartex" xmlns:cx5="http://schemas.microsoft.com/office/drawing/2016/5/11/chartex" xmlns:cx6="http://schemas.microsoft.com/office/drawing/2016/5/12/chartex" xmlns:cx7="http://schemas.microsoft.com/office/drawing/2016/5/13/chartex" xmlns:cx8="http://schemas.microsoft.com/office/drawing/2016/5/14/chartex" xmlns:mc="http://schemas.openxmlformats.org/markup-compatibility/2006" xmlns:aink="http://schemas.microsoft.com/office/drawing/2016/ink" xmlns:am3d="http://schemas.microsoft.com/office/drawing/2017/model3d" xmlns:o="urn:schemas-microsoft-com:office:office" xmlns:oel="http://schemas.microsoft.com/office/2019/extlst" xmlns:r="http://schemas.openxmlformats.org/officeDocument/2006/relationships" xmlns:m="http://schemas.openxmlformats.org/officeDocument/2006/math" xmlns:v="urn:schemas-microsoft-com:vml" xmlns:wp14="http://schemas.microsoft.com/office/word/2010/wordprocessingDrawing" xmlns:wp="http://schemas.openxmlformats.org/drawingml/2006/wordprocessingDrawing" xmlns:w10="urn:schemas-microsoft-com:office:word" xmlns:w="http://schemas.openxmlformats.org/wordprocessingml/2006/main" xmlns:w14="http://schemas.microsoft.com/office/word/2010/wordml" xmlns:w15="http://schemas.microsoft.com/office/word/2012/wordml" xmlns:w16cex="http://schemas.microsoft.com/office/word/2018/wordml/cex" xmlns:w16cid="http://schemas.microsoft.com/office/word/2016/wordml/cid" xmlns:w16="http://schemas.microsoft.com/office/word/2018/wordml" xmlns:w16du="http://schemas.microsoft.com/office/word/2023/wordml/word16du" xmlns:w16sdtdh="http://schemas.microsoft.com/office/word/2020/wordml/sdtdatahash" xmlns:w16sdtfl="http://schemas.microsoft.com/office/word/2024/wordml/sdtformatlock" xmlns:w16se="http://schemas.microsoft.com/office/word/2015/wordml/symex" xmlns:wpg="http://schemas.microsoft.com/office/word/2010/wordprocessingGroup" xmlns:wpi="http://schemas.microsoft.com/office/word/2010/wordprocessingInk" xmlns:wne="http://schemas.microsoft.com/office/word/2006/wordml" xmlns:wps="http://schemas.microsoft.com/office/word/2010/wordprocessingShape" mc:Ignorable="w14 w15 w16se w16cid w16 w16cex w16sdtdh w16sdtfl w16du wp14">
+  <w:abstractNum w:abstractNumId="0" w15:restartNumberingAfterBreak="0">
+    <w:nsid w:val="29BF371E"/>
+    <w:multiLevelType w:val="hybridMultilevel"/>
+    <w:tmpl w:val="60227432"/>
+    <w:lvl w:ilvl="0" w:tplc="3CB8C642">
+      <w:start w:val="1"/>
+      <w:numFmt w:val="bullet"/>
+      <w:lvlText w:val="–"/>
+      <w:lvlJc w:val="left"/>
+      <w:pPr>
+        <w:ind w:left="400" w:hanging="260"/>
+      </w:pPr>
+    </w:lvl>
+    <w:lvl w:ilvl="1" w:tplc="7D803FD2">
+      <w:numFmt w:val="decimal"/>
+      <w:lvlText w:val=""/>
+      <w:lvlJc w:val="left"/>
+    </w:lvl>
+    <w:lvl w:ilvl="2" w:tplc="DAF0DE62">
+      <w:numFmt w:val="decimal"/>
+      <w:lvlText w:val=""/>
+      <w:lvlJc w:val="left"/>
+    </w:lvl>
+    <w:lvl w:ilvl="3" w:tplc="0720CD8A">
+      <w:numFmt w:val="decimal"/>
+      <w:lvlText w:val=""/>
+      <w:lvlJc w:val="left"/>
+    </w:lvl>
+    <w:lvl w:ilvl="4" w:tplc="A0D45382">
+      <w:numFmt w:val="decimal"/>
+      <w:lvlText w:val=""/>
+      <w:lvlJc w:val="left"/>
+    </w:lvl>
+    <w:lvl w:ilvl="5" w:tplc="3126E546">
+      <w:numFmt w:val="decimal"/>
+      <w:lvlText w:val=""/>
+      <w:lvlJc w:val="left"/>
+    </w:lvl>
+    <w:lvl w:ilvl="6" w:tplc="5C20D056">
+      <w:numFmt w:val="decimal"/>
+      <w:lvlText w:val=""/>
+      <w:lvlJc w:val="left"/>
+    </w:lvl>
+    <w:lvl w:ilvl="7" w:tplc="1B2CECD0">
+      <w:numFmt w:val="decimal"/>
+      <w:lvlText w:val=""/>
+      <w:lvlJc w:val="left"/>
+    </w:lvl>
+    <w:lvl w:ilvl="8" w:tplc="79262B5C">
+      <w:numFmt w:val="decimal"/>
+      <w:lvlText w:val=""/>
+      <w:lvlJc w:val="left"/>
+    </w:lvl>
+  </w:abstractNum>
   <w:abstractNum w:abstractNumId="1" w15:restartNumberingAfterBreak="0">
+    <w:nsid w:val="3CB24273"/>
     <w:multiLevelType w:val="hybridMultilevel"/>
-    <w:lvl w:ilvl="0" w15:tentative="1">
+    <w:tmpl w:val="422874E0"/>
+    <w:lvl w:ilvl="0" w:tplc="1AD0E6C4">
       <w:start w:val="1"/>
       <w:numFmt w:val="bullet"/>
       <w:lvlText w:val="●"/>
@@ -1844,7 +1606,7 @@
         <w:ind w:left="720" w:hanging="360"/>
       </w:pPr>
     </w:lvl>
-    <w:lvl w:ilvl="1" w15:tentative="1">
+    <w:lvl w:ilvl="1" w:tplc="A026843E">
       <w:start w:val="1"/>
       <w:numFmt w:val="bullet"/>
       <w:lvlText w:val="○"/>
@@ -1853,7 +1615,7 @@
         <w:ind w:left="1440" w:hanging="360"/>
       </w:pPr>
     </w:lvl>
-    <w:lvl w:ilvl="2" w15:tentative="1">
+    <w:lvl w:ilvl="2" w:tplc="E0DCFE38">
       <w:start w:val="1"/>
       <w:numFmt w:val="bullet"/>
       <w:lvlText w:val="■"/>
@@ -1862,7 +1624,7 @@
         <w:ind w:left="2160" w:hanging="360"/>
       </w:pPr>
     </w:lvl>
-    <w:lvl w:ilvl="3" w15:tentative="1">
+    <w:lvl w:ilvl="3" w:tplc="423EAC0E">
       <w:start w:val="1"/>
       <w:numFmt w:val="bullet"/>
       <w:lvlText w:val="●"/>
@@ -1871,7 +1633,7 @@
         <w:ind w:left="2880" w:hanging="360"/>
       </w:pPr>
     </w:lvl>
-    <w:lvl w:ilvl="4" w15:tentative="1">
+    <w:lvl w:ilvl="4" w:tplc="2A74F4E4">
       <w:start w:val="1"/>
       <w:numFmt w:val="bullet"/>
       <w:lvlText w:val="○"/>
@@ -1880,7 +1642,7 @@
         <w:ind w:left="3600" w:hanging="360"/>
       </w:pPr>
     </w:lvl>
-    <w:lvl w:ilvl="5" w15:tentative="1">
+    <w:lvl w:ilvl="5" w:tplc="596C214C">
       <w:start w:val="1"/>
       <w:numFmt w:val="bullet"/>
       <w:lvlText w:val="■"/>
@@ -1889,7 +1651,7 @@
         <w:ind w:left="4320" w:hanging="360"/>
       </w:pPr>
     </w:lvl>
-    <w:lvl w:ilvl="6" w15:tentative="1">
+    <w:lvl w:ilvl="6" w:tplc="AC6ACCC8">
       <w:start w:val="1"/>
       <w:numFmt w:val="bullet"/>
       <w:lvlText w:val="●"/>
@@ -1898,7 +1660,7 @@
         <w:ind w:left="5040" w:hanging="360"/>
       </w:pPr>
     </w:lvl>
-    <w:lvl w:ilvl="7" w15:tentative="1">
+    <w:lvl w:ilvl="7" w:tplc="CA0A6B9A">
       <w:start w:val="1"/>
       <w:numFmt w:val="bullet"/>
       <w:lvlText w:val="●"/>
@@ -1907,7 +1669,7 @@
         <w:ind w:left="5760" w:hanging="360"/>
       </w:pPr>
     </w:lvl>
-    <w:lvl w:ilvl="8" w15:tentative="1">
+    <w:lvl w:ilvl="8" w:tplc="5DA288B4">
       <w:start w:val="1"/>
       <w:numFmt w:val="bullet"/>
       <w:lvlText w:val="●"/>
@@ -1918,20 +1680,10 @@
     </w:lvl>
   </w:abstractNum>
   <w:abstractNum w:abstractNumId="2" w15:restartNumberingAfterBreak="0">
+    <w:nsid w:val="49464E75"/>
     <w:multiLevelType w:val="hybridMultilevel"/>
-    <w:lvl w:ilvl="0" w15:tentative="1">
-      <w:start w:val="1"/>
-      <w:numFmt w:val="bullet"/>
-      <w:lvlText w:val="–"/>
-      <w:lvlJc w:val="left"/>
-      <w:pPr>
-        <w:ind w:left="400" w:hanging="260"/>
-      </w:pPr>
-    </w:lvl>
-  </w:abstractNum>
-  <w:abstractNum w:abstractNumId="3" w15:restartNumberingAfterBreak="0">
-    <w:multiLevelType w:val="hybridMultilevel"/>
-    <w:lvl w:ilvl="0" w15:tentative="1">
+    <w:tmpl w:val="333AC5B6"/>
+    <w:lvl w:ilvl="0" w:tplc="8234AA82">
       <w:start w:val="1"/>
       <w:numFmt w:val="decimal"/>
       <w:lvlText w:val="Bước %1."/>
@@ -1944,27 +1696,67 @@
         <w:bCs/>
       </w:rPr>
     </w:lvl>
+    <w:lvl w:ilvl="1" w:tplc="BA501E10">
+      <w:numFmt w:val="decimal"/>
+      <w:lvlText w:val=""/>
+      <w:lvlJc w:val="left"/>
+    </w:lvl>
+    <w:lvl w:ilvl="2" w:tplc="C2B4E738">
+      <w:numFmt w:val="decimal"/>
+      <w:lvlText w:val=""/>
+      <w:lvlJc w:val="left"/>
+    </w:lvl>
+    <w:lvl w:ilvl="3" w:tplc="CC06A672">
+      <w:numFmt w:val="decimal"/>
+      <w:lvlText w:val=""/>
+      <w:lvlJc w:val="left"/>
+    </w:lvl>
+    <w:lvl w:ilvl="4" w:tplc="15AE1540">
+      <w:numFmt w:val="decimal"/>
+      <w:lvlText w:val=""/>
+      <w:lvlJc w:val="left"/>
+    </w:lvl>
+    <w:lvl w:ilvl="5" w:tplc="BD3C515A">
+      <w:numFmt w:val="decimal"/>
+      <w:lvlText w:val=""/>
+      <w:lvlJc w:val="left"/>
+    </w:lvl>
+    <w:lvl w:ilvl="6" w:tplc="6C02F576">
+      <w:numFmt w:val="decimal"/>
+      <w:lvlText w:val=""/>
+      <w:lvlJc w:val="left"/>
+    </w:lvl>
+    <w:lvl w:ilvl="7" w:tplc="53401C30">
+      <w:numFmt w:val="decimal"/>
+      <w:lvlText w:val=""/>
+      <w:lvlJc w:val="left"/>
+    </w:lvl>
+    <w:lvl w:ilvl="8" w:tplc="AFDC1760">
+      <w:numFmt w:val="decimal"/>
+      <w:lvlText w:val=""/>
+      <w:lvlJc w:val="left"/>
+    </w:lvl>
   </w:abstractNum>
-  <w:num w:numId="1">
+  <w:num w:numId="1" w16cid:durableId="1783064083">
     <w:abstractNumId w:val="1"/>
     <w:lvlOverride w:ilvl="0">
       <w:startOverride w:val="1"/>
     </w:lvlOverride>
   </w:num>
-  <w:num w:numId="2">
-    <w:abstractNumId w:val="3"/>
-    <w:lvlOverride w:ilvl="0">
-      <w:startOverride w:val="1"/>
-    </w:lvlOverride>
-  </w:num>
-  <w:num w:numId="3">
+  <w:num w:numId="2" w16cid:durableId="2026518487">
     <w:abstractNumId w:val="2"/>
     <w:lvlOverride w:ilvl="0">
       <w:startOverride w:val="1"/>
     </w:lvlOverride>
   </w:num>
-  <w:num w:numId="4">
-    <w:abstractNumId w:val="3"/>
+  <w:num w:numId="3" w16cid:durableId="272053040">
+    <w:abstractNumId w:val="0"/>
+    <w:lvlOverride w:ilvl="0">
+      <w:startOverride w:val="1"/>
+    </w:lvlOverride>
+  </w:num>
+  <w:num w:numId="4" w16cid:durableId="556891495">
+    <w:abstractNumId w:val="2"/>
     <w:lvlOverride w:ilvl="0">
       <w:startOverride w:val="1"/>
     </w:lvlOverride>
@@ -1973,32 +1765,407 @@
 </file>
 
 <file path=word/styles.xml><?xml version="1.0" encoding="utf-8"?>
-<w:styles xmlns:mc="http://schemas.openxmlformats.org/markup-compatibility/2006" xmlns:r="http://schemas.openxmlformats.org/officeDocument/2006/relationships" xmlns:w="http://schemas.openxmlformats.org/wordprocessingml/2006/main" xmlns:w14="http://schemas.microsoft.com/office/word/2010/wordml" xmlns:w15="http://schemas.microsoft.com/office/word/2012/wordml" mc:Ignorable="w14 w15">
+<w:styles xmlns:mc="http://schemas.openxmlformats.org/markup-compatibility/2006" xmlns:r="http://schemas.openxmlformats.org/officeDocument/2006/relationships" xmlns:w="http://schemas.openxmlformats.org/wordprocessingml/2006/main" xmlns:w14="http://schemas.microsoft.com/office/word/2010/wordml" xmlns:w15="http://schemas.microsoft.com/office/word/2012/wordml" xmlns:w16cex="http://schemas.microsoft.com/office/word/2018/wordml/cex" xmlns:w16cid="http://schemas.microsoft.com/office/word/2016/wordml/cid" xmlns:w16="http://schemas.microsoft.com/office/word/2018/wordml" xmlns:w16du="http://schemas.microsoft.com/office/word/2023/wordml/word16du" xmlns:w16sdtdh="http://schemas.microsoft.com/office/word/2020/wordml/sdtdatahash" xmlns:w16sdtfl="http://schemas.microsoft.com/office/word/2024/wordml/sdtformatlock" xmlns:w16se="http://schemas.microsoft.com/office/word/2015/wordml/symex" mc:Ignorable="w14 w15 w16se w16cid w16 w16cex w16sdtdh w16sdtfl w16du">
   <w:docDefaults>
     <w:rPrDefault>
       <w:rPr>
-        <w:rFonts w:ascii="Times New Roman" w:cs="Times New Roman" w:eastAsia="Times New Roman" w:hAnsi="Times New Roman"/>
+        <w:rFonts w:ascii="Times New Roman" w:eastAsia="Times New Roman" w:hAnsi="Times New Roman" w:cs="Times New Roman"/>
         <w:sz w:val="26"/>
         <w:szCs w:val="26"/>
+        <w:lang w:val="en-US" w:eastAsia="en-US" w:bidi="ar-SA"/>
       </w:rPr>
     </w:rPrDefault>
     <w:pPrDefault/>
   </w:docDefaults>
-  <w:style w:type="paragraph" w:styleId="Title">
-    <w:name w:val="Title"/>
-    <w:basedOn w:val="Normal"/>
-    <w:next w:val="Normal"/>
+  <w:latentStyles w:defLockedState="0" w:defUIPriority="99" w:defSemiHidden="0" w:defUnhideWhenUsed="0" w:defQFormat="0" w:count="376">
+    <w:lsdException w:name="Normal" w:uiPriority="0" w:qFormat="1"/>
+    <w:lsdException w:name="heading 1" w:uiPriority="9" w:qFormat="1"/>
+    <w:lsdException w:name="heading 2" w:semiHidden="1" w:uiPriority="9" w:unhideWhenUsed="1" w:qFormat="1"/>
+    <w:lsdException w:name="heading 3" w:semiHidden="1" w:uiPriority="9" w:unhideWhenUsed="1" w:qFormat="1"/>
+    <w:lsdException w:name="heading 4" w:semiHidden="1" w:uiPriority="9" w:unhideWhenUsed="1" w:qFormat="1"/>
+    <w:lsdException w:name="heading 5" w:semiHidden="1" w:uiPriority="9" w:unhideWhenUsed="1" w:qFormat="1"/>
+    <w:lsdException w:name="heading 6" w:semiHidden="1" w:uiPriority="9" w:unhideWhenUsed="1" w:qFormat="1"/>
+    <w:lsdException w:name="heading 7" w:semiHidden="1" w:uiPriority="9" w:unhideWhenUsed="1" w:qFormat="1"/>
+    <w:lsdException w:name="heading 8" w:semiHidden="1" w:uiPriority="9" w:unhideWhenUsed="1" w:qFormat="1"/>
+    <w:lsdException w:name="heading 9" w:semiHidden="1" w:uiPriority="9" w:unhideWhenUsed="1" w:qFormat="1"/>
+    <w:lsdException w:name="index 1" w:semiHidden="1" w:unhideWhenUsed="1"/>
+    <w:lsdException w:name="index 2" w:semiHidden="1" w:unhideWhenUsed="1"/>
+    <w:lsdException w:name="index 3" w:semiHidden="1" w:unhideWhenUsed="1"/>
+    <w:lsdException w:name="index 4" w:semiHidden="1" w:unhideWhenUsed="1"/>
+    <w:lsdException w:name="index 5" w:semiHidden="1" w:unhideWhenUsed="1"/>
+    <w:lsdException w:name="index 6" w:semiHidden="1" w:unhideWhenUsed="1"/>
+    <w:lsdException w:name="index 7" w:semiHidden="1" w:unhideWhenUsed="1"/>
+    <w:lsdException w:name="index 8" w:semiHidden="1" w:unhideWhenUsed="1"/>
+    <w:lsdException w:name="index 9" w:semiHidden="1" w:unhideWhenUsed="1"/>
+    <w:lsdException w:name="toc 1" w:semiHidden="1" w:uiPriority="39" w:unhideWhenUsed="1"/>
+    <w:lsdException w:name="toc 2" w:semiHidden="1" w:uiPriority="39" w:unhideWhenUsed="1"/>
+    <w:lsdException w:name="toc 3" w:semiHidden="1" w:uiPriority="39" w:unhideWhenUsed="1"/>
+    <w:lsdException w:name="toc 4" w:semiHidden="1" w:uiPriority="39" w:unhideWhenUsed="1"/>
+    <w:lsdException w:name="toc 5" w:semiHidden="1" w:uiPriority="39" w:unhideWhenUsed="1"/>
+    <w:lsdException w:name="toc 6" w:semiHidden="1" w:uiPriority="39" w:unhideWhenUsed="1"/>
+    <w:lsdException w:name="toc 7" w:semiHidden="1" w:uiPriority="39" w:unhideWhenUsed="1"/>
+    <w:lsdException w:name="toc 8" w:semiHidden="1" w:uiPriority="39" w:unhideWhenUsed="1"/>
+    <w:lsdException w:name="toc 9" w:semiHidden="1" w:uiPriority="39" w:unhideWhenUsed="1"/>
+    <w:lsdException w:name="Normal Indent" w:semiHidden="1" w:unhideWhenUsed="1"/>
+    <w:lsdException w:name="footnote text" w:semiHidden="1" w:unhideWhenUsed="1"/>
+    <w:lsdException w:name="annotation text" w:semiHidden="1" w:unhideWhenUsed="1"/>
+    <w:lsdException w:name="header" w:semiHidden="1" w:unhideWhenUsed="1"/>
+    <w:lsdException w:name="footer" w:semiHidden="1" w:unhideWhenUsed="1"/>
+    <w:lsdException w:name="index heading" w:semiHidden="1" w:unhideWhenUsed="1"/>
+    <w:lsdException w:name="caption" w:semiHidden="1" w:uiPriority="35" w:unhideWhenUsed="1" w:qFormat="1"/>
+    <w:lsdException w:name="table of figures" w:semiHidden="1" w:unhideWhenUsed="1"/>
+    <w:lsdException w:name="envelope address" w:semiHidden="1" w:unhideWhenUsed="1"/>
+    <w:lsdException w:name="envelope return" w:semiHidden="1" w:unhideWhenUsed="1"/>
+    <w:lsdException w:name="footnote reference" w:semiHidden="1" w:unhideWhenUsed="1"/>
+    <w:lsdException w:name="annotation reference" w:semiHidden="1" w:unhideWhenUsed="1"/>
+    <w:lsdException w:name="line number" w:semiHidden="1" w:unhideWhenUsed="1"/>
+    <w:lsdException w:name="page number" w:semiHidden="1" w:unhideWhenUsed="1"/>
+    <w:lsdException w:name="endnote reference" w:semiHidden="1" w:unhideWhenUsed="1"/>
+    <w:lsdException w:name="endnote text" w:semiHidden="1" w:unhideWhenUsed="1"/>
+    <w:lsdException w:name="table of authorities" w:semiHidden="1" w:unhideWhenUsed="1"/>
+    <w:lsdException w:name="macro" w:semiHidden="1" w:unhideWhenUsed="1"/>
+    <w:lsdException w:name="toa heading" w:semiHidden="1" w:unhideWhenUsed="1"/>
+    <w:lsdException w:name="List" w:semiHidden="1" w:unhideWhenUsed="1"/>
+    <w:lsdException w:name="List Bullet" w:semiHidden="1" w:unhideWhenUsed="1"/>
+    <w:lsdException w:name="List Number" w:semiHidden="1" w:unhideWhenUsed="1"/>
+    <w:lsdException w:name="List 2" w:semiHidden="1" w:unhideWhenUsed="1"/>
+    <w:lsdException w:name="List 3" w:semiHidden="1" w:unhideWhenUsed="1"/>
+    <w:lsdException w:name="List 4" w:semiHidden="1" w:unhideWhenUsed="1"/>
+    <w:lsdException w:name="List 5" w:semiHidden="1" w:unhideWhenUsed="1"/>
+    <w:lsdException w:name="List Bullet 2" w:semiHidden="1" w:unhideWhenUsed="1"/>
+    <w:lsdException w:name="List Bullet 3" w:semiHidden="1" w:unhideWhenUsed="1"/>
+    <w:lsdException w:name="List Bullet 4" w:semiHidden="1" w:unhideWhenUsed="1"/>
+    <w:lsdException w:name="List Bullet 5" w:semiHidden="1" w:unhideWhenUsed="1"/>
+    <w:lsdException w:name="List Number 2" w:semiHidden="1" w:unhideWhenUsed="1"/>
+    <w:lsdException w:name="List Number 3" w:semiHidden="1" w:unhideWhenUsed="1"/>
+    <w:lsdException w:name="List Number 4" w:semiHidden="1" w:unhideWhenUsed="1"/>
+    <w:lsdException w:name="List Number 5" w:semiHidden="1" w:unhideWhenUsed="1"/>
+    <w:lsdException w:name="Title" w:uiPriority="10" w:qFormat="1"/>
+    <w:lsdException w:name="Closing" w:semiHidden="1" w:unhideWhenUsed="1"/>
+    <w:lsdException w:name="Signature" w:semiHidden="1" w:unhideWhenUsed="1"/>
+    <w:lsdException w:name="Default Paragraph Font" w:semiHidden="1" w:uiPriority="1" w:unhideWhenUsed="1"/>
+    <w:lsdException w:name="Body Text" w:semiHidden="1" w:unhideWhenUsed="1"/>
+    <w:lsdException w:name="Body Text Indent" w:semiHidden="1" w:unhideWhenUsed="1"/>
+    <w:lsdException w:name="List Continue" w:semiHidden="1" w:unhideWhenUsed="1"/>
+    <w:lsdException w:name="List Continue 2" w:semiHidden="1" w:unhideWhenUsed="1"/>
+    <w:lsdException w:name="List Continue 3" w:semiHidden="1" w:unhideWhenUsed="1"/>
+    <w:lsdException w:name="List Continue 4" w:semiHidden="1" w:unhideWhenUsed="1"/>
+    <w:lsdException w:name="List Continue 5" w:semiHidden="1" w:unhideWhenUsed="1"/>
+    <w:lsdException w:name="Message Header" w:semiHidden="1" w:unhideWhenUsed="1"/>
+    <w:lsdException w:name="Subtitle" w:uiPriority="11" w:qFormat="1"/>
+    <w:lsdException w:name="Salutation" w:semiHidden="1" w:unhideWhenUsed="1"/>
+    <w:lsdException w:name="Date" w:semiHidden="1" w:unhideWhenUsed="1"/>
+    <w:lsdException w:name="Body Text First Indent" w:semiHidden="1" w:unhideWhenUsed="1"/>
+    <w:lsdException w:name="Body Text First Indent 2" w:semiHidden="1" w:unhideWhenUsed="1"/>
+    <w:lsdException w:name="Note Heading" w:semiHidden="1" w:unhideWhenUsed="1"/>
+    <w:lsdException w:name="Body Text 2" w:semiHidden="1" w:unhideWhenUsed="1"/>
+    <w:lsdException w:name="Body Text 3" w:semiHidden="1" w:unhideWhenUsed="1"/>
+    <w:lsdException w:name="Body Text Indent 2" w:semiHidden="1" w:unhideWhenUsed="1"/>
+    <w:lsdException w:name="Body Text Indent 3" w:semiHidden="1" w:unhideWhenUsed="1"/>
+    <w:lsdException w:name="Block Text" w:semiHidden="1" w:unhideWhenUsed="1"/>
+    <w:lsdException w:name="Hyperlink" w:semiHidden="1" w:unhideWhenUsed="1"/>
+    <w:lsdException w:name="FollowedHyperlink" w:semiHidden="1" w:unhideWhenUsed="1"/>
+    <w:lsdException w:name="Strong" w:uiPriority="22" w:qFormat="1"/>
+    <w:lsdException w:name="Emphasis" w:uiPriority="20" w:qFormat="1"/>
+    <w:lsdException w:name="Document Map" w:semiHidden="1" w:unhideWhenUsed="1"/>
+    <w:lsdException w:name="Plain Text" w:semiHidden="1" w:unhideWhenUsed="1"/>
+    <w:lsdException w:name="E-mail Signature" w:semiHidden="1" w:unhideWhenUsed="1"/>
+    <w:lsdException w:name="HTML Top of Form" w:semiHidden="1" w:unhideWhenUsed="1"/>
+    <w:lsdException w:name="HTML Bottom of Form" w:semiHidden="1" w:unhideWhenUsed="1"/>
+    <w:lsdException w:name="Normal (Web)" w:semiHidden="1" w:unhideWhenUsed="1"/>
+    <w:lsdException w:name="HTML Acronym" w:semiHidden="1" w:unhideWhenUsed="1"/>
+    <w:lsdException w:name="HTML Address" w:semiHidden="1" w:unhideWhenUsed="1"/>
+    <w:lsdException w:name="HTML Cite" w:semiHidden="1" w:unhideWhenUsed="1"/>
+    <w:lsdException w:name="HTML Code" w:semiHidden="1" w:unhideWhenUsed="1"/>
+    <w:lsdException w:name="HTML Definition" w:semiHidden="1" w:unhideWhenUsed="1"/>
+    <w:lsdException w:name="HTML Keyboard" w:semiHidden="1" w:unhideWhenUsed="1"/>
+    <w:lsdException w:name="HTML Preformatted" w:semiHidden="1" w:unhideWhenUsed="1"/>
+    <w:lsdException w:name="HTML Sample" w:semiHidden="1" w:unhideWhenUsed="1"/>
+    <w:lsdException w:name="HTML Typewriter" w:semiHidden="1" w:unhideWhenUsed="1"/>
+    <w:lsdException w:name="HTML Variable" w:semiHidden="1" w:unhideWhenUsed="1"/>
+    <w:lsdException w:name="Normal Table" w:semiHidden="1" w:unhideWhenUsed="1"/>
+    <w:lsdException w:name="annotation subject" w:semiHidden="1" w:unhideWhenUsed="1"/>
+    <w:lsdException w:name="No List" w:semiHidden="1" w:unhideWhenUsed="1"/>
+    <w:lsdException w:name="Outline List 1" w:semiHidden="1" w:unhideWhenUsed="1"/>
+    <w:lsdException w:name="Outline List 2" w:semiHidden="1" w:unhideWhenUsed="1"/>
+    <w:lsdException w:name="Outline List 3" w:semiHidden="1" w:unhideWhenUsed="1"/>
+    <w:lsdException w:name="Table Simple 1" w:semiHidden="1" w:unhideWhenUsed="1"/>
+    <w:lsdException w:name="Table Simple 2" w:semiHidden="1" w:unhideWhenUsed="1"/>
+    <w:lsdException w:name="Table Simple 3" w:semiHidden="1" w:unhideWhenUsed="1"/>
+    <w:lsdException w:name="Table Classic 1" w:semiHidden="1" w:unhideWhenUsed="1"/>
+    <w:lsdException w:name="Table Classic 2" w:semiHidden="1" w:unhideWhenUsed="1"/>
+    <w:lsdException w:name="Table Classic 3" w:semiHidden="1" w:unhideWhenUsed="1"/>
+    <w:lsdException w:name="Table Classic 4" w:semiHidden="1" w:unhideWhenUsed="1"/>
+    <w:lsdException w:name="Table Colorful 1" w:semiHidden="1" w:unhideWhenUsed="1"/>
+    <w:lsdException w:name="Table Colorful 2" w:semiHidden="1" w:unhideWhenUsed="1"/>
+    <w:lsdException w:name="Table Colorful 3" w:semiHidden="1" w:unhideWhenUsed="1"/>
+    <w:lsdException w:name="Table Columns 1" w:semiHidden="1" w:unhideWhenUsed="1"/>
+    <w:lsdException w:name="Table Columns 2" w:semiHidden="1" w:unhideWhenUsed="1"/>
+    <w:lsdException w:name="Table Columns 3" w:semiHidden="1" w:unhideWhenUsed="1"/>
+    <w:lsdException w:name="Table Columns 4" w:semiHidden="1" w:unhideWhenUsed="1"/>
+    <w:lsdException w:name="Table Columns 5" w:semiHidden="1" w:unhideWhenUsed="1"/>
+    <w:lsdException w:name="Table Grid 1" w:semiHidden="1" w:unhideWhenUsed="1"/>
+    <w:lsdException w:name="Table Grid 2" w:semiHidden="1" w:unhideWhenUsed="1"/>
+    <w:lsdException w:name="Table Grid 3" w:semiHidden="1" w:unhideWhenUsed="1"/>
+    <w:lsdException w:name="Table Grid 4" w:semiHidden="1" w:unhideWhenUsed="1"/>
+    <w:lsdException w:name="Table Grid 5" w:semiHidden="1" w:unhideWhenUsed="1"/>
+    <w:lsdException w:name="Table Grid 6" w:semiHidden="1" w:unhideWhenUsed="1"/>
+    <w:lsdException w:name="Table Grid 7" w:semiHidden="1" w:unhideWhenUsed="1"/>
+    <w:lsdException w:name="Table Grid 8" w:semiHidden="1" w:unhideWhenUsed="1"/>
+    <w:lsdException w:name="Table List 1" w:semiHidden="1" w:unhideWhenUsed="1"/>
+    <w:lsdException w:name="Table List 2" w:semiHidden="1" w:unhideWhenUsed="1"/>
+    <w:lsdException w:name="Table List 3" w:semiHidden="1" w:unhideWhenUsed="1"/>
+    <w:lsdException w:name="Table List 4" w:semiHidden="1" w:unhideWhenUsed="1"/>
+    <w:lsdException w:name="Table List 5" w:semiHidden="1" w:unhideWhenUsed="1"/>
+    <w:lsdException w:name="Table List 6" w:semiHidden="1" w:unhideWhenUsed="1"/>
+    <w:lsdException w:name="Table List 7" w:semiHidden="1" w:unhideWhenUsed="1"/>
+    <w:lsdException w:name="Table List 8" w:semiHidden="1" w:unhideWhenUsed="1"/>
+    <w:lsdException w:name="Table 3D effects 1" w:semiHidden="1" w:unhideWhenUsed="1"/>
+    <w:lsdException w:name="Table 3D effects 2" w:semiHidden="1" w:unhideWhenUsed="1"/>
+    <w:lsdException w:name="Table 3D effects 3" w:semiHidden="1" w:unhideWhenUsed="1"/>
+    <w:lsdException w:name="Table Contemporary" w:semiHidden="1" w:unhideWhenUsed="1"/>
+    <w:lsdException w:name="Table Elegant" w:semiHidden="1" w:unhideWhenUsed="1"/>
+    <w:lsdException w:name="Table Professional" w:semiHidden="1" w:unhideWhenUsed="1"/>
+    <w:lsdException w:name="Table Subtle 1" w:semiHidden="1" w:unhideWhenUsed="1"/>
+    <w:lsdException w:name="Table Subtle 2" w:semiHidden="1" w:unhideWhenUsed="1"/>
+    <w:lsdException w:name="Table Web 1" w:semiHidden="1" w:unhideWhenUsed="1"/>
+    <w:lsdException w:name="Table Web 2" w:semiHidden="1" w:unhideWhenUsed="1"/>
+    <w:lsdException w:name="Table Web 3" w:semiHidden="1" w:unhideWhenUsed="1"/>
+    <w:lsdException w:name="Balloon Text" w:semiHidden="1" w:unhideWhenUsed="1"/>
+    <w:lsdException w:name="Table Grid" w:uiPriority="39"/>
+    <w:lsdException w:name="Table Theme" w:semiHidden="1" w:unhideWhenUsed="1"/>
+    <w:lsdException w:name="Placeholder Text" w:semiHidden="1"/>
+    <w:lsdException w:name="No Spacing" w:uiPriority="1" w:qFormat="1"/>
+    <w:lsdException w:name="Light Shading" w:uiPriority="60"/>
+    <w:lsdException w:name="Light List" w:uiPriority="61"/>
+    <w:lsdException w:name="Light Grid" w:uiPriority="62"/>
+    <w:lsdException w:name="Medium Shading 1" w:uiPriority="63"/>
+    <w:lsdException w:name="Medium Shading 2" w:uiPriority="64"/>
+    <w:lsdException w:name="Medium List 1" w:uiPriority="65"/>
+    <w:lsdException w:name="Medium List 2" w:uiPriority="66"/>
+    <w:lsdException w:name="Medium Grid 1" w:uiPriority="67"/>
+    <w:lsdException w:name="Medium Grid 2" w:uiPriority="68"/>
+    <w:lsdException w:name="Medium Grid 3" w:uiPriority="69"/>
+    <w:lsdException w:name="Dark List" w:uiPriority="70"/>
+    <w:lsdException w:name="Colorful Shading" w:uiPriority="71"/>
+    <w:lsdException w:name="Colorful List" w:uiPriority="72"/>
+    <w:lsdException w:name="Colorful Grid" w:uiPriority="73"/>
+    <w:lsdException w:name="Light Shading Accent 1" w:uiPriority="60"/>
+    <w:lsdException w:name="Light List Accent 1" w:uiPriority="61"/>
+    <w:lsdException w:name="Light Grid Accent 1" w:uiPriority="62"/>
+    <w:lsdException w:name="Medium Shading 1 Accent 1" w:uiPriority="63"/>
+    <w:lsdException w:name="Medium Shading 2 Accent 1" w:uiPriority="64"/>
+    <w:lsdException w:name="Medium List 1 Accent 1" w:uiPriority="65"/>
+    <w:lsdException w:name="Revision" w:semiHidden="1"/>
+    <w:lsdException w:name="List Paragraph" w:uiPriority="34" w:qFormat="1"/>
+    <w:lsdException w:name="Quote" w:uiPriority="29" w:qFormat="1"/>
+    <w:lsdException w:name="Intense Quote" w:uiPriority="30" w:qFormat="1"/>
+    <w:lsdException w:name="Medium List 2 Accent 1" w:uiPriority="66"/>
+    <w:lsdException w:name="Medium Grid 1 Accent 1" w:uiPriority="67"/>
+    <w:lsdException w:name="Medium Grid 2 Accent 1" w:uiPriority="68"/>
+    <w:lsdException w:name="Medium Grid 3 Accent 1" w:uiPriority="69"/>
+    <w:lsdException w:name="Dark List Accent 1" w:uiPriority="70"/>
+    <w:lsdException w:name="Colorful Shading Accent 1" w:uiPriority="71"/>
+    <w:lsdException w:name="Colorful List Accent 1" w:uiPriority="72"/>
+    <w:lsdException w:name="Colorful Grid Accent 1" w:uiPriority="73"/>
+    <w:lsdException w:name="Light Shading Accent 2" w:uiPriority="60"/>
+    <w:lsdException w:name="Light List Accent 2" w:uiPriority="61"/>
+    <w:lsdException w:name="Light Grid Accent 2" w:uiPriority="62"/>
+    <w:lsdException w:name="Medium Shading 1 Accent 2" w:uiPriority="63"/>
+    <w:lsdException w:name="Medium Shading 2 Accent 2" w:uiPriority="64"/>
+    <w:lsdException w:name="Medium List 1 Accent 2" w:uiPriority="65"/>
+    <w:lsdException w:name="Medium List 2 Accent 2" w:uiPriority="66"/>
+    <w:lsdException w:name="Medium Grid 1 Accent 2" w:uiPriority="67"/>
+    <w:lsdException w:name="Medium Grid 2 Accent 2" w:uiPriority="68"/>
+    <w:lsdException w:name="Medium Grid 3 Accent 2" w:uiPriority="69"/>
+    <w:lsdException w:name="Dark List Accent 2" w:uiPriority="70"/>
+    <w:lsdException w:name="Colorful Shading Accent 2" w:uiPriority="71"/>
+    <w:lsdException w:name="Colorful List Accent 2" w:uiPriority="72"/>
+    <w:lsdException w:name="Colorful Grid Accent 2" w:uiPriority="73"/>
+    <w:lsdException w:name="Light Shading Accent 3" w:uiPriority="60"/>
+    <w:lsdException w:name="Light List Accent 3" w:uiPriority="61"/>
+    <w:lsdException w:name="Light Grid Accent 3" w:uiPriority="62"/>
+    <w:lsdException w:name="Medium Shading 1 Accent 3" w:uiPriority="63"/>
+    <w:lsdException w:name="Medium Shading 2 Accent 3" w:uiPriority="64"/>
+    <w:lsdException w:name="Medium List 1 Accent 3" w:uiPriority="65"/>
+    <w:lsdException w:name="Medium List 2 Accent 3" w:uiPriority="66"/>
+    <w:lsdException w:name="Medium Grid 1 Accent 3" w:uiPriority="67"/>
+    <w:lsdException w:name="Medium Grid 2 Accent 3" w:uiPriority="68"/>
+    <w:lsdException w:name="Medium Grid 3 Accent 3" w:uiPriority="69"/>
+    <w:lsdException w:name="Dark List Accent 3" w:uiPriority="70"/>
+    <w:lsdException w:name="Colorful Shading Accent 3" w:uiPriority="71"/>
+    <w:lsdException w:name="Colorful List Accent 3" w:uiPriority="72"/>
+    <w:lsdException w:name="Colorful Grid Accent 3" w:uiPriority="73"/>
+    <w:lsdException w:name="Light Shading Accent 4" w:uiPriority="60"/>
+    <w:lsdException w:name="Light List Accent 4" w:uiPriority="61"/>
+    <w:lsdException w:name="Light Grid Accent 4" w:uiPriority="62"/>
+    <w:lsdException w:name="Medium Shading 1 Accent 4" w:uiPriority="63"/>
+    <w:lsdException w:name="Medium Shading 2 Accent 4" w:uiPriority="64"/>
+    <w:lsdException w:name="Medium List 1 Accent 4" w:uiPriority="65"/>
+    <w:lsdException w:name="Medium List 2 Accent 4" w:uiPriority="66"/>
+    <w:lsdException w:name="Medium Grid 1 Accent 4" w:uiPriority="67"/>
+    <w:lsdException w:name="Medium Grid 2 Accent 4" w:uiPriority="68"/>
+    <w:lsdException w:name="Medium Grid 3 Accent 4" w:uiPriority="69"/>
+    <w:lsdException w:name="Dark List Accent 4" w:uiPriority="70"/>
+    <w:lsdException w:name="Colorful Shading Accent 4" w:uiPriority="71"/>
+    <w:lsdException w:name="Colorful List Accent 4" w:uiPriority="72"/>
+    <w:lsdException w:name="Colorful Grid Accent 4" w:uiPriority="73"/>
+    <w:lsdException w:name="Light Shading Accent 5" w:uiPriority="60"/>
+    <w:lsdException w:name="Light List Accent 5" w:uiPriority="61"/>
+    <w:lsdException w:name="Light Grid Accent 5" w:uiPriority="62"/>
+    <w:lsdException w:name="Medium Shading 1 Accent 5" w:uiPriority="63"/>
+    <w:lsdException w:name="Medium Shading 2 Accent 5" w:uiPriority="64"/>
+    <w:lsdException w:name="Medium List 1 Accent 5" w:uiPriority="65"/>
+    <w:lsdException w:name="Medium List 2 Accent 5" w:uiPriority="66"/>
+    <w:lsdException w:name="Medium Grid 1 Accent 5" w:uiPriority="67"/>
+    <w:lsdException w:name="Medium Grid 2 Accent 5" w:uiPriority="68"/>
+    <w:lsdException w:name="Medium Grid 3 Accent 5" w:uiPriority="69"/>
+    <w:lsdException w:name="Dark List Accent 5" w:uiPriority="70"/>
+    <w:lsdException w:name="Colorful Shading Accent 5" w:uiPriority="71"/>
+    <w:lsdException w:name="Colorful List Accent 5" w:uiPriority="72"/>
+    <w:lsdException w:name="Colorful Grid Accent 5" w:uiPriority="73"/>
+    <w:lsdException w:name="Light Shading Accent 6" w:uiPriority="60"/>
+    <w:lsdException w:name="Light List Accent 6" w:uiPriority="61"/>
+    <w:lsdException w:name="Light Grid Accent 6" w:uiPriority="62"/>
+    <w:lsdException w:name="Medium Shading 1 Accent 6" w:uiPriority="63"/>
+    <w:lsdException w:name="Medium Shading 2 Accent 6" w:uiPriority="64"/>
+    <w:lsdException w:name="Medium List 1 Accent 6" w:uiPriority="65"/>
+    <w:lsdException w:name="Medium List 2 Accent 6" w:uiPriority="66"/>
+    <w:lsdException w:name="Medium Grid 1 Accent 6" w:uiPriority="67"/>
+    <w:lsdException w:name="Medium Grid 2 Accent 6" w:uiPriority="68"/>
+    <w:lsdException w:name="Medium Grid 3 Accent 6" w:uiPriority="69"/>
+    <w:lsdException w:name="Dark List Accent 6" w:uiPriority="70"/>
+    <w:lsdException w:name="Colorful Shading Accent 6" w:uiPriority="71"/>
+    <w:lsdException w:name="Colorful List Accent 6" w:uiPriority="72"/>
+    <w:lsdException w:name="Colorful Grid Accent 6" w:uiPriority="73"/>
+    <w:lsdException w:name="Subtle Emphasis" w:uiPriority="19" w:qFormat="1"/>
+    <w:lsdException w:name="Intense Emphasis" w:uiPriority="21" w:qFormat="1"/>
+    <w:lsdException w:name="Subtle Reference" w:uiPriority="31" w:qFormat="1"/>
+    <w:lsdException w:name="Intense Reference" w:uiPriority="32" w:qFormat="1"/>
+    <w:lsdException w:name="Book Title" w:uiPriority="33" w:qFormat="1"/>
+    <w:lsdException w:name="Bibliography" w:semiHidden="1" w:uiPriority="37" w:unhideWhenUsed="1"/>
+    <w:lsdException w:name="TOC Heading" w:semiHidden="1" w:uiPriority="39" w:unhideWhenUsed="1" w:qFormat="1"/>
+    <w:lsdException w:name="Plain Table 1" w:uiPriority="41"/>
+    <w:lsdException w:name="Plain Table 2" w:uiPriority="42"/>
+    <w:lsdException w:name="Plain Table 3" w:uiPriority="43"/>
+    <w:lsdException w:name="Plain Table 4" w:uiPriority="44"/>
+    <w:lsdException w:name="Plain Table 5" w:uiPriority="45"/>
+    <w:lsdException w:name="Grid Table Light" w:uiPriority="40"/>
+    <w:lsdException w:name="Grid Table 1 Light" w:uiPriority="46"/>
+    <w:lsdException w:name="Grid Table 2" w:uiPriority="47"/>
+    <w:lsdException w:name="Grid Table 3" w:uiPriority="48"/>
+    <w:lsdException w:name="Grid Table 4" w:uiPriority="49"/>
+    <w:lsdException w:name="Grid Table 5 Dark" w:uiPriority="50"/>
+    <w:lsdException w:name="Grid Table 6 Colorful" w:uiPriority="51"/>
+    <w:lsdException w:name="Grid Table 7 Colorful" w:uiPriority="52"/>
+    <w:lsdException w:name="Grid Table 1 Light Accent 1" w:uiPriority="46"/>
+    <w:lsdException w:name="Grid Table 2 Accent 1" w:uiPriority="47"/>
+    <w:lsdException w:name="Grid Table 3 Accent 1" w:uiPriority="48"/>
+    <w:lsdException w:name="Grid Table 4 Accent 1" w:uiPriority="49"/>
+    <w:lsdException w:name="Grid Table 5 Dark Accent 1" w:uiPriority="50"/>
+    <w:lsdException w:name="Grid Table 6 Colorful Accent 1" w:uiPriority="51"/>
+    <w:lsdException w:name="Grid Table 7 Colorful Accent 1" w:uiPriority="52"/>
+    <w:lsdException w:name="Grid Table 1 Light Accent 2" w:uiPriority="46"/>
+    <w:lsdException w:name="Grid Table 2 Accent 2" w:uiPriority="47"/>
+    <w:lsdException w:name="Grid Table 3 Accent 2" w:uiPriority="48"/>
+    <w:lsdException w:name="Grid Table 4 Accent 2" w:uiPriority="49"/>
+    <w:lsdException w:name="Grid Table 5 Dark Accent 2" w:uiPriority="50"/>
+    <w:lsdException w:name="Grid Table 6 Colorful Accent 2" w:uiPriority="51"/>
+    <w:lsdException w:name="Grid Table 7 Colorful Accent 2" w:uiPriority="52"/>
+    <w:lsdException w:name="Grid Table 1 Light Accent 3" w:uiPriority="46"/>
+    <w:lsdException w:name="Grid Table 2 Accent 3" w:uiPriority="47"/>
+    <w:lsdException w:name="Grid Table 3 Accent 3" w:uiPriority="48"/>
+    <w:lsdException w:name="Grid Table 4 Accent 3" w:uiPriority="49"/>
+    <w:lsdException w:name="Grid Table 5 Dark Accent 3" w:uiPriority="50"/>
+    <w:lsdException w:name="Grid Table 6 Colorful Accent 3" w:uiPriority="51"/>
+    <w:lsdException w:name="Grid Table 7 Colorful Accent 3" w:uiPriority="52"/>
+    <w:lsdException w:name="Grid Table 1 Light Accent 4" w:uiPriority="46"/>
+    <w:lsdException w:name="Grid Table 2 Accent 4" w:uiPriority="47"/>
+    <w:lsdException w:name="Grid Table 3 Accent 4" w:uiPriority="48"/>
+    <w:lsdException w:name="Grid Table 4 Accent 4" w:uiPriority="49"/>
+    <w:lsdException w:name="Grid Table 5 Dark Accent 4" w:uiPriority="50"/>
+    <w:lsdException w:name="Grid Table 6 Colorful Accent 4" w:uiPriority="51"/>
+    <w:lsdException w:name="Grid Table 7 Colorful Accent 4" w:uiPriority="52"/>
+    <w:lsdException w:name="Grid Table 1 Light Accent 5" w:uiPriority="46"/>
+    <w:lsdException w:name="Grid Table 2 Accent 5" w:uiPriority="47"/>
+    <w:lsdException w:name="Grid Table 3 Accent 5" w:uiPriority="48"/>
+    <w:lsdException w:name="Grid Table 4 Accent 5" w:uiPriority="49"/>
+    <w:lsdException w:name="Grid Table 5 Dark Accent 5" w:uiPriority="50"/>
+    <w:lsdException w:name="Grid Table 6 Colorful Accent 5" w:uiPriority="51"/>
+    <w:lsdException w:name="Grid Table 7 Colorful Accent 5" w:uiPriority="52"/>
+    <w:lsdException w:name="Grid Table 1 Light Accent 6" w:uiPriority="46"/>
+    <w:lsdException w:name="Grid Table 2 Accent 6" w:uiPriority="47"/>
+    <w:lsdException w:name="Grid Table 3 Accent 6" w:uiPriority="48"/>
+    <w:lsdException w:name="Grid Table 4 Accent 6" w:uiPriority="49"/>
+    <w:lsdException w:name="Grid Table 5 Dark Accent 6" w:uiPriority="50"/>
+    <w:lsdException w:name="Grid Table 6 Colorful Accent 6" w:uiPriority="51"/>
+    <w:lsdException w:name="Grid Table 7 Colorful Accent 6" w:uiPriority="52"/>
+    <w:lsdException w:name="List Table 1 Light" w:uiPriority="46"/>
+    <w:lsdException w:name="List Table 2" w:uiPriority="47"/>
+    <w:lsdException w:name="List Table 3" w:uiPriority="48"/>
+    <w:lsdException w:name="List Table 4" w:uiPriority="49"/>
+    <w:lsdException w:name="List Table 5 Dark" w:uiPriority="50"/>
+    <w:lsdException w:name="List Table 6 Colorful" w:uiPriority="51"/>
+    <w:lsdException w:name="List Table 7 Colorful" w:uiPriority="52"/>
+    <w:lsdException w:name="List Table 1 Light Accent 1" w:uiPriority="46"/>
+    <w:lsdException w:name="List Table 2 Accent 1" w:uiPriority="47"/>
+    <w:lsdException w:name="List Table 3 Accent 1" w:uiPriority="48"/>
+    <w:lsdException w:name="List Table 4 Accent 1" w:uiPriority="49"/>
+    <w:lsdException w:name="List Table 5 Dark Accent 1" w:uiPriority="50"/>
+    <w:lsdException w:name="List Table 6 Colorful Accent 1" w:uiPriority="51"/>
+    <w:lsdException w:name="List Table 7 Colorful Accent 1" w:uiPriority="52"/>
+    <w:lsdException w:name="List Table 1 Light Accent 2" w:uiPriority="46"/>
+    <w:lsdException w:name="List Table 2 Accent 2" w:uiPriority="47"/>
+    <w:lsdException w:name="List Table 3 Accent 2" w:uiPriority="48"/>
+    <w:lsdException w:name="List Table 4 Accent 2" w:uiPriority="49"/>
+    <w:lsdException w:name="List Table 5 Dark Accent 2" w:uiPriority="50"/>
+    <w:lsdException w:name="List Table 6 Colorful Accent 2" w:uiPriority="51"/>
+    <w:lsdException w:name="List Table 7 Colorful Accent 2" w:uiPriority="52"/>
+    <w:lsdException w:name="List Table 1 Light Accent 3" w:uiPriority="46"/>
+    <w:lsdException w:name="List Table 2 Accent 3" w:uiPriority="47"/>
+    <w:lsdException w:name="List Table 3 Accent 3" w:uiPriority="48"/>
+    <w:lsdException w:name="List Table 4 Accent 3" w:uiPriority="49"/>
+    <w:lsdException w:name="List Table 5 Dark Accent 3" w:uiPriority="50"/>
+    <w:lsdException w:name="List Table 6 Colorful Accent 3" w:uiPriority="51"/>
+    <w:lsdException w:name="List Table 7 Colorful Accent 3" w:uiPriority="52"/>
+    <w:lsdException w:name="List Table 1 Light Accent 4" w:uiPriority="46"/>
+    <w:lsdException w:name="List Table 2 Accent 4" w:uiPriority="47"/>
+    <w:lsdException w:name="List Table 3 Accent 4" w:uiPriority="48"/>
+    <w:lsdException w:name="List Table 4 Accent 4" w:uiPriority="49"/>
+    <w:lsdException w:name="List Table 5 Dark Accent 4" w:uiPriority="50"/>
+    <w:lsdException w:name="List Table 6 Colorful Accent 4" w:uiPriority="51"/>
+    <w:lsdException w:name="List Table 7 Colorful Accent 4" w:uiPriority="52"/>
+    <w:lsdException w:name="List Table 1 Light Accent 5" w:uiPriority="46"/>
+    <w:lsdException w:name="List Table 2 Accent 5" w:uiPriority="47"/>
+    <w:lsdException w:name="List Table 3 Accent 5" w:uiPriority="48"/>
+    <w:lsdException w:name="List Table 4 Accent 5" w:uiPriority="49"/>
+    <w:lsdException w:name="List Table 5 Dark Accent 5" w:uiPriority="50"/>
+    <w:lsdException w:name="List Table 6 Colorful Accent 5" w:uiPriority="51"/>
+    <w:lsdException w:name="List Table 7 Colorful Accent 5" w:uiPriority="52"/>
+    <w:lsdException w:name="List Table 1 Light Accent 6" w:uiPriority="46"/>
+    <w:lsdException w:name="List Table 2 Accent 6" w:uiPriority="47"/>
+    <w:lsdException w:name="List Table 3 Accent 6" w:uiPriority="48"/>
+    <w:lsdException w:name="List Table 4 Accent 6" w:uiPriority="49"/>
+    <w:lsdException w:name="List Table 5 Dark Accent 6" w:uiPriority="50"/>
+    <w:lsdException w:name="List Table 6 Colorful Accent 6" w:uiPriority="51"/>
+    <w:lsdException w:name="List Table 7 Colorful Accent 6" w:uiPriority="52"/>
+    <w:lsdException w:name="Mention" w:semiHidden="1" w:unhideWhenUsed="1"/>
+    <w:lsdException w:name="Smart Hyperlink" w:semiHidden="1" w:unhideWhenUsed="1"/>
+    <w:lsdException w:name="Hashtag" w:semiHidden="1" w:unhideWhenUsed="1"/>
+    <w:lsdException w:name="Unresolved Mention" w:semiHidden="1" w:unhideWhenUsed="1"/>
+    <w:lsdException w:name="Smart Link" w:semiHidden="1" w:unhideWhenUsed="1"/>
+  </w:latentStyles>
+  <w:style w:type="paragraph" w:default="1" w:styleId="Normal">
+    <w:name w:val="Normal"/>
     <w:qFormat/>
-    <w:rPr>
-      <w:sz w:val="56"/>
-      <w:szCs w:val="56"/>
-    </w:rPr>
   </w:style>
   <w:style w:type="paragraph" w:styleId="Heading1">
-    <w:name w:val="Heading 1"/>
-    <w:basedOn w:val="Normal"/>
-    <w:next w:val="Normal"/>
+    <w:name w:val="heading 1"/>
+    <w:uiPriority w:val="9"/>
     <w:qFormat/>
+    <w:pPr>
+      <w:outlineLvl w:val="0"/>
+    </w:pPr>
     <w:rPr>
       <w:color w:val="2E74B5"/>
       <w:sz w:val="32"/>
@@ -2006,21 +2173,27 @@
     </w:rPr>
   </w:style>
   <w:style w:type="paragraph" w:styleId="Heading2">
-    <w:name w:val="Heading 2"/>
-    <w:basedOn w:val="Normal"/>
-    <w:next w:val="Normal"/>
+    <w:name w:val="heading 2"/>
+    <w:uiPriority w:val="9"/>
+    <w:semiHidden/>
+    <w:unhideWhenUsed/>
     <w:qFormat/>
+    <w:pPr>
+      <w:outlineLvl w:val="1"/>
+    </w:pPr>
     <w:rPr>
       <w:color w:val="2E74B5"/>
-      <w:sz w:val="26"/>
-      <w:szCs w:val="26"/>
     </w:rPr>
   </w:style>
   <w:style w:type="paragraph" w:styleId="Heading3">
-    <w:name w:val="Heading 3"/>
-    <w:basedOn w:val="Normal"/>
-    <w:next w:val="Normal"/>
+    <w:name w:val="heading 3"/>
+    <w:uiPriority w:val="9"/>
+    <w:semiHidden/>
+    <w:unhideWhenUsed/>
     <w:qFormat/>
+    <w:pPr>
+      <w:outlineLvl w:val="2"/>
+    </w:pPr>
     <w:rPr>
       <w:color w:val="1F4D78"/>
       <w:sz w:val="24"/>
@@ -2028,10 +2201,14 @@
     </w:rPr>
   </w:style>
   <w:style w:type="paragraph" w:styleId="Heading4">
-    <w:name w:val="Heading 4"/>
-    <w:basedOn w:val="Normal"/>
-    <w:next w:val="Normal"/>
+    <w:name w:val="heading 4"/>
+    <w:uiPriority w:val="9"/>
+    <w:semiHidden/>
+    <w:unhideWhenUsed/>
     <w:qFormat/>
+    <w:pPr>
+      <w:outlineLvl w:val="3"/>
+    </w:pPr>
     <w:rPr>
       <w:i/>
       <w:iCs/>
@@ -2039,27 +2216,69 @@
     </w:rPr>
   </w:style>
   <w:style w:type="paragraph" w:styleId="Heading5">
-    <w:name w:val="Heading 5"/>
-    <w:basedOn w:val="Normal"/>
-    <w:next w:val="Normal"/>
+    <w:name w:val="heading 5"/>
+    <w:uiPriority w:val="9"/>
+    <w:semiHidden/>
+    <w:unhideWhenUsed/>
     <w:qFormat/>
+    <w:pPr>
+      <w:outlineLvl w:val="4"/>
+    </w:pPr>
     <w:rPr>
       <w:color w:val="2E74B5"/>
     </w:rPr>
   </w:style>
   <w:style w:type="paragraph" w:styleId="Heading6">
-    <w:name w:val="Heading 6"/>
-    <w:basedOn w:val="Normal"/>
-    <w:next w:val="Normal"/>
+    <w:name w:val="heading 6"/>
+    <w:uiPriority w:val="9"/>
+    <w:semiHidden/>
+    <w:unhideWhenUsed/>
     <w:qFormat/>
+    <w:pPr>
+      <w:outlineLvl w:val="5"/>
+    </w:pPr>
     <w:rPr>
       <w:color w:val="1F4D78"/>
     </w:rPr>
   </w:style>
-  <w:style w:type="paragraph" w:styleId="Strong">
-    <w:name w:val="Strong"/>
-    <w:basedOn w:val="Normal"/>
-    <w:next w:val="Normal"/>
+  <w:style w:type="character" w:default="1" w:styleId="DefaultParagraphFont">
+    <w:name w:val="Default Paragraph Font"/>
+    <w:uiPriority w:val="1"/>
+    <w:semiHidden/>
+    <w:unhideWhenUsed/>
+  </w:style>
+  <w:style w:type="table" w:default="1" w:styleId="TableNormal">
+    <w:name w:val="Normal Table"/>
+    <w:uiPriority w:val="99"/>
+    <w:semiHidden/>
+    <w:unhideWhenUsed/>
+    <w:tblPr>
+      <w:tblInd w:w="0" w:type="dxa"/>
+      <w:tblCellMar>
+        <w:top w:w="0" w:type="dxa"/>
+        <w:left w:w="108" w:type="dxa"/>
+        <w:bottom w:w="0" w:type="dxa"/>
+        <w:right w:w="108" w:type="dxa"/>
+      </w:tblCellMar>
+    </w:tblPr>
+  </w:style>
+  <w:style w:type="numbering" w:default="1" w:styleId="NoList">
+    <w:name w:val="No List"/>
+    <w:uiPriority w:val="99"/>
+    <w:semiHidden/>
+    <w:unhideWhenUsed/>
+  </w:style>
+  <w:style w:type="paragraph" w:styleId="Title">
+    <w:name w:val="Title"/>
+    <w:uiPriority w:val="10"/>
+    <w:qFormat/>
+    <w:rPr>
+      <w:sz w:val="56"/>
+      <w:szCs w:val="56"/>
+    </w:rPr>
+  </w:style>
+  <w:style w:type="paragraph" w:customStyle="1" w:styleId="Strong1">
+    <w:name w:val="Strong1"/>
     <w:qFormat/>
     <w:rPr>
       <w:b/>
@@ -2068,12 +2287,10 @@
   </w:style>
   <w:style w:type="paragraph" w:styleId="ListParagraph">
     <w:name w:val="List Paragraph"/>
-    <w:basedOn w:val="Normal"/>
     <w:qFormat/>
   </w:style>
   <w:style w:type="character" w:styleId="Hyperlink">
     <w:name w:val="Hyperlink"/>
-    <w:basedOn w:val="DefaultParagraphFont"/>
     <w:uiPriority w:val="99"/>
     <w:unhideWhenUsed/>
     <w:rPr>
@@ -2083,7 +2300,6 @@
   </w:style>
   <w:style w:type="character" w:styleId="FootnoteReference">
     <w:name w:val="footnote reference"/>
-    <w:basedOn w:val="DefaultParagraphFont"/>
     <w:uiPriority w:val="99"/>
     <w:semiHidden/>
     <w:unhideWhenUsed/>
@@ -2093,22 +2309,17 @@
   </w:style>
   <w:style w:type="paragraph" w:styleId="FootnoteText">
     <w:name w:val="footnote text"/>
-    <w:basedOn w:val="Normal"/>
     <w:link w:val="FootnoteTextChar"/>
     <w:uiPriority w:val="99"/>
     <w:semiHidden/>
     <w:unhideWhenUsed/>
-    <w:pPr>
-      <w:spacing w:after="0" w:line="240" w:lineRule="auto"/>
-    </w:pPr>
     <w:rPr>
       <w:sz w:val="20"/>
       <w:szCs w:val="20"/>
     </w:rPr>
   </w:style>
-  <w:style w:type="character" w:styleId="FootnoteTextChar">
+  <w:style w:type="character" w:customStyle="1" w:styleId="FootnoteTextChar">
     <w:name w:val="Footnote Text Char"/>
-    <w:basedOn w:val="DefaultParagraphFont"/>
     <w:link w:val="FootnoteText"/>
     <w:uiPriority w:val="99"/>
     <w:semiHidden/>
@@ -2120,7 +2331,6 @@
   </w:style>
   <w:style w:type="character" w:styleId="EndnoteReference">
     <w:name w:val="endnote reference"/>
-    <w:basedOn w:val="DefaultParagraphFont"/>
     <w:uiPriority w:val="99"/>
     <w:semiHidden/>
     <w:unhideWhenUsed/>
@@ -2130,22 +2340,17 @@
   </w:style>
   <w:style w:type="paragraph" w:styleId="EndnoteText">
     <w:name w:val="endnote text"/>
-    <w:basedOn w:val="Normal"/>
     <w:link w:val="EndnoteTextChar"/>
     <w:uiPriority w:val="99"/>
     <w:semiHidden/>
     <w:unhideWhenUsed/>
-    <w:pPr>
-      <w:spacing w:after="0" w:line="240" w:lineRule="auto"/>
-    </w:pPr>
     <w:rPr>
       <w:sz w:val="20"/>
       <w:szCs w:val="20"/>
     </w:rPr>
   </w:style>
-  <w:style w:type="character" w:styleId="EndnoteTextChar">
+  <w:style w:type="character" w:customStyle="1" w:styleId="EndnoteTextChar">
     <w:name w:val="Endnote Text Char"/>
-    <w:basedOn w:val="DefaultParagraphFont"/>
     <w:link w:val="EndnoteText"/>
     <w:uiPriority w:val="99"/>
     <w:semiHidden/>
@@ -2156,4 +2361,319 @@
     </w:rPr>
   </w:style>
 </w:styles>
+</file>
+
+<file path=word/theme/theme1.xml><?xml version="1.0" encoding="utf-8"?>
+<a:theme xmlns:a="http://schemas.openxmlformats.org/drawingml/2006/main" name="Office Theme">
+  <a:themeElements>
+    <a:clrScheme name="Office">
+      <a:dk1>
+        <a:sysClr val="windowText" lastClr="000000"/>
+      </a:dk1>
+      <a:lt1>
+        <a:sysClr val="window" lastClr="FFFFFF"/>
+      </a:lt1>
+      <a:dk2>
+        <a:srgbClr val="0E2841"/>
+      </a:dk2>
+      <a:lt2>
+        <a:srgbClr val="E8E8E8"/>
+      </a:lt2>
+      <a:accent1>
+        <a:srgbClr val="156082"/>
+      </a:accent1>
+      <a:accent2>
+        <a:srgbClr val="E97132"/>
+      </a:accent2>
+      <a:accent3>
+        <a:srgbClr val="196B24"/>
+      </a:accent3>
+      <a:accent4>
+        <a:srgbClr val="0F9ED5"/>
+      </a:accent4>
+      <a:accent5>
+        <a:srgbClr val="A02B93"/>
+      </a:accent5>
+      <a:accent6>
+        <a:srgbClr val="4EA72E"/>
+      </a:accent6>
+      <a:hlink>
+        <a:srgbClr val="467886"/>
+      </a:hlink>
+      <a:folHlink>
+        <a:srgbClr val="96607D"/>
+      </a:folHlink>
+    </a:clrScheme>
+    <a:fontScheme name="Office">
+      <a:majorFont>
+        <a:latin typeface="Aptos Display" panose="02110004020202020204"/>
+        <a:ea typeface=""/>
+        <a:cs typeface=""/>
+        <a:font script="Jpan" typeface="游ゴシック Light"/>
+        <a:font script="Hang" typeface="맑은 고딕"/>
+        <a:font script="Hans" typeface="等线 Light"/>
+        <a:font script="Hant" typeface="新細明體"/>
+        <a:font script="Arab" typeface="Times New Roman"/>
+        <a:font script="Hebr" typeface="Times New Roman"/>
+        <a:font script="Thai" typeface="Angsana New"/>
+        <a:font script="Ethi" typeface="Nyala"/>
+        <a:font script="Beng" typeface="Vrinda"/>
+        <a:font script="Gujr" typeface="Shruti"/>
+        <a:font script="Khmr" typeface="MoolBoran"/>
+        <a:font script="Knda" typeface="Tunga"/>
+        <a:font script="Guru" typeface="Raavi"/>
+        <a:font script="Cans" typeface="Euphemia"/>
+        <a:font script="Cher" typeface="Plantagenet Cherokee"/>
+        <a:font script="Yiii" typeface="Microsoft Yi Baiti"/>
+        <a:font script="Tibt" typeface="Microsoft Himalaya"/>
+        <a:font script="Thaa" typeface="MV Boli"/>
+        <a:font script="Deva" typeface="Mangal"/>
+        <a:font script="Telu" typeface="Gautami"/>
+        <a:font script="Taml" typeface="Latha"/>
+        <a:font script="Syrc" typeface="Estrangelo Edessa"/>
+        <a:font script="Orya" typeface="Kalinga"/>
+        <a:font script="Mlym" typeface="Kartika"/>
+        <a:font script="Laoo" typeface="DokChampa"/>
+        <a:font script="Sinh" typeface="Iskoola Pota"/>
+        <a:font script="Mong" typeface="Mongolian Baiti"/>
+        <a:font script="Viet" typeface="Times New Roman"/>
+        <a:font script="Uigh" typeface="Microsoft Uighur"/>
+        <a:font script="Geor" typeface="Sylfaen"/>
+        <a:font script="Armn" typeface="Arial"/>
+        <a:font script="Bugi" typeface="Leelawadee UI"/>
+        <a:font script="Bopo" typeface="Microsoft JhengHei"/>
+        <a:font script="Java" typeface="Javanese Text"/>
+        <a:font script="Lisu" typeface="Segoe UI"/>
+        <a:font script="Mymr" typeface="Myanmar Text"/>
+        <a:font script="Nkoo" typeface="Ebrima"/>
+        <a:font script="Olck" typeface="Nirmala UI"/>
+        <a:font script="Osma" typeface="Ebrima"/>
+        <a:font script="Phag" typeface="Phagspa"/>
+        <a:font script="Syrn" typeface="Estrangelo Edessa"/>
+        <a:font script="Syrj" typeface="Estrangelo Edessa"/>
+        <a:font script="Syre" typeface="Estrangelo Edessa"/>
+        <a:font script="Sora" typeface="Nirmala UI"/>
+        <a:font script="Tale" typeface="Microsoft Tai Le"/>
+        <a:font script="Talu" typeface="Microsoft New Tai Lue"/>
+        <a:font script="Tfng" typeface="Ebrima"/>
+      </a:majorFont>
+      <a:minorFont>
+        <a:latin typeface="Aptos" panose="02110004020202020204"/>
+        <a:ea typeface=""/>
+        <a:cs typeface=""/>
+        <a:font script="Jpan" typeface="游明朝"/>
+        <a:font script="Hang" typeface="맑은 고딕"/>
+        <a:font script="Hans" typeface="等线"/>
+        <a:font script="Hant" typeface="新細明體"/>
+        <a:font script="Arab" typeface="Arial"/>
+        <a:font script="Hebr" typeface="Arial"/>
+        <a:font script="Thai" typeface="Cordia New"/>
+        <a:font script="Ethi" typeface="Nyala"/>
+        <a:font script="Beng" typeface="Vrinda"/>
+        <a:font script="Gujr" typeface="Shruti"/>
+        <a:font script="Khmr" typeface="DaunPenh"/>
+        <a:font script="Knda" typeface="Tunga"/>
+        <a:font script="Guru" typeface="Raavi"/>
+        <a:font script="Cans" typeface="Euphemia"/>
+        <a:font script="Cher" typeface="Plantagenet Cherokee"/>
+        <a:font script="Yiii" typeface="Microsoft Yi Baiti"/>
+        <a:font script="Tibt" typeface="Microsoft Himalaya"/>
+        <a:font script="Thaa" typeface="MV Boli"/>
+        <a:font script="Deva" typeface="Mangal"/>
+        <a:font script="Telu" typeface="Gautami"/>
+        <a:font script="Taml" typeface="Latha"/>
+        <a:font script="Syrc" typeface="Estrangelo Edessa"/>
+        <a:font script="Orya" typeface="Kalinga"/>
+        <a:font script="Mlym" typeface="Kartika"/>
+        <a:font script="Laoo" typeface="DokChampa"/>
+        <a:font script="Sinh" typeface="Iskoola Pota"/>
+        <a:font script="Mong" typeface="Mongolian Baiti"/>
+        <a:font script="Viet" typeface="Arial"/>
+        <a:font script="Uigh" typeface="Microsoft Uighur"/>
+        <a:font script="Geor" typeface="Sylfaen"/>
+        <a:font script="Armn" typeface="Arial"/>
+        <a:font script="Bugi" typeface="Leelawadee UI"/>
+        <a:font script="Bopo" typeface="Microsoft JhengHei"/>
+        <a:font script="Java" typeface="Javanese Text"/>
+        <a:font script="Lisu" typeface="Segoe UI"/>
+        <a:font script="Mymr" typeface="Myanmar Text"/>
+        <a:font script="Nkoo" typeface="Ebrima"/>
+        <a:font script="Olck" typeface="Nirmala UI"/>
+        <a:font script="Osma" typeface="Ebrima"/>
+        <a:font script="Phag" typeface="Phagspa"/>
+        <a:font script="Syrn" typeface="Estrangelo Edessa"/>
+        <a:font script="Syrj" typeface="Estrangelo Edessa"/>
+        <a:font script="Syre" typeface="Estrangelo Edessa"/>
+        <a:font script="Sora" typeface="Nirmala UI"/>
+        <a:font script="Tale" typeface="Microsoft Tai Le"/>
+        <a:font script="Talu" typeface="Microsoft New Tai Lue"/>
+        <a:font script="Tfng" typeface="Ebrima"/>
+      </a:minorFont>
+    </a:fontScheme>
+    <a:fmtScheme name="Office">
+      <a:fillStyleLst>
+        <a:solidFill>
+          <a:schemeClr val="phClr"/>
+        </a:solidFill>
+        <a:gradFill rotWithShape="1">
+          <a:gsLst>
+            <a:gs pos="0">
+              <a:schemeClr val="phClr">
+                <a:lumMod val="110000"/>
+                <a:satMod val="105000"/>
+                <a:tint val="67000"/>
+              </a:schemeClr>
+            </a:gs>
+            <a:gs pos="50000">
+              <a:schemeClr val="phClr">
+                <a:lumMod val="105000"/>
+                <a:satMod val="103000"/>
+                <a:tint val="73000"/>
+              </a:schemeClr>
+            </a:gs>
+            <a:gs pos="100000">
+              <a:schemeClr val="phClr">
+                <a:lumMod val="105000"/>
+                <a:satMod val="109000"/>
+                <a:tint val="81000"/>
+              </a:schemeClr>
+            </a:gs>
+          </a:gsLst>
+          <a:lin ang="5400000" scaled="0"/>
+        </a:gradFill>
+        <a:gradFill rotWithShape="1">
+          <a:gsLst>
+            <a:gs pos="0">
+              <a:schemeClr val="phClr">
+                <a:satMod val="103000"/>
+                <a:lumMod val="102000"/>
+                <a:tint val="94000"/>
+              </a:schemeClr>
+            </a:gs>
+            <a:gs pos="50000">
+              <a:schemeClr val="phClr">
+                <a:satMod val="110000"/>
+                <a:lumMod val="100000"/>
+                <a:shade val="100000"/>
+              </a:schemeClr>
+            </a:gs>
+            <a:gs pos="100000">
+              <a:schemeClr val="phClr">
+                <a:lumMod val="99000"/>
+                <a:satMod val="120000"/>
+                <a:shade val="78000"/>
+              </a:schemeClr>
+            </a:gs>
+          </a:gsLst>
+          <a:lin ang="5400000" scaled="0"/>
+        </a:gradFill>
+      </a:fillStyleLst>
+      <a:lnStyleLst>
+        <a:ln w="12700" cap="flat" cmpd="sng" algn="ctr">
+          <a:solidFill>
+            <a:schemeClr val="phClr"/>
+          </a:solidFill>
+          <a:prstDash val="solid"/>
+          <a:miter lim="800000"/>
+        </a:ln>
+        <a:ln w="19050" cap="flat" cmpd="sng" algn="ctr">
+          <a:solidFill>
+            <a:schemeClr val="phClr"/>
+          </a:solidFill>
+          <a:prstDash val="solid"/>
+          <a:miter lim="800000"/>
+        </a:ln>
+        <a:ln w="25400" cap="flat" cmpd="sng" algn="ctr">
+          <a:solidFill>
+            <a:schemeClr val="phClr"/>
+          </a:solidFill>
+          <a:prstDash val="solid"/>
+          <a:miter lim="800000"/>
+        </a:ln>
+      </a:lnStyleLst>
+      <a:effectStyleLst>
+        <a:effectStyle>
+          <a:effectLst/>
+        </a:effectStyle>
+        <a:effectStyle>
+          <a:effectLst/>
+        </a:effectStyle>
+        <a:effectStyle>
+          <a:effectLst>
+            <a:outerShdw blurRad="57150" dist="19050" dir="5400000" algn="ctr" rotWithShape="0">
+              <a:srgbClr val="000000">
+                <a:alpha val="63000"/>
+              </a:srgbClr>
+            </a:outerShdw>
+          </a:effectLst>
+        </a:effectStyle>
+      </a:effectStyleLst>
+      <a:bgFillStyleLst>
+        <a:solidFill>
+          <a:schemeClr val="phClr"/>
+        </a:solidFill>
+        <a:solidFill>
+          <a:schemeClr val="phClr">
+            <a:tint val="95000"/>
+            <a:satMod val="170000"/>
+          </a:schemeClr>
+        </a:solidFill>
+        <a:gradFill rotWithShape="1">
+          <a:gsLst>
+            <a:gs pos="0">
+              <a:schemeClr val="phClr">
+                <a:tint val="93000"/>
+                <a:satMod val="150000"/>
+                <a:shade val="98000"/>
+                <a:lumMod val="102000"/>
+              </a:schemeClr>
+            </a:gs>
+            <a:gs pos="50000">
+              <a:schemeClr val="phClr">
+                <a:tint val="98000"/>
+                <a:satMod val="130000"/>
+                <a:shade val="90000"/>
+                <a:lumMod val="103000"/>
+              </a:schemeClr>
+            </a:gs>
+            <a:gs pos="100000">
+              <a:schemeClr val="phClr">
+                <a:shade val="63000"/>
+                <a:satMod val="120000"/>
+              </a:schemeClr>
+            </a:gs>
+          </a:gsLst>
+          <a:lin ang="5400000" scaled="0"/>
+        </a:gradFill>
+      </a:bgFillStyleLst>
+    </a:fmtScheme>
+  </a:themeElements>
+  <a:objectDefaults>
+    <a:lnDef>
+      <a:spPr/>
+      <a:bodyPr/>
+      <a:lstStyle/>
+      <a:style>
+        <a:lnRef idx="2">
+          <a:schemeClr val="accent1"/>
+        </a:lnRef>
+        <a:fillRef idx="0">
+          <a:schemeClr val="accent1"/>
+        </a:fillRef>
+        <a:effectRef idx="1">
+          <a:schemeClr val="accent1"/>
+        </a:effectRef>
+        <a:fontRef idx="minor">
+          <a:schemeClr val="tx1"/>
+        </a:fontRef>
+      </a:style>
+    </a:lnDef>
+  </a:objectDefaults>
+  <a:extraClrSchemeLst/>
+  <a:extLst>
+    <a:ext uri="{05A4C25C-085E-4340-85A3-A5531E510DB2}">
+      <thm15:themeFamily xmlns:thm15="http://schemas.microsoft.com/office/thememl/2012/main" name="Office Theme" id="{2E142A2C-CD16-42D6-873A-C26D2A0506FA}" vid="{1BDDFF52-6CD6-40A5-AB3C-68EB2F1E4D0A}"/>
+    </a:ext>
+  </a:extLst>
+</a:theme>
 </file>